--- a/downloads/workbook/ai-7-week-13.docx
+++ b/downloads/workbook/ai-7-week-13.docx
@@ -997,6 +997,178 @@
         <w:t>Project connection: For the Reproducible AI Research Study, retain an annotated worked trace and the changed-case reasoning. Connect the claim to its records, units and assumptions so another investigator can challenge or reproduce it.</w:t>
       </w:r>
     </w:p>
+    <w:p>
+      <w:pPr>
+        <w:pStyle w:val="Heading1"/>
+      </w:pPr>
+      <w:r>
+        <w:t>13. Project portfolio milestone</w:t>
+      </w:r>
+    </w:p>
+    <w:p>
+      <w:r>
+        <w:t>Project: Reproducible AI Research Study</w:t>
+      </w:r>
+    </w:p>
+    <w:p>
+      <w:r>
+        <w:t>Current milestone: Test changed cases. Keep normal, boundary and failure cases; compare expected and observed results.</w:t>
+      </w:r>
+    </w:p>
+    <w:p>
+      <w:r>
+        <w:t>For the Reproducible AI Research Study, retain an annotated worked trace and the changed-case reasoning. Connect the claim to its records, units and assumptions so another investigator can challenge or reproduce it.</w:t>
+      </w:r>
+    </w:p>
+    <w:tbl>
+      <w:tblPr>
+        <w:tblStyle w:val="LightShading-Accent1"/>
+        <w:tblW w:type="auto" w:w="0"/>
+        <w:tblLook w:firstColumn="1" w:firstRow="1" w:lastColumn="0" w:lastRow="0" w:noHBand="0" w:noVBand="1" w:val="04A0"/>
+      </w:tblPr>
+      <w:tblGrid>
+        <w:gridCol w:w="5112"/>
+        <w:gridCol w:w="5112"/>
+      </w:tblGrid>
+      <w:tr>
+        <w:trPr>
+          <w:tblHeader/>
+        </w:trPr>
+        <w:tc>
+          <w:tcPr>
+            <w:tcW w:type="dxa" w:w="5112"/>
+          </w:tcPr>
+          <w:p>
+            <w:r>
+              <w:t>Evidence to keep</w:t>
+            </w:r>
+          </w:p>
+        </w:tc>
+        <w:tc>
+          <w:tcPr>
+            <w:tcW w:type="dxa" w:w="5112"/>
+          </w:tcPr>
+          <w:p>
+            <w:r>
+              <w:t>My record</w:t>
+            </w:r>
+          </w:p>
+        </w:tc>
+      </w:tr>
+      <w:tr>
+        <w:tc>
+          <w:tcPr>
+            <w:tcW w:type="dxa" w:w="5112"/>
+          </w:tcPr>
+          <w:p>
+            <w:r>
+              <w:t>This week’s input and deciding step</w:t>
+            </w:r>
+          </w:p>
+        </w:tc>
+        <w:tc>
+          <w:tcPr>
+            <w:tcW w:type="dxa" w:w="5112"/>
+          </w:tcPr>
+          <w:p>
+            <w:r/>
+          </w:p>
+        </w:tc>
+      </w:tr>
+      <w:tr>
+        <w:tc>
+          <w:tcPr>
+            <w:tcW w:type="dxa" w:w="5112"/>
+          </w:tcPr>
+          <w:p>
+            <w:r>
+              <w:t>Prediction and actual result (or labelled paper trace)</w:t>
+            </w:r>
+          </w:p>
+        </w:tc>
+        <w:tc>
+          <w:tcPr>
+            <w:tcW w:type="dxa" w:w="5112"/>
+          </w:tcPr>
+          <w:p>
+            <w:r/>
+          </w:p>
+        </w:tc>
+      </w:tr>
+      <w:tr>
+        <w:tc>
+          <w:tcPr>
+            <w:tcW w:type="dxa" w:w="5112"/>
+          </w:tcPr>
+          <w:p>
+            <w:r>
+              <w:t>One change since the previous checkpoint and why</w:t>
+            </w:r>
+          </w:p>
+        </w:tc>
+        <w:tc>
+          <w:tcPr>
+            <w:tcW w:type="dxa" w:w="5112"/>
+          </w:tcPr>
+          <w:p>
+            <w:r/>
+          </w:p>
+        </w:tc>
+      </w:tr>
+      <w:tr>
+        <w:tc>
+          <w:tcPr>
+            <w:tcW w:type="dxa" w:w="5112"/>
+          </w:tcPr>
+          <w:p>
+            <w:r>
+              <w:t>One error or limit and the next test</w:t>
+            </w:r>
+          </w:p>
+        </w:tc>
+        <w:tc>
+          <w:tcPr>
+            <w:tcW w:type="dxa" w:w="5112"/>
+          </w:tcPr>
+          <w:p>
+            <w:r/>
+          </w:p>
+        </w:tc>
+      </w:tr>
+    </w:tbl>
+    <w:p>
+      <w:pPr>
+        <w:pStyle w:val="Heading3"/>
+      </w:pPr>
+      <w:r>
+        <w:t>Explain what this week adds to your project. Reuse last week’s record rather than starting again.</w:t>
+      </w:r>
+    </w:p>
+    <w:p>
+      <w:r>
+        <w:t>________________________________________________________________</w:t>
+      </w:r>
+    </w:p>
+    <w:p>
+      <w:r>
+        <w:t>________________________________________________________________</w:t>
+      </w:r>
+    </w:p>
+    <w:p>
+      <w:r>
+        <w:t>________________________________________________________________</w:t>
+      </w:r>
+    </w:p>
+    <w:p>
+      <w:r>
+        <w:t>________________________________________________________________</w:t>
+      </w:r>
+    </w:p>
+    <w:p>
+      <w:r>
+        <w:t>________________________________________________________________</w:t>
+      </w:r>
+    </w:p>
     <w:sectPr>
       <w:pgSz w:w="12240" w:h="15840"/>
       <w:pgMar w:top="936" w:right="1008" w:bottom="936" w:left="1008" w:header="720" w:footer="720" w:gutter="0"/>

--- a/downloads/workbook/ai-7-week-13.docx
+++ b/downloads/workbook/ai-7-week-13.docx
@@ -1169,6 +1169,248 @@
         <w:t>________________________________________________________________</w:t>
       </w:r>
     </w:p>
+    <w:p>
+      <w:pPr>
+        <w:pStyle w:val="Heading1"/>
+      </w:pPr>
+      <w:r>
+        <w:t>14. Supported practice and learning evidence</w:t>
+      </w:r>
+    </w:p>
+    <w:p>
+      <w:r>
+        <w:t>Use this supported practice once, in the browser or on paper. Keep the reserved independent assessment for a separate first attempt before teacher feedback.</w:t>
+      </w:r>
+    </w:p>
+    <w:p>
+      <w:r>
+        <w:t>An improvement with a practical threshold. A team compares error rates against a predeclared practical threshold.</w:t>
+      </w:r>
+    </w:p>
+    <w:p>
+      <w:pPr>
+        <w:pStyle w:val="Heading3"/>
+      </w:pPr>
+      <w:r>
+        <w:t>Practice 1: explain the deciding evidence</w:t>
+      </w:r>
+    </w:p>
+    <w:p>
+      <w:r>
+        <w:t>Which labelled step matches this detail? Five is less than ten, so the observed change misses this threshold.</w:t>
+      </w:r>
+    </w:p>
+    <w:p>
+      <w:r>
+        <w:t>1. Apply practical threshold</w:t>
+      </w:r>
+    </w:p>
+    <w:p>
+      <w:r>
+        <w:t>2. Compute rates</w:t>
+      </w:r>
+    </w:p>
+    <w:p>
+      <w:r>
+        <w:t>3. Compute effect size</w:t>
+      </w:r>
+    </w:p>
+    <w:p>
+      <w:pPr>
+        <w:pStyle w:val="Heading3"/>
+      </w:pPr>
+      <w:r>
+        <w:t>My selected conclusion, deciding fact and explanation</w:t>
+      </w:r>
+    </w:p>
+    <w:p>
+      <w:r>
+        <w:t>________________________________________________________________</w:t>
+      </w:r>
+    </w:p>
+    <w:p>
+      <w:r>
+        <w:t>________________________________________________________________</w:t>
+      </w:r>
+    </w:p>
+    <w:p>
+      <w:r>
+        <w:t>________________________________________________________________</w:t>
+      </w:r>
+    </w:p>
+    <w:p>
+      <w:r>
+        <w:t>________________________________________________________________</w:t>
+      </w:r>
+    </w:p>
+    <w:p>
+      <w:r>
+        <w:t>________________________________________________________________</w:t>
+      </w:r>
+    </w:p>
+    <w:p>
+      <w:r>
+        <w:t>Hint if needed: Read the steps in the pictorial case. Match the supplied detail to the stage that performs or records it.</w:t>
+      </w:r>
+    </w:p>
+    <w:p>
+      <w:r>
+        <w:t>After your attempt, compare with the supported explanation: Apply practical threshold Five is less than ten, so the observed change misses this threshold. Effect size describes how much the outcome changes. Practical importance depends on the real decision criterion; relative changes can sound large while absolute changes remain small.</w:t>
+      </w:r>
+    </w:p>
+    <w:p>
+      <w:pPr>
+        <w:pStyle w:val="Heading3"/>
+      </w:pPr>
+      <w:r>
+        <w:t>Practice 2: explain the deciding evidence</w:t>
+      </w:r>
+    </w:p>
+    <w:p>
+      <w:r>
+        <w:t>Changed-case practice: B makes 8 errors in 1000. Which conclusion is supported by the supplied facts?</w:t>
+      </w:r>
+    </w:p>
+    <w:p>
+      <w:r>
+        <w:t>1. The reduction becomes 12 per 1000 and meets the stated practical threshold.</w:t>
+      </w:r>
+    </w:p>
+    <w:p>
+      <w:r>
+        <w:t>2. This one example guarantees correct results for every future input.</w:t>
+      </w:r>
+    </w:p>
+    <w:p>
+      <w:r>
+        <w:t>3. We can decide the result without examining the changed input or the procedure.</w:t>
+      </w:r>
+    </w:p>
+    <w:p>
+      <w:pPr>
+        <w:pStyle w:val="Heading3"/>
+      </w:pPr>
+      <w:r>
+        <w:t>My selected conclusion, deciding fact and explanation</w:t>
+      </w:r>
+    </w:p>
+    <w:p>
+      <w:r>
+        <w:t>________________________________________________________________</w:t>
+      </w:r>
+    </w:p>
+    <w:p>
+      <w:r>
+        <w:t>________________________________________________________________</w:t>
+      </w:r>
+    </w:p>
+    <w:p>
+      <w:r>
+        <w:t>________________________________________________________________</w:t>
+      </w:r>
+    </w:p>
+    <w:p>
+      <w:r>
+        <w:t>________________________________________________________________</w:t>
+      </w:r>
+    </w:p>
+    <w:p>
+      <w:r>
+        <w:t>________________________________________________________________</w:t>
+      </w:r>
+    </w:p>
+    <w:p>
+      <w:r>
+        <w:t>Hint if needed: Use the changed condition and the deciding step in the pictorial trace. The answer must say what follows from those facts.</w:t>
+      </w:r>
+    </w:p>
+    <w:p>
+      <w:r>
+        <w:t>After your attempt, compare with the supported explanation: The reduction becomes 12 per 1000 and meets the stated practical threshold. Twenty minus eight exceeds the required ten fewer errors.</w:t>
+      </w:r>
+    </w:p>
+    <w:p>
+      <w:pPr>
+        <w:pStyle w:val="Heading3"/>
+      </w:pPr>
+      <w:r>
+        <w:t>Repair a missing building block</w:t>
+      </w:r>
+    </w:p>
+    <w:p>
+      <w:r>
+        <w:t>Review Uncertainty intervals (ai-7/12). Goal: Explain the mechanism and terminology of uncertainty intervals. Short practice: Locate -0.8 and zero relative to the supplied interval [-1.4,-0.2]. Interpret the sign and confidence-method meaning, then describe what changes with interval [-1.4,0.3].. Return to this week and explain what you changed.</w:t>
+      </w:r>
+    </w:p>
+    <w:p>
+      <w:r>
+        <w:t>Review Confounders and controls (ai-7/10). Goal: Explain the mechanism and terminology of confounders and controls. Short practice: Draw the four condition/background combinations. Which variables were coupled before, and why would collecting only healthy-white and spotted-blue again leave the confounding unresolved?. Return to this week and explain what you changed.</w:t>
+      </w:r>
+    </w:p>
+    <w:p>
+      <w:r>
+        <w:t>Review Hypotheses and measurable outcomes (ai-7/7). Goal: Explain the mechanism and terminology of hypotheses and measurable outcomes. Short practice: Name the predicted outcome and how unsupported is scored. If B sounds friendlier but ties A’s unsupported count, does the recorded improvement hypothesis receive support?. Return to this week and explain what you changed.</w:t>
+      </w:r>
+    </w:p>
+    <w:p>
+      <w:pPr>
+        <w:pStyle w:val="Heading3"/>
+      </w:pPr>
+      <w:r>
+        <w:t>Predict, run and debug</w:t>
+      </w:r>
+    </w:p>
+    <w:p>
+      <w:r>
+        <w:t>The browser lab lets you edit the supported Python examples already included in this lesson. Predict first, run, inspect the actual output or error, change one input, then run again. Keep code, predictions, actual results and a reasoned revision together. On paper, label your result as a trace rather than an execution.</w:t>
+      </w:r>
+    </w:p>
+    <w:p>
+      <w:pPr>
+        <w:pStyle w:val="Heading3"/>
+      </w:pPr>
+      <w:r>
+        <w:t>Keep your completed work</w:t>
+      </w:r>
+    </w:p>
+    <w:p>
+      <w:r>
+        <w:t>Use Download completed work in the hosted lesson to export your answers, reflections, practice feedback and code-run evidence. Open the HTML copy to read or print it. Drafts stay in this browser when storage is available; clear drafts on a shared device.</w:t>
+      </w:r>
+    </w:p>
+    <w:p>
+      <w:pPr>
+        <w:pStyle w:val="Heading3"/>
+      </w:pPr>
+      <w:r>
+        <w:t>What I repaired, the evidence I kept and the next test</w:t>
+      </w:r>
+    </w:p>
+    <w:p>
+      <w:r>
+        <w:t>________________________________________________________________</w:t>
+      </w:r>
+    </w:p>
+    <w:p>
+      <w:r>
+        <w:t>________________________________________________________________</w:t>
+      </w:r>
+    </w:p>
+    <w:p>
+      <w:r>
+        <w:t>________________________________________________________________</w:t>
+      </w:r>
+    </w:p>
+    <w:p>
+      <w:r>
+        <w:t>________________________________________________________________</w:t>
+      </w:r>
+    </w:p>
+    <w:p>
+      <w:r>
+        <w:t>________________________________________________________________</w:t>
+      </w:r>
+    </w:p>
     <w:sectPr>
       <w:pgSz w:w="12240" w:h="15840"/>
       <w:pgMar w:top="936" w:right="1008" w:bottom="936" w:left="1008" w:header="720" w:footer="720" w:gutter="0"/>

--- a/downloads/workbook/ai-7-week-13.docx
+++ b/downloads/workbook/ai-7-week-13.docx
@@ -30,33 +30,45 @@
     </w:p>
     <w:p>
       <w:r>
-        <w:t>Try the recall before opening notes. Then use a different colour or a labelled second line to correct your explanation.</w:t>
+        <w:t>Record your starting explanation for Effect size and practical importance before opening notes. Show any later correction separately.</w:t>
       </w:r>
     </w:p>
     <w:p>
       <w:pPr>
-        <w:pStyle w:val="Heading3"/>
-      </w:pPr>
-      <w:r>
-        <w:t>Uncertainty intervals</w:t>
+        <w:spacing w:line="336" w:lineRule="auto" w:after="180"/>
+      </w:pPr>
+      <w:r>
+        <w:rPr>
+          <w:b w:val="0"/>
+        </w:rPr>
+        <w:t>Try the recall before opening notes. Then use a different colour or a labelled second line to correct your explanation.</w:t>
       </w:r>
     </w:p>
     <w:p>
-      <w:r>
-        <w:t>Without opening the old lesson, explain one key idea from Uncertainty intervals. Give an example and a mistake that the idea helps you avoid.</w:t>
+      <w:pPr>
+        <w:pStyle w:val="Heading3"/>
+      </w:pPr>
+      <w:r>
+        <w:t>Uncertainty intervals</w:t>
       </w:r>
     </w:p>
     <w:p>
       <w:pPr>
-        <w:pStyle w:val="Heading3"/>
-      </w:pPr>
-      <w:r>
-        <w:t>My remembered idea, example and correction</w:t>
+        <w:spacing w:line="336" w:lineRule="auto" w:after="180"/>
+      </w:pPr>
+      <w:r>
+        <w:rPr>
+          <w:b w:val="0"/>
+        </w:rPr>
+        <w:t>Without opening the old lesson, explain one key idea from Uncertainty intervals. Give an example and a mistake that the idea helps you avoid.</w:t>
       </w:r>
     </w:p>
     <w:p>
-      <w:r>
-        <w:t>________________________________________________________________</w:t>
+      <w:pPr>
+        <w:pStyle w:val="Heading3"/>
+      </w:pPr>
+      <w:r>
+        <w:t>My remembered idea, example and correction</w:t>
       </w:r>
     </w:p>
     <w:p>
@@ -70,29 +82,35 @@
       </w:r>
     </w:p>
     <w:p>
-      <w:pPr>
-        <w:pStyle w:val="Heading3"/>
-      </w:pPr>
-      <w:r>
-        <w:t>Confounders and controls</w:t>
+      <w:r>
+        <w:t>________________________________________________________________</w:t>
       </w:r>
     </w:p>
     <w:p>
-      <w:r>
-        <w:t>Without opening the old lesson, explain one key idea from Confounders and controls. Give an example and a mistake that the idea helps you avoid.</w:t>
+      <w:pPr>
+        <w:pStyle w:val="Heading3"/>
+      </w:pPr>
+      <w:r>
+        <w:t>Confounders and controls</w:t>
       </w:r>
     </w:p>
     <w:p>
       <w:pPr>
-        <w:pStyle w:val="Heading3"/>
-      </w:pPr>
-      <w:r>
-        <w:t>My remembered idea, example and correction</w:t>
+        <w:spacing w:line="336" w:lineRule="auto" w:after="180"/>
+      </w:pPr>
+      <w:r>
+        <w:rPr>
+          <w:b w:val="0"/>
+        </w:rPr>
+        <w:t>Without opening the old lesson, explain one key idea from Confounders and controls. Give an example and a mistake that the idea helps you avoid.</w:t>
       </w:r>
     </w:p>
     <w:p>
-      <w:r>
-        <w:t>________________________________________________________________</w:t>
+      <w:pPr>
+        <w:pStyle w:val="Heading3"/>
+      </w:pPr>
+      <w:r>
+        <w:t>My remembered idea, example and correction</w:t>
       </w:r>
     </w:p>
     <w:p>
@@ -106,29 +124,35 @@
       </w:r>
     </w:p>
     <w:p>
-      <w:pPr>
-        <w:pStyle w:val="Heading3"/>
-      </w:pPr>
-      <w:r>
-        <w:t>Hypotheses and measurable outcomes</w:t>
+      <w:r>
+        <w:t>________________________________________________________________</w:t>
       </w:r>
     </w:p>
     <w:p>
-      <w:r>
-        <w:t>Without opening the old lesson, explain one key idea from Hypotheses and measurable outcomes. Give an example and a mistake that the idea helps you avoid.</w:t>
+      <w:pPr>
+        <w:pStyle w:val="Heading3"/>
+      </w:pPr>
+      <w:r>
+        <w:t>Hypotheses and measurable outcomes</w:t>
       </w:r>
     </w:p>
     <w:p>
       <w:pPr>
-        <w:pStyle w:val="Heading3"/>
-      </w:pPr>
-      <w:r>
-        <w:t>My remembered idea, example and correction</w:t>
+        <w:spacing w:line="336" w:lineRule="auto" w:after="180"/>
+      </w:pPr>
+      <w:r>
+        <w:rPr>
+          <w:b w:val="0"/>
+        </w:rPr>
+        <w:t>Without opening the old lesson, explain one key idea from Hypotheses and measurable outcomes. Give an example and a mistake that the idea helps you avoid.</w:t>
       </w:r>
     </w:p>
     <w:p>
-      <w:r>
-        <w:t>________________________________________________________________</w:t>
+      <w:pPr>
+        <w:pStyle w:val="Heading3"/>
+      </w:pPr>
+      <w:r>
+        <w:t>My remembered idea, example and correction</w:t>
       </w:r>
     </w:p>
     <w:p>
@@ -142,16 +166,44 @@
       </w:r>
     </w:p>
     <w:p>
-      <w:pPr>
-        <w:pStyle w:val="Heading1"/>
-      </w:pPr>
-      <w:r>
-        <w:t>02. Practise with fading help</w:t>
+      <w:r>
+        <w:t>________________________________________________________________</w:t>
       </w:r>
     </w:p>
     <w:p>
-      <w:r>
-        <w:t>Use W2: Trace the worked case for Effect size and practical importance. Record the answer once; the lesson and workbook refer to the same attempt.</w:t>
+      <w:pPr>
+        <w:pStyle w:val="Heading1"/>
+      </w:pPr>
+      <w:r>
+        <w:t>02. Practise with fading help</w:t>
+      </w:r>
+    </w:p>
+    <w:p>
+      <w:r>
+        <w:t>Complete the supported Effect size and practical importance trace and record the first step you can explain without help.</w:t>
+      </w:r>
+    </w:p>
+    <w:p>
+      <w:pPr>
+        <w:spacing w:line="336" w:lineRule="auto" w:after="180"/>
+      </w:pPr>
+      <w:r>
+        <w:rPr>
+          <w:b w:val="0"/>
+        </w:rPr>
+        <w:t xml:space="preserve">Use W2: Trace the worked case for </w:t>
+      </w:r>
+      <w:r>
+        <w:rPr>
+          <w:b/>
+        </w:rPr>
+        <w:t>Effect size</w:t>
+      </w:r>
+      <w:r>
+        <w:rPr>
+          <w:b w:val="0"/>
+        </w:rPr>
+        <w:t xml:space="preserve"> and practical importance. Record the answer once; the lesson and workbook refer to the same attempt.</w:t>
       </w:r>
     </w:p>
     <w:tbl>
@@ -279,25 +331,49 @@
     </w:p>
     <w:p>
       <w:r>
-        <w:t>Use the worked case for Effect size and practical importance. Proposed explanation: “The worked result establishes every future case”. Decide whether this explanation is supported. Point to the step or supplied fact that decides; explain your repair if needed.</w:t>
+        <w:t>Check the proposed Effect size and practical importance explanation against the supplied facts before discussing it.</w:t>
       </w:r>
     </w:p>
     <w:p>
       <w:pPr>
-        <w:pStyle w:val="Heading3"/>
-      </w:pPr>
-      <w:r>
-        <w:t>My explanation before partner discussion</w:t>
+        <w:spacing w:line="336" w:lineRule="auto" w:after="180"/>
+      </w:pPr>
+      <w:r>
+        <w:rPr>
+          <w:b w:val="0"/>
+        </w:rPr>
+        <w:t xml:space="preserve">Use the worked case for </w:t>
+      </w:r>
+      <w:r>
+        <w:rPr>
+          <w:b/>
+        </w:rPr>
+        <w:t>Effect size</w:t>
+      </w:r>
+      <w:r>
+        <w:rPr>
+          <w:b w:val="0"/>
+        </w:rPr>
+        <w:t xml:space="preserve"> and practical importance. Proposed explanation: “The worked result establishes every future case”. Decide whether this explanation is supported.</w:t>
       </w:r>
     </w:p>
     <w:p>
-      <w:r>
-        <w:t>________________________________________________________________</w:t>
+      <w:pPr>
+        <w:spacing w:line="336" w:lineRule="auto" w:after="180"/>
+      </w:pPr>
+      <w:r>
+        <w:rPr>
+          <w:b w:val="0"/>
+        </w:rPr>
+        <w:t>Point to the step or supplied fact that decides; explain your repair if needed.</w:t>
       </w:r>
     </w:p>
     <w:p>
-      <w:r>
-        <w:t>________________________________________________________________</w:t>
+      <w:pPr>
+        <w:pStyle w:val="Heading3"/>
+      </w:pPr>
+      <w:r>
+        <w:t>My explanation before partner discussion</w:t>
       </w:r>
     </w:p>
     <w:p>
@@ -311,47 +387,53 @@
       </w:r>
     </w:p>
     <w:p>
-      <w:pPr>
-        <w:pStyle w:val="Heading1"/>
-      </w:pPr>
-      <w:r>
-        <w:t>04. Independent transfer case</w:t>
+      <w:r>
+        <w:t>________________________________________________________________</w:t>
       </w:r>
     </w:p>
     <w:p>
-      <w:pPr>
-        <w:pStyle w:val="Heading3"/>
-      </w:pPr>
-      <w:r>
-        <w:t>Independent case: Apply a new case independently</w:t>
+      <w:r>
+        <w:t>________________________________________________________________</w:t>
       </w:r>
     </w:p>
     <w:p>
-      <w:r>
-        <w:t>Baseline6, 8, 10; candidate5, 7, 9. Useful mean gain at least1.5. Decide.</w:t>
+      <w:pPr>
+        <w:pStyle w:val="Heading1"/>
+      </w:pPr>
+      <w:r>
+        <w:t>04. Independent transfer case</w:t>
       </w:r>
     </w:p>
     <w:p>
-      <w:pPr>
-        <w:pStyle w:val="Heading3"/>
-      </w:pPr>
-      <w:r>
-        <w:t>My independent explanation, trace and limits</w:t>
+      <w:r>
+        <w:t>Write one first attempt at the reserved independent case before feedback. Repeated copies of that case refer to the same recorded attempt.</w:t>
       </w:r>
     </w:p>
     <w:p>
-      <w:r>
-        <w:t>________________________________________________________________</w:t>
+      <w:pPr>
+        <w:pStyle w:val="Heading3"/>
+      </w:pPr>
+      <w:r>
+        <w:t>Independent case: Apply a new case independently</w:t>
       </w:r>
     </w:p>
     <w:p>
-      <w:r>
-        <w:t>________________________________________________________________</w:t>
+      <w:pPr>
+        <w:spacing w:line="336" w:lineRule="auto" w:after="180"/>
+      </w:pPr>
+      <w:r>
+        <w:rPr>
+          <w:b w:val="0"/>
+        </w:rPr>
+        <w:t>Baseline6, 8, 10; candidate5, 7, 9. Useful mean gain at least1.5. Decide.</w:t>
       </w:r>
     </w:p>
     <w:p>
-      <w:r>
-        <w:t>________________________________________________________________</w:t>
+      <w:pPr>
+        <w:pStyle w:val="Heading3"/>
+      </w:pPr>
+      <w:r>
+        <w:t>My independent explanation, trace and limits</w:t>
       </w:r>
     </w:p>
     <w:p>
@@ -376,48 +458,96 @@
     </w:p>
     <w:p>
       <w:r>
-        <w:t>Attempt this case before feedback. Record any help. Earlier examples below are further practice; a case already practised with feedback cannot establish fresh transfer.</w:t>
+        <w:t>________________________________________________________________</w:t>
       </w:r>
     </w:p>
     <w:p>
-      <w:pPr>
-        <w:pStyle w:val="Heading1"/>
-      </w:pPr>
-      <w:r>
-        <w:t>05. W1 Explain the mechanism</w:t>
+      <w:r>
+        <w:t>________________________________________________________________</w:t>
       </w:r>
     </w:p>
     <w:p>
       <w:r>
-        <w:t>Explain the weekly mechanism in your own words. Use the worked scenario to name its input, decision rule and output.</w:t>
+        <w:t>________________________________________________________________</w:t>
       </w:r>
     </w:p>
     <w:p>
       <w:pPr>
-        <w:pStyle w:val="Heading3"/>
-      </w:pPr>
-      <w:r>
-        <w:t>My reasoning and evidence</w:t>
+        <w:spacing w:line="336" w:lineRule="auto" w:after="180"/>
+      </w:pPr>
+      <w:r>
+        <w:rPr>
+          <w:b w:val="0"/>
+        </w:rPr>
+        <w:t>Attempt this case before feedback. Record any help. Earlier examples below are further practice; a case already practised with feedback cannot establish fresh transfer.</w:t>
       </w:r>
     </w:p>
     <w:p>
-      <w:r>
-        <w:t>________________________________________________________________</w:t>
+      <w:pPr>
+        <w:pStyle w:val="Heading1"/>
+      </w:pPr>
+      <w:r>
+        <w:t>05. W1 Explain the mechanism</w:t>
       </w:r>
     </w:p>
     <w:p>
       <w:r>
-        <w:t>________________________________________________________________</w:t>
+        <w:t>Explain the mechanism. Apply the supplied Effect size and practical importance facts and keep your reasoning.</w:t>
       </w:r>
     </w:p>
     <w:p>
-      <w:r>
-        <w:t>________________________________________________________________</w:t>
+      <w:pPr>
+        <w:spacing w:line="336" w:lineRule="auto" w:after="180"/>
+      </w:pPr>
+      <w:r>
+        <w:rPr>
+          <w:b w:val="0"/>
+        </w:rPr>
+        <w:t xml:space="preserve">Explain the weekly </w:t>
+      </w:r>
+      <w:r>
+        <w:rPr>
+          <w:b/>
+        </w:rPr>
+        <w:t>mechanism</w:t>
+      </w:r>
+      <w:r>
+        <w:rPr>
+          <w:b w:val="0"/>
+        </w:rPr>
+        <w:t xml:space="preserve"> in your own words. Use the worked scenario to name its </w:t>
+      </w:r>
+      <w:r>
+        <w:rPr>
+          <w:b/>
+        </w:rPr>
+        <w:t>input</w:t>
+      </w:r>
+      <w:r>
+        <w:rPr>
+          <w:b w:val="0"/>
+        </w:rPr>
+        <w:t xml:space="preserve">, decision rule and </w:t>
+      </w:r>
+      <w:r>
+        <w:rPr>
+          <w:b/>
+        </w:rPr>
+        <w:t>output</w:t>
+      </w:r>
+      <w:r>
+        <w:rPr>
+          <w:b w:val="0"/>
+        </w:rPr>
+        <w:t>.</w:t>
       </w:r>
     </w:p>
     <w:p>
-      <w:r>
-        <w:t>________________________________________________________________</w:t>
+      <w:pPr>
+        <w:pStyle w:val="Heading3"/>
+      </w:pPr>
+      <w:r>
+        <w:t>My reasoning and evidence</w:t>
       </w:r>
     </w:p>
     <w:p>
@@ -431,24 +561,18 @@
       </w:r>
     </w:p>
     <w:p>
-      <w:pPr>
-        <w:pStyle w:val="Heading1"/>
-      </w:pPr>
-      <w:r>
-        <w:t>06. W2 Trace the worked case</w:t>
+      <w:r>
+        <w:t>________________________________________________________________</w:t>
       </w:r>
     </w:p>
     <w:p>
       <w:r>
-        <w:t>Baseline times10, 12, 8; candidate8, 9, 7 seconds. Useful gain threshold2 seconds. Show the intermediate steps and give the conclusion with its scope.</w:t>
+        <w:t>________________________________________________________________</w:t>
       </w:r>
     </w:p>
     <w:p>
-      <w:pPr>
-        <w:pStyle w:val="Heading3"/>
-      </w:pPr>
-      <w:r>
-        <w:t>My reasoning and evidence</w:t>
+      <w:r>
+        <w:t>________________________________________________________________</w:t>
       </w:r>
     </w:p>
     <w:p>
@@ -457,23 +581,35 @@
       </w:r>
     </w:p>
     <w:p>
-      <w:r>
-        <w:t>________________________________________________________________</w:t>
+      <w:pPr>
+        <w:pStyle w:val="Heading1"/>
+      </w:pPr>
+      <w:r>
+        <w:t>06. W2 Trace the worked case</w:t>
       </w:r>
     </w:p>
     <w:p>
       <w:r>
-        <w:t>________________________________________________________________</w:t>
+        <w:t>Trace the worked case. Apply the supplied Effect size and practical importance facts and keep your reasoning.</w:t>
       </w:r>
     </w:p>
     <w:p>
-      <w:r>
-        <w:t>________________________________________________________________</w:t>
+      <w:pPr>
+        <w:spacing w:line="336" w:lineRule="auto" w:after="180"/>
+      </w:pPr>
+      <w:r>
+        <w:rPr>
+          <w:b w:val="0"/>
+        </w:rPr>
+        <w:t>Baseline times10, 12, 8; candidate8, 9, 7 seconds. Useful gain threshold2 seconds. Show the intermediate steps and give the conclusion with its scope.</w:t>
       </w:r>
     </w:p>
     <w:p>
-      <w:r>
-        <w:t>________________________________________________________________</w:t>
+      <w:pPr>
+        <w:pStyle w:val="Heading3"/>
+      </w:pPr>
+      <w:r>
+        <w:t>My reasoning and evidence</w:t>
       </w:r>
     </w:p>
     <w:p>
@@ -487,24 +623,18 @@
       </w:r>
     </w:p>
     <w:p>
-      <w:pPr>
-        <w:pStyle w:val="Heading1"/>
-      </w:pPr>
-      <w:r>
-        <w:t>07. W3 Audit the limit</w:t>
+      <w:r>
+        <w:t>________________________________________________________________</w:t>
       </w:r>
     </w:p>
     <w:p>
       <w:r>
-        <w:t>A report omits this qualification: A meaningful sample effect may remain statistically uncertain; statistical significance can also concern a practically tiny effect. Explain how omitting it could change a reader's interpretation, and write an accurate replacement.</w:t>
+        <w:t>________________________________________________________________</w:t>
       </w:r>
     </w:p>
     <w:p>
-      <w:pPr>
-        <w:pStyle w:val="Heading3"/>
-      </w:pPr>
-      <w:r>
-        <w:t>My reasoning and evidence</w:t>
+      <w:r>
+        <w:t>________________________________________________________________</w:t>
       </w:r>
     </w:p>
     <w:p>
@@ -518,44 +648,56 @@
       </w:r>
     </w:p>
     <w:p>
-      <w:r>
-        <w:t>________________________________________________________________</w:t>
+      <w:pPr>
+        <w:pStyle w:val="Heading1"/>
+      </w:pPr>
+      <w:r>
+        <w:t>07. W3 Audit the limit</w:t>
       </w:r>
     </w:p>
     <w:p>
       <w:r>
-        <w:t>________________________________________________________________</w:t>
+        <w:t>Audit the limit. Apply the supplied Effect size and practical importance facts and keep your reasoning.</w:t>
       </w:r>
     </w:p>
     <w:p>
-      <w:r>
-        <w:t>________________________________________________________________</w:t>
+      <w:pPr>
+        <w:spacing w:line="336" w:lineRule="auto" w:after="180"/>
+      </w:pPr>
+      <w:r>
+        <w:rPr>
+          <w:b w:val="0"/>
+        </w:rPr>
+        <w:t>A report omits this qualification: A meaningful sample effect may remain statistically uncertain; statistical significance can also concern a practically tiny effect.</w:t>
       </w:r>
     </w:p>
     <w:p>
-      <w:r>
-        <w:t>________________________________________________________________</w:t>
+      <w:pPr>
+        <w:spacing w:line="336" w:lineRule="auto" w:after="180"/>
+      </w:pPr>
+      <w:r>
+        <w:rPr>
+          <w:b w:val="0"/>
+        </w:rPr>
+        <w:t>Explain how omitting it could change a reader's interpretation, and write an accurate replacement.</w:t>
       </w:r>
     </w:p>
     <w:p>
       <w:pPr>
-        <w:pStyle w:val="Heading1"/>
-      </w:pPr>
-      <w:r>
-        <w:t>08. W4 Apply a new case independently</w:t>
+        <w:pStyle w:val="Heading3"/>
+      </w:pPr>
+      <w:r>
+        <w:t>My reasoning and evidence</w:t>
       </w:r>
     </w:p>
     <w:p>
       <w:r>
-        <w:t>Baseline6, 8, 10; candidate5, 7, 9. Useful mean gain at least1.5. Decide.</w:t>
+        <w:t>________________________________________________________________</w:t>
       </w:r>
     </w:p>
     <w:p>
-      <w:pPr>
-        <w:pStyle w:val="Heading3"/>
-      </w:pPr>
-      <w:r>
-        <w:t>My reasoning and evidence</w:t>
+      <w:r>
+        <w:t>________________________________________________________________</w:t>
       </w:r>
     </w:p>
     <w:p>
@@ -579,44 +721,50 @@
       </w:r>
     </w:p>
     <w:p>
-      <w:r>
-        <w:t>________________________________________________________________</w:t>
+      <w:pPr>
+        <w:pStyle w:val="Heading1"/>
+      </w:pPr>
+      <w:r>
+        <w:t>08. W4 Apply a new case independently</w:t>
       </w:r>
     </w:p>
     <w:p>
       <w:r>
-        <w:t>________________________________________________________________</w:t>
+        <w:t>Attempt before feedback. If this repeats the selected independent case, reuse that first attempt; otherwise keep a separate record. Apply a new case independently. Apply the supplied Effect size and practical importance facts and keep your reasoning.</w:t>
       </w:r>
     </w:p>
     <w:p>
-      <w:r>
-        <w:t>________________________________________________________________</w:t>
+      <w:pPr>
+        <w:spacing w:line="336" w:lineRule="auto" w:after="180"/>
+      </w:pPr>
+      <w:r>
+        <w:rPr>
+          <w:b w:val="0"/>
+        </w:rPr>
+        <w:t>Baseline6, 8, 10; candidate5, 7, 9. Useful mean gain at least1.5. Decide.</w:t>
       </w:r>
     </w:p>
     <w:p>
-      <w:r>
-        <w:t>________________________________________________________________</w:t>
+      <w:pPr>
+        <w:pStyle w:val="Heading3"/>
+      </w:pPr>
+      <w:r>
+        <w:t>My reasoning and evidence</w:t>
       </w:r>
     </w:p>
     <w:p>
-      <w:pPr>
-        <w:pStyle w:val="Heading1"/>
-      </w:pPr>
-      <w:r>
-        <w:t>09. W5 Design a revealing follow-up</w:t>
+      <w:r>
+        <w:t>________________________________________________________________</w:t>
       </w:r>
     </w:p>
     <w:p>
       <w:r>
-        <w:t>For the worked scenario, propose one additional case that could reveal a failure, describe its expected outcome before running it, and explain what would need to remain fixed for a fair comparison. Do not reuse W4 as a new final test after receiving feedback.</w:t>
+        <w:t>________________________________________________________________</w:t>
       </w:r>
     </w:p>
     <w:p>
-      <w:pPr>
-        <w:pStyle w:val="Heading3"/>
-      </w:pPr>
-      <w:r>
-        <w:t>My reasoning and evidence</w:t>
+      <w:r>
+        <w:t>________________________________________________________________</w:t>
       </w:r>
     </w:p>
     <w:p>
@@ -645,26 +793,38 @@
       </w:r>
     </w:p>
     <w:p>
-      <w:r>
-        <w:t>________________________________________________________________</w:t>
+      <w:pPr>
+        <w:pStyle w:val="Heading1"/>
+      </w:pPr>
+      <w:r>
+        <w:t>09. W5 Design a revealing follow-up</w:t>
       </w:r>
     </w:p>
     <w:p>
       <w:r>
-        <w:t>________________________________________________________________</w:t>
+        <w:t>Design a revealing follow-up. Apply the supplied Effect size and practical importance facts and keep your reasoning.</w:t>
       </w:r>
     </w:p>
     <w:p>
       <w:pPr>
-        <w:pStyle w:val="Heading1"/>
-      </w:pPr>
-      <w:r>
-        <w:t>10. Project checkpoint and reflection</w:t>
+        <w:spacing w:line="336" w:lineRule="auto" w:after="180"/>
+      </w:pPr>
+      <w:r>
+        <w:rPr>
+          <w:b w:val="0"/>
+        </w:rPr>
+        <w:t>For the worked scenario, propose one additional case that could reveal a failure, describe its expected outcome before running it, and explain what would need to remain fixed for a fair comparison.</w:t>
       </w:r>
     </w:p>
     <w:p>
-      <w:r>
-        <w:t>Add a labelled effect size and practical importance evidence sheet to Reproducible AI Research Study. Show how you can explain the mechanism and terminology of effect size and practical importance. Use the supplied fictional case and keep its inputs, intermediate steps, calculation or prediction, and limitation. Connect this record to last week’s record; a matching answer without a trace is insufficient.</w:t>
+      <w:pPr>
+        <w:spacing w:line="336" w:lineRule="auto" w:after="180"/>
+      </w:pPr>
+      <w:r>
+        <w:rPr>
+          <w:b w:val="0"/>
+        </w:rPr>
+        <w:t>Do not reuse W4 as a new final test after receiving feedback.</w:t>
       </w:r>
     </w:p>
     <w:p>
@@ -672,7 +832,7 @@
         <w:pStyle w:val="Heading3"/>
       </w:pPr>
       <w:r>
-        <w:t>My project change, supporting evidence and remaining limit</w:t>
+        <w:t>My reasoning and evidence</w:t>
       </w:r>
     </w:p>
     <w:p>
@@ -706,11 +866,166 @@
       </w:r>
     </w:p>
     <w:p>
+      <w:r>
+        <w:t>________________________________________________________________</w:t>
+      </w:r>
+    </w:p>
+    <w:p>
       <w:pPr>
         <w:pStyle w:val="Heading1"/>
       </w:pPr>
       <w:r>
+        <w:t>10. Project checkpoint and reflection</w:t>
+      </w:r>
+    </w:p>
+    <w:p>
+      <w:r>
+        <w:t>Connect Effect size and practical importance to Reproducible AI Research Study, identify a limit and choose the next useful test.</w:t>
+      </w:r>
+    </w:p>
+    <w:p>
+      <w:pPr>
+        <w:spacing w:line="336" w:lineRule="auto" w:after="180"/>
+      </w:pPr>
+      <w:r>
+        <w:rPr>
+          <w:b w:val="0"/>
+        </w:rPr>
+        <w:t xml:space="preserve">Add a labelled </w:t>
+      </w:r>
+      <w:r>
+        <w:rPr>
+          <w:b/>
+        </w:rPr>
+        <w:t>effect size</w:t>
+      </w:r>
+      <w:r>
+        <w:rPr>
+          <w:b w:val="0"/>
+        </w:rPr>
+        <w:t xml:space="preserve"> and practical importance </w:t>
+      </w:r>
+      <w:r>
+        <w:rPr>
+          <w:b/>
+        </w:rPr>
+        <w:t>evidence</w:t>
+      </w:r>
+      <w:r>
+        <w:rPr>
+          <w:b w:val="0"/>
+        </w:rPr>
+        <w:t xml:space="preserve"> sheet to Reproducible AI Research Study. Show how you can explain the </w:t>
+      </w:r>
+      <w:r>
+        <w:rPr>
+          <w:b/>
+        </w:rPr>
+        <w:t>mechanism</w:t>
+      </w:r>
+      <w:r>
+        <w:rPr>
+          <w:b w:val="0"/>
+        </w:rPr>
+        <w:t xml:space="preserve"> and terminology of </w:t>
+      </w:r>
+      <w:r>
+        <w:rPr>
+          <w:b/>
+        </w:rPr>
+        <w:t>effect size</w:t>
+      </w:r>
+      <w:r>
+        <w:rPr>
+          <w:b w:val="0"/>
+        </w:rPr>
+        <w:t xml:space="preserve"> and practical importance.</w:t>
+      </w:r>
+    </w:p>
+    <w:p>
+      <w:pPr>
+        <w:spacing w:line="336" w:lineRule="auto" w:after="180"/>
+      </w:pPr>
+      <w:r>
+        <w:rPr>
+          <w:b w:val="0"/>
+        </w:rPr>
+        <w:t xml:space="preserve">Use the supplied fictional case and keep its </w:t>
+      </w:r>
+      <w:r>
+        <w:rPr>
+          <w:b/>
+        </w:rPr>
+        <w:t>input</w:t>
+      </w:r>
+      <w:r>
+        <w:rPr>
+          <w:b w:val="0"/>
+        </w:rPr>
+        <w:t xml:space="preserve">s, intermediate steps, calculation or </w:t>
+      </w:r>
+      <w:r>
+        <w:rPr>
+          <w:b/>
+        </w:rPr>
+        <w:t>prediction</w:t>
+      </w:r>
+      <w:r>
+        <w:rPr>
+          <w:b w:val="0"/>
+        </w:rPr>
+        <w:t>, and limitation. Connect this record to last week’s record; a matching answer without a trace is insufficient.</w:t>
+      </w:r>
+    </w:p>
+    <w:p>
+      <w:pPr>
+        <w:pStyle w:val="Heading3"/>
+      </w:pPr>
+      <w:r>
+        <w:t>My project change, supporting evidence and remaining limit</w:t>
+      </w:r>
+    </w:p>
+    <w:p>
+      <w:r>
+        <w:t>________________________________________________________________</w:t>
+      </w:r>
+    </w:p>
+    <w:p>
+      <w:r>
+        <w:t>________________________________________________________________</w:t>
+      </w:r>
+    </w:p>
+    <w:p>
+      <w:r>
+        <w:t>________________________________________________________________</w:t>
+      </w:r>
+    </w:p>
+    <w:p>
+      <w:r>
+        <w:t>________________________________________________________________</w:t>
+      </w:r>
+    </w:p>
+    <w:p>
+      <w:r>
+        <w:t>________________________________________________________________</w:t>
+      </w:r>
+    </w:p>
+    <w:p>
+      <w:r>
+        <w:t>________________________________________________________________</w:t>
+      </w:r>
+    </w:p>
+    <w:p>
+      <w:pPr>
+        <w:pStyle w:val="Heading1"/>
+      </w:pPr>
+      <w:r>
         <w:t>11. Feedback, return check and learning record</w:t>
+      </w:r>
+    </w:p>
+    <w:p>
+      <w:r>
+        <w:t>Record the first repaired step and a different case to revisit after a delay.</w:t>
       </w:r>
     </w:p>
     <w:tbl>
@@ -850,7 +1165,13 @@
       </w:tr>
     </w:tbl>
     <w:p>
-      <w:r>
+      <w:pPr>
+        <w:spacing w:line="336" w:lineRule="auto" w:after="180"/>
+      </w:pPr>
+      <w:r>
+        <w:rPr>
+          <w:b w:val="0"/>
+        </w:rPr>
         <w:t>Revisit this idea with your teacher after a delay. Familiarity is different from explaining and using it on a changed case.</w:t>
       </w:r>
     </w:p>
@@ -864,11 +1185,52 @@
     </w:p>
     <w:p>
       <w:r>
-        <w:t>An improvement with a practical threshold. A team compares error rates against a predeclared practical threshold.</w:t>
+        <w:t>An improvement with a practical threshold. A team compares error rates against a predeclared practical threshold. Explain the labelled step before checking the changed condition.</w:t>
       </w:r>
     </w:p>
     <w:p>
-      <w:r>
+      <w:pPr>
+        <w:spacing w:line="336" w:lineRule="auto" w:after="180"/>
+      </w:pPr>
+      <w:r>
+        <w:rPr>
+          <w:b w:val="0"/>
+        </w:rPr>
+        <w:t xml:space="preserve">An improvement with a </w:t>
+      </w:r>
+      <w:r>
+        <w:rPr>
+          <w:b/>
+        </w:rPr>
+        <w:t>practical threshold</w:t>
+      </w:r>
+      <w:r>
+        <w:rPr>
+          <w:b w:val="0"/>
+        </w:rPr>
+        <w:t xml:space="preserve">. A team compares error rates against a predeclared </w:t>
+      </w:r>
+      <w:r>
+        <w:rPr>
+          <w:b/>
+        </w:rPr>
+        <w:t>practical threshold</w:t>
+      </w:r>
+      <w:r>
+        <w:rPr>
+          <w:b w:val="0"/>
+        </w:rPr>
+        <w:t>.</w:t>
+      </w:r>
+    </w:p>
+    <w:p>
+      <w:pPr>
+        <w:spacing w:line="336" w:lineRule="auto" w:after="180"/>
+      </w:pPr>
+      <w:r>
+        <w:rPr>
+          <w:b w:val="0"/>
+        </w:rPr>
         <w:t>A makes 20 errors in 1000 tasks; B makes 15. Practical improvement requires at least 10 fewer errors per 1000.</w:t>
       </w:r>
     </w:p>
@@ -945,7 +1307,14 @@
       </w:r>
     </w:p>
     <w:p>
-      <w:r>
+      <w:pPr>
+        <w:spacing w:line="336" w:lineRule="auto" w:after="180"/>
+        <w:shd w:fill="F5F1FB"/>
+      </w:pPr>
+      <w:r>
+        <w:rPr>
+          <w:b w:val="0"/>
+        </w:rPr>
         <w:t>Calculate the absolute error-rate reduction from 20/1000 to 15/1000. Does it meet the ten-fewer-errors threshold, and what changes when B has eight errors?</w:t>
       </w:r>
     </w:p>
@@ -988,35 +1357,102 @@
       </w:r>
     </w:p>
     <w:p>
-      <w:r>
-        <w:t>Support used: alone / hint / worked example. This record is practice evidence.</w:t>
+      <w:pPr>
+        <w:pStyle w:val="Heading3"/>
+      </w:pPr>
+      <w:r>
+        <w:t>Record the help used</w:t>
       </w:r>
     </w:p>
     <w:p>
-      <w:r>
-        <w:t>Project connection: For the Reproducible AI Research Study, retain an annotated worked trace and the changed-case reasoning. Connect the claim to its records, units and assumptions so another investigator can challenge or reproduce it.</w:t>
+      <w:pPr>
+        <w:spacing w:line="336" w:lineRule="auto" w:after="180"/>
+        <w:shd w:fill="F1F6F8"/>
+      </w:pPr>
+      <w:r>
+        <w:rPr>
+          <w:b w:val="0"/>
+        </w:rPr>
+        <w:t xml:space="preserve">Support used: alone / hint / worked example. This record is practice </w:t>
+      </w:r>
+      <w:r>
+        <w:rPr>
+          <w:b/>
+        </w:rPr>
+        <w:t>evidence</w:t>
+      </w:r>
+      <w:r>
+        <w:rPr>
+          <w:b w:val="0"/>
+        </w:rPr>
+        <w:t>.</w:t>
       </w:r>
     </w:p>
     <w:p>
       <w:pPr>
-        <w:pStyle w:val="Heading1"/>
-      </w:pPr>
-      <w:r>
-        <w:t>13. Project portfolio milestone</w:t>
+        <w:spacing w:line="336" w:lineRule="auto" w:after="180"/>
+      </w:pPr>
+      <w:r>
+        <w:rPr>
+          <w:b w:val="0"/>
+        </w:rPr>
+        <w:t>Project connection: For the Reproducible AI Research Study, retain an annotated worked trace and the changed-case reasoning.</w:t>
       </w:r>
     </w:p>
     <w:p>
-      <w:r>
-        <w:t>Project: Reproducible AI Research Study</w:t>
+      <w:pPr>
+        <w:spacing w:line="336" w:lineRule="auto" w:after="180"/>
+      </w:pPr>
+      <w:r>
+        <w:rPr>
+          <w:b w:val="0"/>
+        </w:rPr>
+        <w:t>Connect the claim to its records, units and assumptions so another investigator can challenge or reproduce it.</w:t>
       </w:r>
     </w:p>
     <w:p>
-      <w:r>
-        <w:t>Current milestone: Test changed cases. Keep normal, boundary and failure cases; compare expected and observed results.</w:t>
+      <w:pPr>
+        <w:pStyle w:val="Heading1"/>
+      </w:pPr>
+      <w:r>
+        <w:t>13. Project portfolio milestone</w:t>
       </w:r>
     </w:p>
     <w:p>
       <w:r>
+        <w:t>Keep this week’s input, deciding step, result and limit together in the Reproducible AI Research Study record.</w:t>
+      </w:r>
+    </w:p>
+    <w:p>
+      <w:pPr>
+        <w:spacing w:line="336" w:lineRule="auto" w:after="180"/>
+      </w:pPr>
+      <w:r>
+        <w:rPr>
+          <w:b w:val="0"/>
+        </w:rPr>
+        <w:t>Project: Reproducible AI Research Study</w:t>
+      </w:r>
+    </w:p>
+    <w:p>
+      <w:pPr>
+        <w:spacing w:line="336" w:lineRule="auto" w:after="180"/>
+      </w:pPr>
+      <w:r>
+        <w:rPr>
+          <w:b w:val="0"/>
+        </w:rPr>
+        <w:t>Current milestone: Test changed cases. Keep normal, boundary and failure cases; compare expected and observed results.</w:t>
+      </w:r>
+    </w:p>
+    <w:p>
+      <w:pPr>
+        <w:spacing w:line="336" w:lineRule="auto" w:after="180"/>
+      </w:pPr>
+      <w:r>
+        <w:rPr>
+          <w:b w:val="0"/>
+        </w:rPr>
         <w:t>For the Reproducible AI Research Study, retain an annotated worked trace and the changed-case reasoning. Connect the claim to its records, units and assumptions so another investigator can challenge or reproduce it.</w:t>
       </w:r>
     </w:p>
@@ -1179,53 +1615,128 @@
     </w:p>
     <w:p>
       <w:r>
-        <w:t>Use this supported practice once, in the browser or on paper. Keep the reserved independent assessment for a separate first attempt before teacher feedback.</w:t>
+        <w:t>Try the supported questions before comparing with hints and feedback. Record what you repaired and the evidence you retained.</w:t>
       </w:r>
     </w:p>
     <w:p>
-      <w:r>
-        <w:t>An improvement with a practical threshold. A team compares error rates against a predeclared practical threshold.</w:t>
+      <w:pPr>
+        <w:spacing w:line="336" w:lineRule="auto" w:after="180"/>
+      </w:pPr>
+      <w:r>
+        <w:rPr>
+          <w:b w:val="0"/>
+        </w:rPr>
+        <w:t>Use this supported practice once, in the browser or on paper. Keep the reserved independent assessment for a separate first attempt before teacher feedback.</w:t>
       </w:r>
     </w:p>
     <w:p>
       <w:pPr>
-        <w:pStyle w:val="Heading3"/>
-      </w:pPr>
-      <w:r>
-        <w:t>Practice 1: explain the deciding evidence</w:t>
+        <w:spacing w:line="336" w:lineRule="auto" w:after="180"/>
+      </w:pPr>
+      <w:r>
+        <w:rPr>
+          <w:b w:val="0"/>
+        </w:rPr>
+        <w:t xml:space="preserve">An improvement with a </w:t>
+      </w:r>
+      <w:r>
+        <w:rPr>
+          <w:b/>
+        </w:rPr>
+        <w:t>practical threshold</w:t>
+      </w:r>
+      <w:r>
+        <w:rPr>
+          <w:b w:val="0"/>
+        </w:rPr>
+        <w:t xml:space="preserve">. A team compares error rates against a predeclared </w:t>
+      </w:r>
+      <w:r>
+        <w:rPr>
+          <w:b/>
+        </w:rPr>
+        <w:t>practical threshold</w:t>
+      </w:r>
+      <w:r>
+        <w:rPr>
+          <w:b w:val="0"/>
+        </w:rPr>
+        <w:t>.</w:t>
       </w:r>
     </w:p>
     <w:p>
-      <w:r>
-        <w:t>Which labelled step matches this detail? Five is less than ten, so the observed change misses this threshold.</w:t>
+      <w:pPr>
+        <w:pStyle w:val="Heading3"/>
+      </w:pPr>
+      <w:r>
+        <w:t>Practice 1: explain the deciding evidence</w:t>
       </w:r>
     </w:p>
     <w:p>
-      <w:r>
-        <w:t>1. Apply practical threshold</w:t>
+      <w:pPr>
+        <w:spacing w:line="336" w:lineRule="auto" w:after="180"/>
+      </w:pPr>
+      <w:r>
+        <w:rPr>
+          <w:b w:val="0"/>
+        </w:rPr>
+        <w:t>Which labelled step matches this detail? Five is less than ten, so the observed change misses this threshold.</w:t>
       </w:r>
     </w:p>
     <w:p>
-      <w:r>
-        <w:t>2. Compute rates</w:t>
+      <w:pPr>
+        <w:spacing w:line="336" w:lineRule="auto" w:after="180"/>
+        <w:shd w:fill="F4F9FC"/>
+      </w:pPr>
+      <w:r>
+        <w:rPr>
+          <w:b w:val="0"/>
+        </w:rPr>
+        <w:t xml:space="preserve">1. Apply </w:t>
+      </w:r>
+      <w:r>
+        <w:rPr>
+          <w:b/>
+        </w:rPr>
+        <w:t>practical threshold</w:t>
       </w:r>
     </w:p>
     <w:p>
-      <w:r>
-        <w:t>3. Compute effect size</w:t>
+      <w:pPr>
+        <w:spacing w:line="336" w:lineRule="auto" w:after="180"/>
+        <w:shd w:fill="F4F9FC"/>
+      </w:pPr>
+      <w:r>
+        <w:rPr>
+          <w:b w:val="0"/>
+        </w:rPr>
+        <w:t>2. Compute rates</w:t>
       </w:r>
     </w:p>
     <w:p>
       <w:pPr>
-        <w:pStyle w:val="Heading3"/>
-      </w:pPr>
-      <w:r>
-        <w:t>My selected conclusion, deciding fact and explanation</w:t>
+        <w:spacing w:line="336" w:lineRule="auto" w:after="180"/>
+        <w:shd w:fill="F4F9FC"/>
+      </w:pPr>
+      <w:r>
+        <w:rPr>
+          <w:b w:val="0"/>
+        </w:rPr>
+        <w:t xml:space="preserve">3. Compute </w:t>
+      </w:r>
+      <w:r>
+        <w:rPr>
+          <w:b/>
+        </w:rPr>
+        <w:t>effect size</w:t>
       </w:r>
     </w:p>
     <w:p>
-      <w:r>
-        <w:t>________________________________________________________________</w:t>
+      <w:pPr>
+        <w:pStyle w:val="Heading3"/>
+      </w:pPr>
+      <w:r>
+        <w:t>My selected conclusion, deciding fact and explanation</w:t>
       </w:r>
     </w:p>
     <w:p>
@@ -1250,40 +1761,91 @@
     </w:p>
     <w:p>
       <w:r>
-        <w:t>Hint if needed: Read the steps in the pictorial case. Match the supplied detail to the stage that performs or records it.</w:t>
+        <w:t>________________________________________________________________</w:t>
       </w:r>
     </w:p>
     <w:p>
-      <w:r>
-        <w:t>After your attempt, compare with the supported explanation: Apply practical threshold Five is less than ten, so the observed change misses this threshold. Effect size describes how much the outcome changes. Practical importance depends on the real decision criterion; relative changes can sound large while absolute changes remain small.</w:t>
+      <w:pPr>
+        <w:pStyle w:val="Heading3"/>
+      </w:pPr>
+      <w:r>
+        <w:t>Hint · try first</w:t>
       </w:r>
     </w:p>
     <w:p>
       <w:pPr>
-        <w:pStyle w:val="Heading3"/>
-      </w:pPr>
-      <w:r>
-        <w:t>Practice 2: explain the deciding evidence</w:t>
+        <w:spacing w:line="336" w:lineRule="auto" w:after="180"/>
+        <w:shd w:fill="F1F6F8"/>
+      </w:pPr>
+      <w:r>
+        <w:rPr>
+          <w:b w:val="0"/>
+        </w:rPr>
+        <w:t>Hint if needed: Read the steps in the pictorial case. Match the supplied detail to the stage that performs or records it.</w:t>
       </w:r>
     </w:p>
     <w:p>
-      <w:r>
-        <w:t>Changed-case practice: B makes 8 errors in 1000. Which conclusion is supported by the supplied facts?</w:t>
+      <w:pPr>
+        <w:pStyle w:val="Heading3"/>
+      </w:pPr>
+      <w:r>
+        <w:t>Feedback · compare after trying</w:t>
       </w:r>
     </w:p>
     <w:p>
-      <w:r>
-        <w:t>1. The reduction becomes 12 per 1000 and meets the stated practical threshold.</w:t>
+      <w:pPr>
+        <w:spacing w:line="336" w:lineRule="auto" w:after="180"/>
+        <w:shd w:fill="F1F6FC"/>
+      </w:pPr>
+      <w:r>
+        <w:rPr>
+          <w:b w:val="0"/>
+        </w:rPr>
+        <w:t xml:space="preserve">After your attempt, compare with the supported explanation: Apply </w:t>
+      </w:r>
+      <w:r>
+        <w:rPr>
+          <w:b/>
+        </w:rPr>
+        <w:t>practical threshold</w:t>
+      </w:r>
+      <w:r>
+        <w:rPr>
+          <w:b w:val="0"/>
+        </w:rPr>
+        <w:t xml:space="preserve"> Five is less than ten, so the observed change misses this threshold. </w:t>
+      </w:r>
+      <w:r>
+        <w:rPr>
+          <w:b/>
+        </w:rPr>
+        <w:t>Effect size</w:t>
+      </w:r>
+      <w:r>
+        <w:rPr>
+          <w:b w:val="0"/>
+        </w:rPr>
+        <w:t xml:space="preserve"> describes how much the outcome changes.</w:t>
       </w:r>
     </w:p>
     <w:p>
-      <w:r>
-        <w:t>2. This one example guarantees correct results for every future input.</w:t>
+      <w:pPr>
+        <w:spacing w:line="336" w:lineRule="auto" w:after="180"/>
+        <w:shd w:fill="F1F6FC"/>
+      </w:pPr>
+      <w:r>
+        <w:rPr>
+          <w:b w:val="0"/>
+        </w:rPr>
+        <w:t>Practical importance depends on the real decision criterion; relative changes can sound large while absolute changes remain small.</w:t>
       </w:r>
     </w:p>
     <w:p>
-      <w:r>
-        <w:t>3. We can decide the result without examining the changed input or the procedure.</w:t>
+      <w:pPr>
+        <w:pStyle w:val="Heading3"/>
+      </w:pPr>
+      <w:r>
+        <w:t>Practice 2: explain the deciding evidence</w:t>
       </w:r>
     </w:p>
     <w:p>
@@ -1291,104 +1853,1136 @@
         <w:pStyle w:val="Heading3"/>
       </w:pPr>
       <w:r>
-        <w:t>My selected conclusion, deciding fact and explanation</w:t>
+        <w:t>Changed case · predict first</w:t>
       </w:r>
     </w:p>
     <w:p>
-      <w:r>
-        <w:t>________________________________________________________________</w:t>
+      <w:pPr>
+        <w:spacing w:line="336" w:lineRule="auto" w:after="180"/>
+        <w:shd w:fill="F5F1FB"/>
+      </w:pPr>
+      <w:r>
+        <w:rPr>
+          <w:b w:val="0"/>
+        </w:rPr>
+        <w:t>Changed-case practice: B makes 8 errors in 1000. Which conclusion is supported by the supplied facts?</w:t>
       </w:r>
     </w:p>
     <w:p>
-      <w:r>
-        <w:t>________________________________________________________________</w:t>
+      <w:pPr>
+        <w:spacing w:line="336" w:lineRule="auto" w:after="180"/>
+        <w:shd w:fill="F4F9FC"/>
+      </w:pPr>
+      <w:r>
+        <w:rPr>
+          <w:b w:val="0"/>
+        </w:rPr>
+        <w:t xml:space="preserve">1. The reduction becomes 12 per 1000 and meets the stated </w:t>
+      </w:r>
+      <w:r>
+        <w:rPr>
+          <w:b/>
+        </w:rPr>
+        <w:t>practical threshold</w:t>
+      </w:r>
+      <w:r>
+        <w:rPr>
+          <w:b w:val="0"/>
+        </w:rPr>
+        <w:t>.</w:t>
       </w:r>
     </w:p>
     <w:p>
-      <w:r>
-        <w:t>________________________________________________________________</w:t>
+      <w:pPr>
+        <w:spacing w:line="336" w:lineRule="auto" w:after="180"/>
+        <w:shd w:fill="F4F9FC"/>
+      </w:pPr>
+      <w:r>
+        <w:rPr>
+          <w:b w:val="0"/>
+        </w:rPr>
+        <w:t xml:space="preserve">2. This one example guarantees correct results for every future </w:t>
+      </w:r>
+      <w:r>
+        <w:rPr>
+          <w:b/>
+        </w:rPr>
+        <w:t>input</w:t>
+      </w:r>
+      <w:r>
+        <w:rPr>
+          <w:b w:val="0"/>
+        </w:rPr>
+        <w:t>.</w:t>
       </w:r>
     </w:p>
     <w:p>
-      <w:r>
-        <w:t>________________________________________________________________</w:t>
+      <w:pPr>
+        <w:spacing w:line="336" w:lineRule="auto" w:after="180"/>
+        <w:shd w:fill="F4F9FC"/>
+      </w:pPr>
+      <w:r>
+        <w:rPr>
+          <w:b w:val="0"/>
+        </w:rPr>
+        <w:t xml:space="preserve">3. We can decide the result without examining the changed </w:t>
+      </w:r>
+      <w:r>
+        <w:rPr>
+          <w:b/>
+        </w:rPr>
+        <w:t>input</w:t>
+      </w:r>
+      <w:r>
+        <w:rPr>
+          <w:b w:val="0"/>
+        </w:rPr>
+        <w:t xml:space="preserve"> or the procedure.</w:t>
       </w:r>
     </w:p>
     <w:p>
-      <w:r>
-        <w:t>________________________________________________________________</w:t>
+      <w:pPr>
+        <w:pStyle w:val="Heading3"/>
+      </w:pPr>
+      <w:r>
+        <w:t>My selected conclusion, deciding fact and explanation</w:t>
       </w:r>
     </w:p>
     <w:p>
       <w:r>
-        <w:t>Hint if needed: Use the changed condition and the deciding step in the pictorial trace. The answer must say what follows from those facts.</w:t>
+        <w:t>________________________________________________________________</w:t>
       </w:r>
     </w:p>
     <w:p>
       <w:r>
-        <w:t>After your attempt, compare with the supported explanation: The reduction becomes 12 per 1000 and meets the stated practical threshold. Twenty minus eight exceeds the required ten fewer errors.</w:t>
+        <w:t>________________________________________________________________</w:t>
       </w:r>
     </w:p>
     <w:p>
-      <w:pPr>
-        <w:pStyle w:val="Heading3"/>
-      </w:pPr>
-      <w:r>
-        <w:t>Repair a missing building block</w:t>
+      <w:r>
+        <w:t>________________________________________________________________</w:t>
       </w:r>
     </w:p>
     <w:p>
       <w:r>
-        <w:t>Review Uncertainty intervals (ai-7/12). Goal: Explain the mechanism and terminology of uncertainty intervals. Short practice: Locate -0.8 and zero relative to the supplied interval [-1.4,-0.2]. Interpret the sign and confidence-method meaning, then describe what changes with interval [-1.4,0.3].. Return to this week and explain what you changed.</w:t>
+        <w:t>________________________________________________________________</w:t>
       </w:r>
     </w:p>
     <w:p>
       <w:r>
-        <w:t>Review Confounders and controls (ai-7/10). Goal: Explain the mechanism and terminology of confounders and controls. Short practice: Draw the four condition/background combinations. Which variables were coupled before, and why would collecting only healthy-white and spotted-blue again leave the confounding unresolved?. Return to this week and explain what you changed.</w:t>
+        <w:t>________________________________________________________________</w:t>
       </w:r>
     </w:p>
     <w:p>
-      <w:r>
-        <w:t>Review Hypotheses and measurable outcomes (ai-7/7). Goal: Explain the mechanism and terminology of hypotheses and measurable outcomes. Short practice: Name the predicted outcome and how unsupported is scored. If B sounds friendlier but ties A’s unsupported count, does the recorded improvement hypothesis receive support?. Return to this week and explain what you changed.</w:t>
+      <w:pPr>
+        <w:pStyle w:val="Heading3"/>
+      </w:pPr>
+      <w:r>
+        <w:t>Hint · try first</w:t>
       </w:r>
     </w:p>
     <w:p>
       <w:pPr>
-        <w:pStyle w:val="Heading3"/>
-      </w:pPr>
-      <w:r>
-        <w:t>Predict, run and debug</w:t>
+        <w:spacing w:line="336" w:lineRule="auto" w:after="180"/>
+        <w:shd w:fill="F1F6F8"/>
+      </w:pPr>
+      <w:r>
+        <w:rPr>
+          <w:b w:val="0"/>
+        </w:rPr>
+        <w:t>Hint if needed: Use the changed condition and the deciding step in the pictorial trace. The answer must say what follows from those facts.</w:t>
       </w:r>
     </w:p>
     <w:p>
-      <w:r>
-        <w:t>The browser lab lets you edit the supported Python examples already included in this lesson. Predict first, run, inspect the actual output or error, change one input, then run again. Keep code, predictions, actual results and a reasoned revision together. On paper, label your result as a trace rather than an execution.</w:t>
+      <w:pPr>
+        <w:pStyle w:val="Heading3"/>
+      </w:pPr>
+      <w:r>
+        <w:t>Feedback · compare after trying</w:t>
       </w:r>
     </w:p>
     <w:p>
       <w:pPr>
-        <w:pStyle w:val="Heading3"/>
-      </w:pPr>
-      <w:r>
-        <w:t>Keep your completed work</w:t>
+        <w:spacing w:line="336" w:lineRule="auto" w:after="180"/>
+        <w:shd w:fill="F1F6FC"/>
+      </w:pPr>
+      <w:r>
+        <w:rPr>
+          <w:b w:val="0"/>
+        </w:rPr>
+        <w:t xml:space="preserve">After your attempt, compare with the supported explanation: The reduction becomes 12 per 1000 and meets the stated </w:t>
+      </w:r>
+      <w:r>
+        <w:rPr>
+          <w:b/>
+        </w:rPr>
+        <w:t>practical threshold</w:t>
+      </w:r>
+      <w:r>
+        <w:rPr>
+          <w:b w:val="0"/>
+        </w:rPr>
+        <w:t>. Twenty minus eight exceeds the required ten fewer errors.</w:t>
       </w:r>
     </w:p>
     <w:p>
-      <w:r>
-        <w:t>Use Download completed work in the hosted lesson to export your answers, reflections, practice feedback and code-run evidence. Open the HTML copy to read or print it. Drafts stay in this browser when storage is available; clear drafts on a shared device.</w:t>
+      <w:pPr>
+        <w:pStyle w:val="Heading3"/>
+      </w:pPr>
+      <w:r>
+        <w:t>Repair a missing building block</w:t>
       </w:r>
     </w:p>
     <w:p>
       <w:pPr>
-        <w:pStyle w:val="Heading3"/>
-      </w:pPr>
-      <w:r>
-        <w:t>What I repaired, the evidence I kept and the next test</w:t>
+        <w:spacing w:line="336" w:lineRule="auto" w:after="180"/>
+      </w:pPr>
+      <w:r>
+        <w:rPr>
+          <w:b w:val="0"/>
+        </w:rPr>
+        <w:t xml:space="preserve">Review Uncertainty intervals (ai-7/12). Goal: Explain the </w:t>
+      </w:r>
+      <w:r>
+        <w:rPr>
+          <w:b/>
+        </w:rPr>
+        <w:t>mechanism</w:t>
+      </w:r>
+      <w:r>
+        <w:rPr>
+          <w:b w:val="0"/>
+        </w:rPr>
+        <w:t xml:space="preserve"> and terminology of uncertainty intervals. Short practice: Locate -0.8 and zero relative to the supplied interval [-1.4,-0.2].</w:t>
       </w:r>
     </w:p>
     <w:p>
+      <w:pPr>
+        <w:spacing w:line="336" w:lineRule="auto" w:after="180"/>
+      </w:pPr>
+      <w:r>
+        <w:rPr>
+          <w:b w:val="0"/>
+        </w:rPr>
+        <w:t>Interpret the sign and confidence-method meaning, then describe what changes with interval [-1.4,0.3].. Return to this week and explain what you changed.</w:t>
+      </w:r>
+    </w:p>
+    <w:p>
+      <w:pPr>
+        <w:spacing w:line="336" w:lineRule="auto" w:after="180"/>
+      </w:pPr>
+      <w:r>
+        <w:rPr>
+          <w:b w:val="0"/>
+        </w:rPr>
+        <w:t xml:space="preserve">Review Confounders and controls (ai-7/10). Goal: Explain the </w:t>
+      </w:r>
+      <w:r>
+        <w:rPr>
+          <w:b/>
+        </w:rPr>
+        <w:t>mechanism</w:t>
+      </w:r>
+      <w:r>
+        <w:rPr>
+          <w:b w:val="0"/>
+        </w:rPr>
+        <w:t xml:space="preserve"> and terminology of confounders and controls. Short practice: Draw the four condition/background combinations.</w:t>
+      </w:r>
+    </w:p>
+    <w:p>
+      <w:pPr>
+        <w:spacing w:line="336" w:lineRule="auto" w:after="180"/>
+      </w:pPr>
+      <w:r>
+        <w:rPr>
+          <w:b w:val="0"/>
+        </w:rPr>
+        <w:t>Which variables were coupled before, and why would collecting only healthy-white and spotted-blue again leave the confounding unresolved?. Return to this week and explain what you changed.</w:t>
+      </w:r>
+    </w:p>
+    <w:p>
+      <w:pPr>
+        <w:spacing w:line="336" w:lineRule="auto" w:after="180"/>
+      </w:pPr>
+      <w:r>
+        <w:rPr>
+          <w:b w:val="0"/>
+        </w:rPr>
+        <w:t xml:space="preserve">Review Hypotheses and measurable outcomes (ai-7/7). Goal: Explain the </w:t>
+      </w:r>
+      <w:r>
+        <w:rPr>
+          <w:b/>
+        </w:rPr>
+        <w:t>mechanism</w:t>
+      </w:r>
+      <w:r>
+        <w:rPr>
+          <w:b w:val="0"/>
+        </w:rPr>
+        <w:t xml:space="preserve"> and terminology of hypotheses and measurable outcomes. Short practice: Name the predicted outcome and how unsupported is scored.</w:t>
+      </w:r>
+    </w:p>
+    <w:p>
+      <w:pPr>
+        <w:spacing w:line="336" w:lineRule="auto" w:after="180"/>
+      </w:pPr>
+      <w:r>
+        <w:rPr>
+          <w:b w:val="0"/>
+        </w:rPr>
+        <w:t>If B sounds friendlier but ties A’s unsupported count, does the recorded improvement hypothesis receive support?. Return to this week and explain what you changed.</w:t>
+      </w:r>
+    </w:p>
+    <w:p>
+      <w:pPr>
+        <w:pStyle w:val="Heading3"/>
+      </w:pPr>
+      <w:r>
+        <w:t>Predict, run and debug</w:t>
+      </w:r>
+    </w:p>
+    <w:p>
+      <w:pPr>
+        <w:spacing w:line="336" w:lineRule="auto" w:after="180"/>
+      </w:pPr>
+      <w:r>
+        <w:rPr>
+          <w:b w:val="0"/>
+        </w:rPr>
+        <w:t xml:space="preserve">The browser lab lets you edit the supported Python examples already included in this lesson. Predict first, run, inspect the actual </w:t>
+      </w:r>
+      <w:r>
+        <w:rPr>
+          <w:b/>
+        </w:rPr>
+        <w:t>output</w:t>
+      </w:r>
+      <w:r>
+        <w:rPr>
+          <w:b w:val="0"/>
+        </w:rPr>
+        <w:t xml:space="preserve"> or error, change one </w:t>
+      </w:r>
+      <w:r>
+        <w:rPr>
+          <w:b/>
+        </w:rPr>
+        <w:t>input</w:t>
+      </w:r>
+      <w:r>
+        <w:rPr>
+          <w:b w:val="0"/>
+        </w:rPr>
+        <w:t>, then run again.</w:t>
+      </w:r>
+    </w:p>
+    <w:p>
+      <w:pPr>
+        <w:spacing w:line="336" w:lineRule="auto" w:after="180"/>
+      </w:pPr>
+      <w:r>
+        <w:rPr>
+          <w:b w:val="0"/>
+        </w:rPr>
+        <w:t xml:space="preserve">Keep code, </w:t>
+      </w:r>
+      <w:r>
+        <w:rPr>
+          <w:b/>
+        </w:rPr>
+        <w:t>prediction</w:t>
+      </w:r>
+      <w:r>
+        <w:rPr>
+          <w:b w:val="0"/>
+        </w:rPr>
+        <w:t>s, actual results and a reasoned revision together. On paper, label your result as a trace rather than an execution.</w:t>
+      </w:r>
+    </w:p>
+    <w:p>
+      <w:pPr>
+        <w:pStyle w:val="Heading3"/>
+      </w:pPr>
+      <w:r>
+        <w:t>Keep your completed work</w:t>
+      </w:r>
+    </w:p>
+    <w:p>
+      <w:pPr>
+        <w:spacing w:line="336" w:lineRule="auto" w:after="180"/>
+      </w:pPr>
+      <w:r>
+        <w:rPr>
+          <w:b w:val="0"/>
+        </w:rPr>
+        <w:t xml:space="preserve">Use Download completed work in the hosted lesson to export your answers, reflections, practice feedback and code-run </w:t>
+      </w:r>
+      <w:r>
+        <w:rPr>
+          <w:b/>
+        </w:rPr>
+        <w:t>evidence</w:t>
+      </w:r>
+      <w:r>
+        <w:rPr>
+          <w:b w:val="0"/>
+        </w:rPr>
+        <w:t>. Open the HTML copy to read or print it.</w:t>
+      </w:r>
+    </w:p>
+    <w:p>
+      <w:pPr>
+        <w:spacing w:line="336" w:lineRule="auto" w:after="180"/>
+      </w:pPr>
+      <w:r>
+        <w:rPr>
+          <w:b w:val="0"/>
+        </w:rPr>
+        <w:t>Drafts stay in this browser when storage is available; clear drafts on a shared device.</w:t>
+      </w:r>
+    </w:p>
+    <w:p>
+      <w:pPr>
+        <w:pStyle w:val="Heading3"/>
+      </w:pPr>
+      <w:r>
+        <w:t>What I repaired, the evidence I kept and the next test</w:t>
+      </w:r>
+    </w:p>
+    <w:p>
       <w:r>
         <w:t>________________________________________________________________</w:t>
+      </w:r>
+    </w:p>
+    <w:p>
+      <w:r>
+        <w:t>________________________________________________________________</w:t>
+      </w:r>
+    </w:p>
+    <w:p>
+      <w:r>
+        <w:t>________________________________________________________________</w:t>
+      </w:r>
+    </w:p>
+    <w:p>
+      <w:r>
+        <w:t>________________________________________________________________</w:t>
+      </w:r>
+    </w:p>
+    <w:p>
+      <w:r>
+        <w:t>________________________________________________________________</w:t>
+      </w:r>
+    </w:p>
+    <w:p>
+      <w:pPr>
+        <w:pStyle w:val="Heading1"/>
+      </w:pPr>
+      <w:r>
+        <w:t>15. Visual concept journey</w:t>
+      </w:r>
+    </w:p>
+    <w:p>
+      <w:r>
+        <w:t>Explain each Effect size and practical importance picture from its labels, then record a relevant limit.</w:t>
+      </w:r>
+    </w:p>
+    <w:p>
+      <w:pPr>
+        <w:pStyle w:val="Heading3"/>
+      </w:pPr>
+      <w:r>
+        <w:t>01. Effect size and practical importance: the case</w:t>
+      </w:r>
+    </w:p>
+    <w:p>
+      <w:r>
+        <w:drawing>
+          <wp:inline xmlns:a="http://schemas.openxmlformats.org/drawingml/2006/main" xmlns:pic="http://schemas.openxmlformats.org/drawingml/2006/picture">
+            <wp:extent cx="5486400" cy="2834640"/>
+            <wp:docPr id="3" name="Picture 3" descr="An improvement with a practical threshold. A team compares error rates against a predeclared practical threshold. Supplied facts: A makes 20 errors in 1000 tasks; B makes 15. Practical improvement requires at least 10 fewer errors per 1000."/>
+            <wp:cNvGraphicFramePr>
+              <a:graphicFrameLocks noChangeAspect="1"/>
+            </wp:cNvGraphicFramePr>
+            <a:graphic>
+              <a:graphicData uri="http://schemas.openxmlformats.org/drawingml/2006/picture">
+                <pic:pic>
+                  <pic:nvPicPr>
+                    <pic:cNvPr id="0" name="academy-story-ai-7-13-01.png"/>
+                    <pic:cNvPicPr/>
+                  </pic:nvPicPr>
+                  <pic:blipFill>
+                    <a:blip r:embed="rId11"/>
+                    <a:stretch>
+                      <a:fillRect/>
+                    </a:stretch>
+                  </pic:blipFill>
+                  <pic:spPr>
+                    <a:xfrm>
+                      <a:off x="0" y="0"/>
+                      <a:ext cx="5486400" cy="2834640"/>
+                    </a:xfrm>
+                    <a:prstGeom prst="rect"/>
+                  </pic:spPr>
+                </pic:pic>
+              </a:graphicData>
+            </a:graphic>
+          </wp:inline>
+        </w:drawing>
+      </w:r>
+    </w:p>
+    <w:p>
+      <w:pPr>
+        <w:spacing w:line="336" w:lineRule="auto" w:after="180"/>
+      </w:pPr>
+      <w:r>
+        <w:rPr>
+          <w:b w:val="0"/>
+        </w:rPr>
+        <w:t xml:space="preserve">An improvement with a </w:t>
+      </w:r>
+      <w:r>
+        <w:rPr>
+          <w:b/>
+        </w:rPr>
+        <w:t>practical threshold</w:t>
+      </w:r>
+      <w:r>
+        <w:rPr>
+          <w:b w:val="0"/>
+        </w:rPr>
+        <w:t xml:space="preserve">. A team compares error rates against a predeclared </w:t>
+      </w:r>
+      <w:r>
+        <w:rPr>
+          <w:b/>
+        </w:rPr>
+        <w:t>practical threshold</w:t>
+      </w:r>
+      <w:r>
+        <w:rPr>
+          <w:b w:val="0"/>
+        </w:rPr>
+        <w:t>. Supplied facts: A makes 20 errors in 1000 tasks; B makes 15.</w:t>
+      </w:r>
+    </w:p>
+    <w:p>
+      <w:pPr>
+        <w:spacing w:line="336" w:lineRule="auto" w:after="180"/>
+      </w:pPr>
+      <w:r>
+        <w:rPr>
+          <w:b w:val="0"/>
+        </w:rPr>
+        <w:t>Practical improvement requires at least 10 fewer errors per 1000.</w:t>
+      </w:r>
+    </w:p>
+    <w:p>
+      <w:pPr>
+        <w:spacing w:line="336" w:lineRule="auto" w:after="180"/>
+        <w:shd w:fill="F5F1FB"/>
+      </w:pPr>
+      <w:r>
+        <w:rPr>
+          <w:b w:val="0"/>
+        </w:rPr>
+        <w:t>Point to the given fact that matters most. Explain why it matters.</w:t>
+      </w:r>
+    </w:p>
+    <w:p>
+      <w:pPr>
+        <w:pStyle w:val="Heading3"/>
+      </w:pPr>
+      <w:r>
+        <w:t>My picture explanation, deciding evidence and one limit</w:t>
+      </w:r>
+    </w:p>
+    <w:p>
+      <w:r>
+        <w:t>________________________________________________________________</w:t>
+      </w:r>
+    </w:p>
+    <w:p>
+      <w:r>
+        <w:t>________________________________________________________________</w:t>
+      </w:r>
+    </w:p>
+    <w:p>
+      <w:r>
+        <w:t>________________________________________________________________</w:t>
+      </w:r>
+    </w:p>
+    <w:p>
+      <w:r>
+        <w:t>________________________________________________________________</w:t>
+      </w:r>
+    </w:p>
+    <w:p>
+      <w:pPr>
+        <w:pStyle w:val="Heading3"/>
+      </w:pPr>
+      <w:r>
+        <w:t>02. Follow the deciding steps</w:t>
+      </w:r>
+    </w:p>
+    <w:p>
+      <w:r>
+        <w:drawing>
+          <wp:inline xmlns:a="http://schemas.openxmlformats.org/drawingml/2006/main" xmlns:pic="http://schemas.openxmlformats.org/drawingml/2006/picture">
+            <wp:extent cx="5486400" cy="3182112"/>
+            <wp:docPr id="4" name="Picture 4" descr="Compute rates: A is 2%; B is 1.5%. → Compute effect size: B has 5 fewer errors per 1000, a 0.5-percentage-point reduction. → Apply practical threshold: Five is less than ten, so the observed change misses this threshold."/>
+            <wp:cNvGraphicFramePr>
+              <a:graphicFrameLocks noChangeAspect="1"/>
+            </wp:cNvGraphicFramePr>
+            <a:graphic>
+              <a:graphicData uri="http://schemas.openxmlformats.org/drawingml/2006/picture">
+                <pic:pic>
+                  <pic:nvPicPr>
+                    <pic:cNvPr id="0" name="academy-story-ai-7-13-02.png"/>
+                    <pic:cNvPicPr/>
+                  </pic:nvPicPr>
+                  <pic:blipFill>
+                    <a:blip r:embed="rId12"/>
+                    <a:stretch>
+                      <a:fillRect/>
+                    </a:stretch>
+                  </pic:blipFill>
+                  <pic:spPr>
+                    <a:xfrm>
+                      <a:off x="0" y="0"/>
+                      <a:ext cx="5486400" cy="3182112"/>
+                    </a:xfrm>
+                    <a:prstGeom prst="rect"/>
+                  </pic:spPr>
+                </pic:pic>
+              </a:graphicData>
+            </a:graphic>
+          </wp:inline>
+        </w:drawing>
+      </w:r>
+    </w:p>
+    <w:p>
+      <w:pPr>
+        <w:spacing w:line="336" w:lineRule="auto" w:after="180"/>
+      </w:pPr>
+      <w:r>
+        <w:rPr>
+          <w:b w:val="0"/>
+        </w:rPr>
+        <w:t xml:space="preserve">Compute rates: A is 2%; B is 1.5%. → Compute </w:t>
+      </w:r>
+      <w:r>
+        <w:rPr>
+          <w:b/>
+        </w:rPr>
+        <w:t>effect size</w:t>
+      </w:r>
+      <w:r>
+        <w:rPr>
+          <w:b w:val="0"/>
+        </w:rPr>
+        <w:t xml:space="preserve">: B has 5 fewer errors per 1000, a 0.5-percentage-point reduction. → Apply </w:t>
+      </w:r>
+      <w:r>
+        <w:rPr>
+          <w:b/>
+        </w:rPr>
+        <w:t>practical threshold</w:t>
+      </w:r>
+      <w:r>
+        <w:rPr>
+          <w:b w:val="0"/>
+        </w:rPr>
+        <w:t>: Five is less than ten, so the observed change misses this threshold.</w:t>
+      </w:r>
+    </w:p>
+    <w:p>
+      <w:pPr>
+        <w:spacing w:line="336" w:lineRule="auto" w:after="180"/>
+        <w:shd w:fill="F5F1FB"/>
+      </w:pPr>
+      <w:r>
+        <w:rPr>
+          <w:b w:val="0"/>
+        </w:rPr>
+        <w:t xml:space="preserve">Point to each numbered stage and explain which recorded </w:t>
+      </w:r>
+      <w:r>
+        <w:rPr>
+          <w:b/>
+        </w:rPr>
+        <w:t>input</w:t>
+      </w:r>
+      <w:r>
+        <w:rPr>
+          <w:b w:val="0"/>
+        </w:rPr>
+        <w:t xml:space="preserve"> it uses.</w:t>
+      </w:r>
+    </w:p>
+    <w:p>
+      <w:pPr>
+        <w:pStyle w:val="Heading3"/>
+      </w:pPr>
+      <w:r>
+        <w:t>My picture explanation, deciding evidence and one limit</w:t>
+      </w:r>
+    </w:p>
+    <w:p>
+      <w:r>
+        <w:t>________________________________________________________________</w:t>
+      </w:r>
+    </w:p>
+    <w:p>
+      <w:r>
+        <w:t>________________________________________________________________</w:t>
+      </w:r>
+    </w:p>
+    <w:p>
+      <w:r>
+        <w:t>________________________________________________________________</w:t>
+      </w:r>
+    </w:p>
+    <w:p>
+      <w:r>
+        <w:t>________________________________________________________________</w:t>
+      </w:r>
+    </w:p>
+    <w:p>
+      <w:pPr>
+        <w:pStyle w:val="Heading3"/>
+      </w:pPr>
+      <w:r>
+        <w:t>03. Errors on 1000 tasks</w:t>
+      </w:r>
+    </w:p>
+    <w:p>
+      <w:r>
+        <w:drawing>
+          <wp:inline xmlns:a="http://schemas.openxmlformats.org/drawingml/2006/main" xmlns:pic="http://schemas.openxmlformats.org/drawingml/2006/picture">
+            <wp:extent cx="5486400" cy="2834640"/>
+            <wp:docPr id="5" name="Picture 5" descr="Errors on 1000 tasks. Units: errors per 1000 tasks. A: 20. B: 15."/>
+            <wp:cNvGraphicFramePr>
+              <a:graphicFrameLocks noChangeAspect="1"/>
+            </wp:cNvGraphicFramePr>
+            <a:graphic>
+              <a:graphicData uri="http://schemas.openxmlformats.org/drawingml/2006/picture">
+                <pic:pic>
+                  <pic:nvPicPr>
+                    <pic:cNvPr id="0" name="academy-story-ai-7-13-03.png"/>
+                    <pic:cNvPicPr/>
+                  </pic:nvPicPr>
+                  <pic:blipFill>
+                    <a:blip r:embed="rId13"/>
+                    <a:stretch>
+                      <a:fillRect/>
+                    </a:stretch>
+                  </pic:blipFill>
+                  <pic:spPr>
+                    <a:xfrm>
+                      <a:off x="0" y="0"/>
+                      <a:ext cx="5486400" cy="2834640"/>
+                    </a:xfrm>
+                    <a:prstGeom prst="rect"/>
+                  </pic:spPr>
+                </pic:pic>
+              </a:graphicData>
+            </a:graphic>
+          </wp:inline>
+        </w:drawing>
+      </w:r>
+    </w:p>
+    <w:p>
+      <w:pPr>
+        <w:spacing w:line="336" w:lineRule="auto" w:after="180"/>
+      </w:pPr>
+      <w:r>
+        <w:rPr>
+          <w:b w:val="0"/>
+        </w:rPr>
+        <w:t>Errors on 1000 tasks. Units: errors per 1000 tasks. A: 20. B: 15.</w:t>
+      </w:r>
+    </w:p>
+    <w:p>
+      <w:pPr>
+        <w:spacing w:line="336" w:lineRule="auto" w:after="180"/>
+        <w:shd w:fill="F5F1FB"/>
+      </w:pPr>
+      <w:r>
+        <w:rPr>
+          <w:b w:val="0"/>
+        </w:rPr>
+        <w:t>Read the labels and values. Explain the relationship the model shows.</w:t>
+      </w:r>
+    </w:p>
+    <w:p>
+      <w:pPr>
+        <w:pStyle w:val="Heading3"/>
+      </w:pPr>
+      <w:r>
+        <w:t>My picture explanation, deciding evidence and one limit</w:t>
+      </w:r>
+    </w:p>
+    <w:p>
+      <w:r>
+        <w:t>________________________________________________________________</w:t>
+      </w:r>
+    </w:p>
+    <w:p>
+      <w:r>
+        <w:t>________________________________________________________________</w:t>
+      </w:r>
+    </w:p>
+    <w:p>
+      <w:r>
+        <w:t>________________________________________________________________</w:t>
+      </w:r>
+    </w:p>
+    <w:p>
+      <w:r>
+        <w:t>________________________________________________________________</w:t>
+      </w:r>
+    </w:p>
+    <w:p>
+      <w:pPr>
+        <w:pStyle w:val="Heading3"/>
+      </w:pPr>
+      <w:r>
+        <w:t>04. Change one thing. Trace what follows.</w:t>
+      </w:r>
+    </w:p>
+    <w:p>
+      <w:r>
+        <w:drawing>
+          <wp:inline xmlns:a="http://schemas.openxmlformats.org/drawingml/2006/main" xmlns:pic="http://schemas.openxmlformats.org/drawingml/2006/picture">
+            <wp:extent cx="5486400" cy="3026664"/>
+            <wp:docPr id="6" name="Picture 6" descr="Original case: Five is less than ten, so the observed change misses this threshold. Changed condition: B makes 8 errors in 1000. Expected result: The reduction becomes 12 per 1000 and meets the stated practical threshold. Reason: Twenty minus eight exceeds the required ten fewer errors."/>
+            <wp:cNvGraphicFramePr>
+              <a:graphicFrameLocks noChangeAspect="1"/>
+            </wp:cNvGraphicFramePr>
+            <a:graphic>
+              <a:graphicData uri="http://schemas.openxmlformats.org/drawingml/2006/picture">
+                <pic:pic>
+                  <pic:nvPicPr>
+                    <pic:cNvPr id="0" name="academy-story-ai-7-13-04.png"/>
+                    <pic:cNvPicPr/>
+                  </pic:nvPicPr>
+                  <pic:blipFill>
+                    <a:blip r:embed="rId14"/>
+                    <a:stretch>
+                      <a:fillRect/>
+                    </a:stretch>
+                  </pic:blipFill>
+                  <pic:spPr>
+                    <a:xfrm>
+                      <a:off x="0" y="0"/>
+                      <a:ext cx="5486400" cy="3026664"/>
+                    </a:xfrm>
+                    <a:prstGeom prst="rect"/>
+                  </pic:spPr>
+                </pic:pic>
+              </a:graphicData>
+            </a:graphic>
+          </wp:inline>
+        </w:drawing>
+      </w:r>
+    </w:p>
+    <w:p>
+      <w:pPr>
+        <w:spacing w:line="336" w:lineRule="auto" w:after="180"/>
+      </w:pPr>
+      <w:r>
+        <w:rPr>
+          <w:b w:val="0"/>
+        </w:rPr>
+        <w:t xml:space="preserve">Original case: Five is less than ten, so the observed change misses this threshold. Changed condition: B makes 8 errors in 1000. Expected result: The reduction becomes 12 per 1000 and meets the stated </w:t>
+      </w:r>
+      <w:r>
+        <w:rPr>
+          <w:b/>
+        </w:rPr>
+        <w:t>practical threshold</w:t>
+      </w:r>
+      <w:r>
+        <w:rPr>
+          <w:b w:val="0"/>
+        </w:rPr>
+        <w:t>.</w:t>
+      </w:r>
+    </w:p>
+    <w:p>
+      <w:pPr>
+        <w:spacing w:line="336" w:lineRule="auto" w:after="180"/>
+      </w:pPr>
+      <w:r>
+        <w:rPr>
+          <w:b w:val="0"/>
+        </w:rPr>
+        <w:t>Reason: Twenty minus eight exceeds the required ten fewer errors.</w:t>
+      </w:r>
+    </w:p>
+    <w:p>
+      <w:pPr>
+        <w:spacing w:line="336" w:lineRule="auto" w:after="180"/>
+        <w:shd w:fill="F5F1FB"/>
+      </w:pPr>
+      <w:r>
+        <w:rPr>
+          <w:b w:val="0"/>
+        </w:rPr>
+        <w:t>Predict before checking the worked changed-case result. Name what changed and what the supplied facts allow you to conclude.</w:t>
+      </w:r>
+    </w:p>
+    <w:p>
+      <w:pPr>
+        <w:pStyle w:val="Heading3"/>
+      </w:pPr>
+      <w:r>
+        <w:t>My picture explanation, deciding evidence and one limit</w:t>
+      </w:r>
+    </w:p>
+    <w:p>
+      <w:r>
+        <w:t>________________________________________________________________</w:t>
+      </w:r>
+    </w:p>
+    <w:p>
+      <w:r>
+        <w:t>________________________________________________________________</w:t>
+      </w:r>
+    </w:p>
+    <w:p>
+      <w:r>
+        <w:t>________________________________________________________________</w:t>
+      </w:r>
+    </w:p>
+    <w:p>
+      <w:r>
+        <w:t>________________________________________________________________</w:t>
+      </w:r>
+    </w:p>
+    <w:p>
+      <w:pPr>
+        <w:pStyle w:val="Heading3"/>
+      </w:pPr>
+      <w:r>
+        <w:t>05. Connect the explanation to its limit</w:t>
+      </w:r>
+    </w:p>
+    <w:p>
+      <w:r>
+        <w:drawing>
+          <wp:inline xmlns:a="http://schemas.openxmlformats.org/drawingml/2006/main" xmlns:pic="http://schemas.openxmlformats.org/drawingml/2006/picture">
+            <wp:extent cx="5486400" cy="2834640"/>
+            <wp:docPr id="7" name="Picture 7" descr="Effect size describes how much the outcome changes. Practical importance depends on the real decision criterion; relative changes can sound large while absolute changes remain small. Limit: No uncertainty or statistical significance is supplied; these counts alone cannot establish a general effect."/>
+            <wp:cNvGraphicFramePr>
+              <a:graphicFrameLocks noChangeAspect="1"/>
+            </wp:cNvGraphicFramePr>
+            <a:graphic>
+              <a:graphicData uri="http://schemas.openxmlformats.org/drawingml/2006/picture">
+                <pic:pic>
+                  <pic:nvPicPr>
+                    <pic:cNvPr id="0" name="academy-story-ai-7-13-05.png"/>
+                    <pic:cNvPicPr/>
+                  </pic:nvPicPr>
+                  <pic:blipFill>
+                    <a:blip r:embed="rId15"/>
+                    <a:stretch>
+                      <a:fillRect/>
+                    </a:stretch>
+                  </pic:blipFill>
+                  <pic:spPr>
+                    <a:xfrm>
+                      <a:off x="0" y="0"/>
+                      <a:ext cx="5486400" cy="2834640"/>
+                    </a:xfrm>
+                    <a:prstGeom prst="rect"/>
+                  </pic:spPr>
+                </pic:pic>
+              </a:graphicData>
+            </a:graphic>
+          </wp:inline>
+        </w:drawing>
+      </w:r>
+    </w:p>
+    <w:p>
+      <w:pPr>
+        <w:spacing w:line="336" w:lineRule="auto" w:after="180"/>
+      </w:pPr>
+      <w:r>
+        <w:rPr>
+          <w:b/>
+        </w:rPr>
+        <w:t>Effect size</w:t>
+      </w:r>
+      <w:r>
+        <w:rPr>
+          <w:b w:val="0"/>
+        </w:rPr>
+        <w:t xml:space="preserve"> describes how much the outcome changes. Practical importance depends on the real decision criterion; relative changes can sound large while absolute changes remain small.</w:t>
+      </w:r>
+    </w:p>
+    <w:p>
+      <w:pPr>
+        <w:spacing w:line="336" w:lineRule="auto" w:after="180"/>
+      </w:pPr>
+      <w:r>
+        <w:rPr>
+          <w:b w:val="0"/>
+        </w:rPr>
+        <w:t>Limit: No uncertainty or statistical significance is supplied; these counts alone cannot establish a general effect.</w:t>
+      </w:r>
+    </w:p>
+    <w:p>
+      <w:pPr>
+        <w:spacing w:line="336" w:lineRule="auto" w:after="180"/>
+        <w:shd w:fill="F5F1FB"/>
+      </w:pPr>
+      <w:r>
+        <w:rPr>
+          <w:b w:val="0"/>
+        </w:rPr>
+        <w:t>Explain the case, then point to a limit on the claim.</w:t>
+      </w:r>
+    </w:p>
+    <w:p>
+      <w:pPr>
+        <w:pStyle w:val="Heading3"/>
+      </w:pPr>
+      <w:r>
+        <w:t>My picture explanation, deciding evidence and one limit</w:t>
+      </w:r>
+    </w:p>
+    <w:p>
+      <w:r>
+        <w:t>________________________________________________________________</w:t>
+      </w:r>
+    </w:p>
+    <w:p>
+      <w:r>
+        <w:t>________________________________________________________________</w:t>
+      </w:r>
+    </w:p>
+    <w:p>
+      <w:r>
+        <w:t>________________________________________________________________</w:t>
+      </w:r>
+    </w:p>
+    <w:p>
+      <w:r>
+        <w:t>________________________________________________________________</w:t>
+      </w:r>
+    </w:p>
+    <w:p>
+      <w:pPr>
+        <w:pStyle w:val="Heading3"/>
+      </w:pPr>
+      <w:r>
+        <w:t>06. Make the idea visible in your project</w:t>
+      </w:r>
+    </w:p>
+    <w:p>
+      <w:r>
+        <w:drawing>
+          <wp:inline xmlns:a="http://schemas.openxmlformats.org/drawingml/2006/main" xmlns:pic="http://schemas.openxmlformats.org/drawingml/2006/picture">
+            <wp:extent cx="5486400" cy="3681984"/>
+            <wp:docPr id="8" name="Picture 8" descr="For the Reproducible AI Research Study, retain an annotated worked trace and the changed-case reasoning. Connect the claim to its records, units and assumptions so another investigator can challenge or reproduce it. Draw your input, deciding step, result and limit. Supported question: Calculate the absolute error-rate reduction from 20/1000 to 15/1000. Does it meet the ten-fewer-errors threshold, and what changes when B has eight errors?"/>
+            <wp:cNvGraphicFramePr>
+              <a:graphicFrameLocks noChangeAspect="1"/>
+            </wp:cNvGraphicFramePr>
+            <a:graphic>
+              <a:graphicData uri="http://schemas.openxmlformats.org/drawingml/2006/picture">
+                <pic:pic>
+                  <pic:nvPicPr>
+                    <pic:cNvPr id="0" name="academy-story-ai-7-13-06.png"/>
+                    <pic:cNvPicPr/>
+                  </pic:nvPicPr>
+                  <pic:blipFill>
+                    <a:blip r:embed="rId16"/>
+                    <a:stretch>
+                      <a:fillRect/>
+                    </a:stretch>
+                  </pic:blipFill>
+                  <pic:spPr>
+                    <a:xfrm>
+                      <a:off x="0" y="0"/>
+                      <a:ext cx="5486400" cy="3681984"/>
+                    </a:xfrm>
+                    <a:prstGeom prst="rect"/>
+                  </pic:spPr>
+                </pic:pic>
+              </a:graphicData>
+            </a:graphic>
+          </wp:inline>
+        </w:drawing>
+      </w:r>
+    </w:p>
+    <w:p>
+      <w:pPr>
+        <w:spacing w:line="336" w:lineRule="auto" w:after="180"/>
+      </w:pPr>
+      <w:r>
+        <w:rPr>
+          <w:b w:val="0"/>
+        </w:rPr>
+        <w:t>For the Reproducible AI Research Study, retain an annotated worked trace and the changed-case reasoning. Connect the claim to its records, units and assumptions so another investigator can challenge or reproduce it.</w:t>
+      </w:r>
+    </w:p>
+    <w:p>
+      <w:pPr>
+        <w:spacing w:line="336" w:lineRule="auto" w:after="180"/>
+      </w:pPr>
+      <w:r>
+        <w:rPr>
+          <w:b w:val="0"/>
+        </w:rPr>
+        <w:t xml:space="preserve">Draw your </w:t>
+      </w:r>
+      <w:r>
+        <w:rPr>
+          <w:b/>
+        </w:rPr>
+        <w:t>input</w:t>
+      </w:r>
+      <w:r>
+        <w:rPr>
+          <w:b w:val="0"/>
+        </w:rPr>
+        <w:t>, deciding step, result and limit. Supported question: Calculate the absolute error-rate reduction from 20/1000 to 15/1000. Does it meet the ten-fewer-errors threshold, and what changes when B has eight errors?</w:t>
+      </w:r>
+    </w:p>
+    <w:p>
+      <w:pPr>
+        <w:spacing w:line="336" w:lineRule="auto" w:after="180"/>
+        <w:shd w:fill="F5F1FB"/>
+      </w:pPr>
+      <w:r>
+        <w:rPr>
+          <w:b w:val="0"/>
+        </w:rPr>
+        <w:t xml:space="preserve">Draw your project trace and justify the deciding step using </w:t>
+      </w:r>
+      <w:r>
+        <w:rPr>
+          <w:b/>
+        </w:rPr>
+        <w:t>evidence</w:t>
+      </w:r>
+      <w:r>
+        <w:rPr>
+          <w:b w:val="0"/>
+        </w:rPr>
+        <w:t>.</w:t>
+      </w:r>
+    </w:p>
+    <w:p>
+      <w:pPr>
+        <w:pStyle w:val="Heading3"/>
+      </w:pPr>
+      <w:r>
+        <w:t>My picture explanation, deciding evidence and one limit</w:t>
       </w:r>
     </w:p>
     <w:p>

--- a/downloads/workbook/ai-7-week-13.docx
+++ b/downloads/workbook/ai-7-week-13.docx
@@ -425,7 +425,7 @@
         <w:rPr>
           <w:b w:val="0"/>
         </w:rPr>
-        <w:t>Baseline6, 8, 10; candidate5, 7, 9. Useful mean gain at least1.5. Decide.</w:t>
+        <w:t>Baseline times are 6, 8, 10 seconds; candidate times are 5, 7, 9 seconds on the same three cases in the same order. Define each gain as baseline minus candidate. Useful mean gain must be at least 1.5 seconds. Calculate and decide.</w:t>
       </w:r>
     </w:p>
     <w:p>
@@ -601,7 +601,7 @@
         <w:rPr>
           <w:b w:val="0"/>
         </w:rPr>
-        <w:t>Baseline times10, 12, 8; candidate8, 9, 7 seconds. Useful gain threshold2 seconds. Show the intermediate steps and give the conclusion with its scope.</w:t>
+        <w:t>Baseline times10, 12, 8; candidate8, 9, 7 seconds. Useful mean gain requires at least 2 seconds. Show the intermediate steps and give the conclusion with its scope.</w:t>
       </w:r>
     </w:p>
     <w:p>
@@ -741,7 +741,7 @@
         <w:rPr>
           <w:b w:val="0"/>
         </w:rPr>
-        <w:t>Baseline6, 8, 10; candidate5, 7, 9. Useful mean gain at least1.5. Decide.</w:t>
+        <w:t>Baseline times are 6, 8, 10 seconds; candidate times are 5, 7, 9 seconds on the same three cases in the same order. Define each gain as baseline minus candidate. Useful mean gain must be at least 1.5 seconds. Calculate and decide.</w:t>
       </w:r>
     </w:p>
     <w:p>

--- a/downloads/workbook/ai-7-week-13.docx
+++ b/downloads/workbook/ai-7-week-13.docx
@@ -25,22 +25,45 @@
         <w:pStyle w:val="Heading1"/>
       </w:pPr>
       <w:r>
-        <w:t>01. Recall and choose your starting point</w:t>
-      </w:r>
-    </w:p>
-    <w:p>
-      <w:r>
-        <w:t>Record your starting explanation for Effect size and practical importance before opening notes. Show any later correction separately.</w:t>
-      </w:r>
-    </w:p>
-    <w:p>
-      <w:pPr>
-        <w:spacing w:line="336" w:lineRule="auto" w:after="180"/>
-      </w:pPr>
-      <w:r>
-        <w:rPr>
-          <w:b w:val="0"/>
-        </w:rPr>
+        <w:t>One complete effect-definition and practical-decision record.</w:t>
+      </w:r>
+    </w:p>
+    <w:p>
+      <w:r>
+        <w:t>Keep paired observations, sign, magnitude, criterion, decision and unmeasured task requirements together.</w:t>
+      </w:r>
+    </w:p>
+    <w:p>
+      <w:r>
+        <w:t>Recall → W1–W3/W5 → independent new paired-gain case → practical-effect project → delayed return.</w:t>
+      </w:r>
+    </w:p>
+    <w:p>
+      <w:pPr>
+        <w:pStyle w:val="Heading1"/>
+      </w:pPr>
+      <w:r>
+        <w:t>01. Recall · Retrieve before notes</w:t>
+      </w:r>
+    </w:p>
+    <w:p>
+      <w:r>
+        <w:t>Keep this task’s inputs,rule and response together.</w:t>
+      </w:r>
+    </w:p>
+    <w:p>
+      <w:pPr>
+        <w:pStyle w:val="Heading2"/>
+      </w:pPr>
+      <w:r>
+        <w:t>Complete task and evidence</w:t>
+      </w:r>
+    </w:p>
+    <w:p>
+      <w:pPr>
+        <w:pStyle w:val="ListBullet"/>
+      </w:pPr>
+      <w:r>
         <w:t>Try the recall before opening notes. Then use a different colour or a labelled second line to correct your explanation.</w:t>
       </w:r>
     </w:p>
@@ -54,12 +77,9 @@
     </w:p>
     <w:p>
       <w:pPr>
-        <w:spacing w:line="336" w:lineRule="auto" w:after="180"/>
-      </w:pPr>
-      <w:r>
-        <w:rPr>
-          <w:b w:val="0"/>
-        </w:rPr>
+        <w:pStyle w:val="ListBullet"/>
+      </w:pPr>
+      <w:r>
         <w:t>Without opening the old lesson, explain one key idea from Uncertainty intervals. Give an example and a mistake that the idea helps you avoid.</w:t>
       </w:r>
     </w:p>
@@ -96,12 +116,9 @@
     </w:p>
     <w:p>
       <w:pPr>
-        <w:spacing w:line="336" w:lineRule="auto" w:after="180"/>
-      </w:pPr>
-      <w:r>
-        <w:rPr>
-          <w:b w:val="0"/>
-        </w:rPr>
+        <w:pStyle w:val="ListBullet"/>
+      </w:pPr>
+      <w:r>
         <w:t>Without opening the old lesson, explain one key idea from Confounders and controls. Give an example and a mistake that the idea helps you avoid.</w:t>
       </w:r>
     </w:p>
@@ -138,12 +155,9 @@
     </w:p>
     <w:p>
       <w:pPr>
-        <w:spacing w:line="336" w:lineRule="auto" w:after="180"/>
-      </w:pPr>
-      <w:r>
-        <w:rPr>
-          <w:b w:val="0"/>
-        </w:rPr>
+        <w:pStyle w:val="ListBullet"/>
+      </w:pPr>
+      <w:r>
         <w:t>Without opening the old lesson, explain one key idea from Hypotheses and measurable outcomes. Give an example and a mistake that the idea helps you avoid.</w:t>
       </w:r>
     </w:p>
@@ -175,35 +189,95 @@
         <w:pStyle w:val="Heading1"/>
       </w:pPr>
       <w:r>
-        <w:t>02. Practise with fading help</w:t>
-      </w:r>
-    </w:p>
-    <w:p>
-      <w:r>
-        <w:t>Complete the supported Effect size and practical importance trace and record the first step you can explain without help.</w:t>
-      </w:r>
-    </w:p>
-    <w:p>
-      <w:pPr>
-        <w:spacing w:line="336" w:lineRule="auto" w:after="180"/>
-      </w:pPr>
-      <w:r>
-        <w:rPr>
-          <w:b w:val="0"/>
-        </w:rPr>
-        <w:t xml:space="preserve">Use W2: Trace the worked case for </w:t>
-      </w:r>
-      <w:r>
-        <w:rPr>
-          <w:b/>
-        </w:rPr>
-        <w:t>Effect size</w:t>
-      </w:r>
-      <w:r>
-        <w:rPr>
-          <w:b w:val="0"/>
-        </w:rPr>
-        <w:t xml:space="preserve"> and practical importance. Record the answer once; the lesson and workbook refer to the same attempt.</w:t>
+        <w:t>05. W1 · Explain the current example</w:t>
+      </w:r>
+    </w:p>
+    <w:p>
+      <w:r>
+        <w:t>Keep this task’s inputs,rule and response together.</w:t>
+      </w:r>
+    </w:p>
+    <w:p>
+      <w:pPr>
+        <w:pStyle w:val="Heading2"/>
+      </w:pPr>
+      <w:r>
+        <w:t>Complete task and evidence</w:t>
+      </w:r>
+    </w:p>
+    <w:p>
+      <w:pPr>
+        <w:pStyle w:val="ListBullet"/>
+      </w:pPr>
+      <w:r>
+        <w:t>Effect size describes magnitude on a declared scale; practical importance uses a task-specific criterion recorded before outcomes. Main paired baseline times 10, 12, 8 and candidate times 8, 9, 7 seconds give A−B gains 2, 3, 1, averaging 2. Positive means faster candidate. The minimum useful mean gain is at least two seconds, so equality meets it, even though Q3 gains only one second. Quality/resource evidence and statistical uncertainty are not supplied. Separate picture: A has twenty errors per thousand tasks and B fifteen, giving rates 2%/1.5%, five fewer errors per thousand, 0.5 percentage points and 25% relative reduction. This misses the declared ten-fewer-errors criterion. Changed B with eight errors gives twelve fewer, a 1.2-point or 60% relative reduction, meeting that criterion only. Absolute and relative scales differ. Neither positive change nor practical pass proves significance, causality or complete deployment readiness. Code analyzes supplied observations, not actual timings or a population-effect study.</w:t>
+      </w:r>
+    </w:p>
+    <w:p>
+      <w:pPr>
+        <w:pStyle w:val="ListBullet"/>
+      </w:pPr>
+      <w:r>
+        <w:t>Explain the weekly mechanism in your own words. Use the worked scenario to name its input, decision rule and output.</w:t>
+      </w:r>
+    </w:p>
+    <w:p>
+      <w:pPr>
+        <w:pStyle w:val="Heading3"/>
+      </w:pPr>
+      <w:r>
+        <w:t>My reasoning and evidence</w:t>
+      </w:r>
+    </w:p>
+    <w:p>
+      <w:r>
+        <w:t>________________________________________________________________</w:t>
+      </w:r>
+    </w:p>
+    <w:p>
+      <w:r>
+        <w:t>________________________________________________________________</w:t>
+      </w:r>
+    </w:p>
+    <w:p>
+      <w:r>
+        <w:t>________________________________________________________________</w:t>
+      </w:r>
+    </w:p>
+    <w:p>
+      <w:r>
+        <w:t>________________________________________________________________</w:t>
+      </w:r>
+    </w:p>
+    <w:p>
+      <w:r>
+        <w:t>________________________________________________________________</w:t>
+      </w:r>
+    </w:p>
+    <w:p>
+      <w:r>
+        <w:t>________________________________________________________________</w:t>
+      </w:r>
+    </w:p>
+    <w:p>
+      <w:pPr>
+        <w:pStyle w:val="Heading1"/>
+      </w:pPr>
+      <w:r>
+        <w:t>06. W2 · Trace the worked case</w:t>
+      </w:r>
+    </w:p>
+    <w:p>
+      <w:r>
+        <w:t>Keep the supplied inputs, comparison rule and evidence together.</w:t>
+      </w:r>
+    </w:p>
+    <w:p>
+      <w:pPr>
+        <w:pStyle w:val="Heading2"/>
+      </w:pPr>
+      <w:r>
+        <w:t>Complete task and evidence</w:t>
       </w:r>
     </w:p>
     <w:tbl>
@@ -228,7 +302,7 @@
           </w:tcPr>
           <w:p>
             <w:r>
-              <w:t>Given inputs</w:t>
+              <w:t>Main paired case</w:t>
             </w:r>
           </w:p>
         </w:tc>
@@ -238,7 +312,7 @@
           </w:tcPr>
           <w:p>
             <w:r>
-              <w:t>Procedure I chose</w:t>
+              <w:t>Baseline seconds</w:t>
             </w:r>
           </w:p>
         </w:tc>
@@ -248,7 +322,7 @@
           </w:tcPr>
           <w:p>
             <w:r>
-              <w:t>Middle steps</w:t>
+              <w:t>Candidate seconds</w:t>
             </w:r>
           </w:p>
         </w:tc>
@@ -258,7 +332,7 @@
           </w:tcPr>
           <w:p>
             <w:r>
-              <w:t>Result and check</w:t>
+              <w:t>Gain: baseline − candidate</w:t>
             </w:r>
           </w:p>
         </w:tc>
@@ -269,7 +343,9 @@
             <w:tcW w:type="dxa" w:w="2556"/>
           </w:tcPr>
           <w:p>
-            <w:r/>
+            <w:r>
+              <w:t>Q1</w:t>
+            </w:r>
           </w:p>
         </w:tc>
         <w:tc>
@@ -277,7 +353,9 @@
             <w:tcW w:type="dxa" w:w="2556"/>
           </w:tcPr>
           <w:p>
-            <w:r/>
+            <w:r>
+              <w:t>10</w:t>
+            </w:r>
           </w:p>
         </w:tc>
         <w:tc>
@@ -285,7 +363,9 @@
             <w:tcW w:type="dxa" w:w="2556"/>
           </w:tcPr>
           <w:p>
-            <w:r/>
+            <w:r>
+              <w:t>8</w:t>
+            </w:r>
           </w:p>
         </w:tc>
         <w:tc>
@@ -293,17 +373,245 @@
             <w:tcW w:type="dxa" w:w="2556"/>
           </w:tcPr>
           <w:p>
-            <w:r/>
+            <w:r>
+              <w:t>2</w:t>
+            </w:r>
+          </w:p>
+        </w:tc>
+      </w:tr>
+      <w:tr>
+        <w:tc>
+          <w:tcPr>
+            <w:tcW w:type="dxa" w:w="2556"/>
+          </w:tcPr>
+          <w:p>
+            <w:r>
+              <w:t>Q2</w:t>
+            </w:r>
+          </w:p>
+        </w:tc>
+        <w:tc>
+          <w:tcPr>
+            <w:tcW w:type="dxa" w:w="2556"/>
+          </w:tcPr>
+          <w:p>
+            <w:r>
+              <w:t>12</w:t>
+            </w:r>
+          </w:p>
+        </w:tc>
+        <w:tc>
+          <w:tcPr>
+            <w:tcW w:type="dxa" w:w="2556"/>
+          </w:tcPr>
+          <w:p>
+            <w:r>
+              <w:t>9</w:t>
+            </w:r>
+          </w:p>
+        </w:tc>
+        <w:tc>
+          <w:tcPr>
+            <w:tcW w:type="dxa" w:w="2556"/>
+          </w:tcPr>
+          <w:p>
+            <w:r>
+              <w:t>3</w:t>
+            </w:r>
+          </w:p>
+        </w:tc>
+      </w:tr>
+      <w:tr>
+        <w:tc>
+          <w:tcPr>
+            <w:tcW w:type="dxa" w:w="2556"/>
+          </w:tcPr>
+          <w:p>
+            <w:r>
+              <w:t>Q3</w:t>
+            </w:r>
+          </w:p>
+        </w:tc>
+        <w:tc>
+          <w:tcPr>
+            <w:tcW w:type="dxa" w:w="2556"/>
+          </w:tcPr>
+          <w:p>
+            <w:r>
+              <w:t>8</w:t>
+            </w:r>
+          </w:p>
+        </w:tc>
+        <w:tc>
+          <w:tcPr>
+            <w:tcW w:type="dxa" w:w="2556"/>
+          </w:tcPr>
+          <w:p>
+            <w:r>
+              <w:t>7</w:t>
+            </w:r>
+          </w:p>
+        </w:tc>
+        <w:tc>
+          <w:tcPr>
+            <w:tcW w:type="dxa" w:w="2556"/>
+          </w:tcPr>
+          <w:p>
+            <w:r>
+              <w:t>1</w:t>
+            </w:r>
+          </w:p>
+        </w:tc>
+      </w:tr>
+      <w:tr>
+        <w:tc>
+          <w:tcPr>
+            <w:tcW w:type="dxa" w:w="2556"/>
+          </w:tcPr>
+          <w:p>
+            <w:r>
+              <w:t>Mean gain</w:t>
+            </w:r>
+          </w:p>
+        </w:tc>
+        <w:tc>
+          <w:tcPr>
+            <w:tcW w:type="dxa" w:w="2556"/>
+          </w:tcPr>
+          <w:p>
+            <w:r>
+              <w:t>(2+3+1)/3</w:t>
+            </w:r>
+          </w:p>
+        </w:tc>
+        <w:tc>
+          <w:tcPr>
+            <w:tcW w:type="dxa" w:w="2556"/>
+          </w:tcPr>
+          <w:p>
+            <w:r>
+              <w:t>2 seconds</w:t>
+            </w:r>
+          </w:p>
+        </w:tc>
+        <w:tc>
+          <w:tcPr>
+            <w:tcW w:type="dxa" w:w="2556"/>
+          </w:tcPr>
+          <w:p>
+            <w:r>
+              <w:t>Meets inclusive mean threshold 2</w:t>
+            </w:r>
+          </w:p>
+        </w:tc>
+      </w:tr>
+      <w:tr>
+        <w:tc>
+          <w:tcPr>
+            <w:tcW w:type="dxa" w:w="2556"/>
+          </w:tcPr>
+          <w:p>
+            <w:r>
+              <w:t>Individual variation</w:t>
+            </w:r>
+          </w:p>
+        </w:tc>
+        <w:tc>
+          <w:tcPr>
+            <w:tcW w:type="dxa" w:w="2556"/>
+          </w:tcPr>
+          <w:p>
+            <w:r>
+              <w:t>Q3 gain is1 second</w:t>
+            </w:r>
+          </w:p>
+        </w:tc>
+        <w:tc>
+          <w:tcPr>
+            <w:tcW w:type="dxa" w:w="2556"/>
+          </w:tcPr>
+          <w:p>
+            <w:r>
+              <w:t>Mean rule still met</w:t>
+            </w:r>
+          </w:p>
+        </w:tc>
+        <w:tc>
+          <w:tcPr>
+            <w:tcW w:type="dxa" w:w="2556"/>
+          </w:tcPr>
+          <w:p>
+            <w:r>
+              <w:t>Not a claim every case meets an individual 2-second target</w:t>
+            </w:r>
+          </w:p>
+        </w:tc>
+      </w:tr>
+      <w:tr>
+        <w:tc>
+          <w:tcPr>
+            <w:tcW w:type="dxa" w:w="2556"/>
+          </w:tcPr>
+          <w:p>
+            <w:r>
+              <w:t>Remaining uncertainty</w:t>
+            </w:r>
+          </w:p>
+        </w:tc>
+        <w:tc>
+          <w:tcPr>
+            <w:tcW w:type="dxa" w:w="2556"/>
+          </w:tcPr>
+          <w:p>
+            <w:r>
+              <w:t>Only three supplied paired cases</w:t>
+            </w:r>
+          </w:p>
+        </w:tc>
+        <w:tc>
+          <w:tcPr>
+            <w:tcW w:type="dxa" w:w="2556"/>
+          </w:tcPr>
+          <w:p>
+            <w:r>
+              <w:t>No interval or statistical test supplied</w:t>
+            </w:r>
+          </w:p>
+        </w:tc>
+        <w:tc>
+          <w:tcPr>
+            <w:tcW w:type="dxa" w:w="2556"/>
+          </w:tcPr>
+          <w:p>
+            <w:r>
+              <w:t>No population-certainty or causal claim</w:t>
+            </w:r>
           </w:p>
         </w:tc>
       </w:tr>
     </w:tbl>
     <w:p>
       <w:pPr>
+        <w:pStyle w:val="ListBullet"/>
+      </w:pPr>
+      <w:r>
+        <w:t>Effect size describes magnitude on a declared scale; practical importance uses a task-specific criterion recorded before outcomes. Main paired baseline times 10, 12, 8 and candidate times 8, 9, 7 seconds give A−B gains 2, 3, 1, averaging 2. Positive means faster candidate. The minimum useful mean gain is at least two seconds, so equality meets it, even though Q3 gains only one second. Quality/resource evidence and statistical uncertainty are not supplied. Separate picture: A has twenty errors per thousand tasks and B fifteen, giving rates 2%/1.5%, five fewer errors per thousand, 0.5 percentage points and 25% relative reduction. This misses the declared ten-fewer-errors criterion. Changed B with eight errors gives twelve fewer, a 1.2-point or 60% relative reduction, meeting that criterion only. Absolute and relative scales differ. Neither positive change nor practical pass proves significance, causality or complete deployment readiness. Code analyzes supplied observations, not actual timings or a population-effect study.</w:t>
+      </w:r>
+    </w:p>
+    <w:p>
+      <w:pPr>
+        <w:pStyle w:val="ListBullet"/>
+      </w:pPr>
+      <w:r>
+        <w:t>Baseline times 10, 12, 8; candidate 8, 9, 7 seconds. Useful mean gain requires at least 2 seconds. Show the intermediate steps and give the conclusion with its scope.</w:t>
+      </w:r>
+    </w:p>
+    <w:p>
+      <w:pPr>
         <w:pStyle w:val="Heading3"/>
       </w:pPr>
       <w:r>
-        <w:t>The step I completed without help, and the hint I needed</w:t>
+        <w:t>My reasoning and evidence</w:t>
       </w:r>
     </w:p>
     <w:p>
@@ -322,50 +630,60 @@
       </w:r>
     </w:p>
     <w:p>
+      <w:r>
+        <w:t>________________________________________________________________</w:t>
+      </w:r>
+    </w:p>
+    <w:p>
+      <w:r>
+        <w:t>________________________________________________________________</w:t>
+      </w:r>
+    </w:p>
+    <w:p>
+      <w:r>
+        <w:t>________________________________________________________________</w:t>
+      </w:r>
+    </w:p>
+    <w:p>
+      <w:r>
+        <w:t>________________________________________________________________</w:t>
+      </w:r>
+    </w:p>
+    <w:p>
       <w:pPr>
         <w:pStyle w:val="Heading1"/>
       </w:pPr>
       <w:r>
-        <w:t>03. Individual reasoning check</w:t>
-      </w:r>
-    </w:p>
-    <w:p>
-      <w:r>
-        <w:t>Check the proposed Effect size and practical importance explanation against the supplied facts before discussing it.</w:t>
-      </w:r>
-    </w:p>
-    <w:p>
-      <w:pPr>
-        <w:spacing w:line="336" w:lineRule="auto" w:after="180"/>
-      </w:pPr>
-      <w:r>
-        <w:rPr>
-          <w:b w:val="0"/>
-        </w:rPr>
-        <w:t xml:space="preserve">Use the worked case for </w:t>
-      </w:r>
-      <w:r>
-        <w:rPr>
-          <w:b/>
-        </w:rPr>
-        <w:t>Effect size</w:t>
-      </w:r>
-      <w:r>
-        <w:rPr>
-          <w:b w:val="0"/>
-        </w:rPr>
-        <w:t xml:space="preserve"> and practical importance. Proposed explanation: “The worked result establishes every future case”. Decide whether this explanation is supported.</w:t>
-      </w:r>
-    </w:p>
-    <w:p>
-      <w:pPr>
-        <w:spacing w:line="336" w:lineRule="auto" w:after="180"/>
-      </w:pPr>
-      <w:r>
-        <w:rPr>
-          <w:b w:val="0"/>
-        </w:rPr>
-        <w:t>Point to the step or supplied fact that decides; explain your repair if needed.</w:t>
+        <w:t>07. W3 · Repair a misconception</w:t>
+      </w:r>
+    </w:p>
+    <w:p>
+      <w:r>
+        <w:t>Keep this task’s inputs,rule and response together.</w:t>
+      </w:r>
+    </w:p>
+    <w:p>
+      <w:pPr>
+        <w:pStyle w:val="Heading2"/>
+      </w:pPr>
+      <w:r>
+        <w:t>Complete task and evidence</w:t>
+      </w:r>
+    </w:p>
+    <w:p>
+      <w:pPr>
+        <w:pStyle w:val="ListBullet"/>
+      </w:pPr>
+      <w:r>
+        <w:t>Effect size describes magnitude on a declared scale; practical importance uses a task-specific criterion recorded before outcomes. Main paired baseline times 10, 12, 8 and candidate times 8, 9, 7 seconds give A−B gains 2, 3, 1, averaging 2. Positive means faster candidate. The minimum useful mean gain is at least two seconds, so equality meets it, even though Q3 gains only one second. Quality/resource evidence and statistical uncertainty are not supplied. Separate picture: A has twenty errors per thousand tasks and B fifteen, giving rates 2%/1.5%, five fewer errors per thousand, 0.5 percentage points and 25% relative reduction. This misses the declared ten-fewer-errors criterion. Changed B with eight errors gives twelve fewer, a 1.2-point or 60% relative reduction, meeting that criterion only. Absolute and relative scales differ. Neither positive change nor practical pass proves significance, causality or complete deployment readiness. Code analyzes supplied observations, not actual timings or a population-effect study.</w:t>
+      </w:r>
+    </w:p>
+    <w:p>
+      <w:pPr>
+        <w:pStyle w:val="ListBullet"/>
+      </w:pPr>
+      <w:r>
+        <w:t>A report omits this qualification: A meaningful sample effect may remain statistically uncertain; statistical significance can also concern a practically tiny effect. Explain how omitting it could change a reader's interpretation, and write an accurate replacement.</w:t>
       </w:r>
     </w:p>
     <w:p>
@@ -373,7 +691,7 @@
         <w:pStyle w:val="Heading3"/>
       </w:pPr>
       <w:r>
-        <w:t>My explanation before partner discussion</w:t>
+        <w:t>My reasoning and evidence</w:t>
       </w:r>
     </w:p>
     <w:p>
@@ -397,16 +715,50 @@
       </w:r>
     </w:p>
     <w:p>
+      <w:r>
+        <w:t>________________________________________________________________</w:t>
+      </w:r>
+    </w:p>
+    <w:p>
+      <w:r>
+        <w:t>________________________________________________________________</w:t>
+      </w:r>
+    </w:p>
+    <w:p>
       <w:pPr>
         <w:pStyle w:val="Heading1"/>
       </w:pPr>
       <w:r>
-        <w:t>04. Independent transfer case</w:t>
-      </w:r>
-    </w:p>
-    <w:p>
-      <w:r>
-        <w:t>Write one first attempt at the reserved independent case before feedback. Repeated copies of that case refer to the same recorded attempt.</w:t>
+        <w:t>09. W5 · Explain the limitation</w:t>
+      </w:r>
+    </w:p>
+    <w:p>
+      <w:r>
+        <w:t>Keep this task’s inputs,rule and response together.</w:t>
+      </w:r>
+    </w:p>
+    <w:p>
+      <w:pPr>
+        <w:pStyle w:val="Heading2"/>
+      </w:pPr>
+      <w:r>
+        <w:t>Complete task and evidence</w:t>
+      </w:r>
+    </w:p>
+    <w:p>
+      <w:pPr>
+        <w:pStyle w:val="ListBullet"/>
+      </w:pPr>
+      <w:r>
+        <w:t>Effect size describes magnitude on a declared scale; practical importance uses a task-specific criterion recorded before outcomes. Main paired baseline times 10, 12, 8 and candidate times 8, 9, 7 seconds give A−B gains 2, 3, 1, averaging 2. Positive means faster candidate. The minimum useful mean gain is at least two seconds, so equality meets it, even though Q3 gains only one second. Quality/resource evidence and statistical uncertainty are not supplied. Separate picture: A has twenty errors per thousand tasks and B fifteen, giving rates 2%/1.5%, five fewer errors per thousand, 0.5 percentage points and 25% relative reduction. This misses the declared ten-fewer-errors criterion. Changed B with eight errors gives twelve fewer, a 1.2-point or 60% relative reduction, meeting that criterion only. Absolute and relative scales differ. Neither positive change nor practical pass proves significance, causality or complete deployment readiness. Code analyzes supplied observations, not actual timings or a population-effect study.</w:t>
+      </w:r>
+    </w:p>
+    <w:p>
+      <w:pPr>
+        <w:pStyle w:val="ListBullet"/>
+      </w:pPr>
+      <w:r>
+        <w:t>For the worked scenario, propose one additional case that could reveal a failure, describe its expected outcome before running it, and explain what would need to remain fixed for a fair comparison. Do not reuse W4 as a new final test after receiving feedback.</w:t>
       </w:r>
     </w:p>
     <w:p>
@@ -414,17 +766,78 @@
         <w:pStyle w:val="Heading3"/>
       </w:pPr>
       <w:r>
+        <w:t>My reasoning and evidence</w:t>
+      </w:r>
+    </w:p>
+    <w:p>
+      <w:r>
+        <w:t>________________________________________________________________</w:t>
+      </w:r>
+    </w:p>
+    <w:p>
+      <w:r>
+        <w:t>________________________________________________________________</w:t>
+      </w:r>
+    </w:p>
+    <w:p>
+      <w:r>
+        <w:t>________________________________________________________________</w:t>
+      </w:r>
+    </w:p>
+    <w:p>
+      <w:r>
+        <w:t>________________________________________________________________</w:t>
+      </w:r>
+    </w:p>
+    <w:p>
+      <w:r>
+        <w:t>________________________________________________________________</w:t>
+      </w:r>
+    </w:p>
+    <w:p>
+      <w:r>
+        <w:t>________________________________________________________________</w:t>
+      </w:r>
+    </w:p>
+    <w:p>
+      <w:r>
+        <w:t>________________________________________________________________</w:t>
+      </w:r>
+    </w:p>
+    <w:p>
+      <w:pPr>
+        <w:pStyle w:val="Heading1"/>
+      </w:pPr>
+      <w:r>
+        <w:t>04. Try alone · Selected transfer</w:t>
+      </w:r>
+    </w:p>
+    <w:p>
+      <w:r>
+        <w:t>Keep this task’s inputs,rule and response together.</w:t>
+      </w:r>
+    </w:p>
+    <w:p>
+      <w:pPr>
+        <w:pStyle w:val="Heading2"/>
+      </w:pPr>
+      <w:r>
+        <w:t>Complete task and evidence</w:t>
+      </w:r>
+    </w:p>
+    <w:p>
+      <w:pPr>
+        <w:pStyle w:val="Heading3"/>
+      </w:pPr>
+      <w:r>
         <w:t>Independent case: Apply a new case independently</w:t>
       </w:r>
     </w:p>
     <w:p>
       <w:pPr>
-        <w:spacing w:line="336" w:lineRule="auto" w:after="180"/>
-      </w:pPr>
-      <w:r>
-        <w:rPr>
-          <w:b w:val="0"/>
-        </w:rPr>
+        <w:pStyle w:val="ListBullet"/>
+      </w:pPr>
+      <w:r>
         <w:t>Baseline times are 6, 8, 10 seconds; candidate times are 5, 7, 9 seconds on the same three cases in the same order. Define each gain as baseline minus candidate. Useful mean gain must be at least 1.5 seconds. Calculate and decide.</w:t>
       </w:r>
     </w:p>
@@ -473,12 +886,9 @@
     </w:p>
     <w:p>
       <w:pPr>
-        <w:spacing w:line="336" w:lineRule="auto" w:after="180"/>
-      </w:pPr>
-      <w:r>
-        <w:rPr>
-          <w:b w:val="0"/>
-        </w:rPr>
+        <w:pStyle w:val="ListBullet"/>
+      </w:pPr>
+      <w:r>
         <w:t>Attempt this case before feedback. Record any help. Earlier examples below are further practice; a case already practised with feedback cannot establish fresh transfer.</w:t>
       </w:r>
     </w:p>
@@ -487,59 +897,28 @@
         <w:pStyle w:val="Heading1"/>
       </w:pPr>
       <w:r>
-        <w:t>05. W1 Explain the mechanism</w:t>
-      </w:r>
-    </w:p>
-    <w:p>
-      <w:r>
-        <w:t>Explain the mechanism. Apply the supplied Effect size and practical importance facts and keep your reasoning.</w:t>
-      </w:r>
-    </w:p>
-    <w:p>
-      <w:pPr>
-        <w:spacing w:line="336" w:lineRule="auto" w:after="180"/>
-      </w:pPr>
-      <w:r>
-        <w:rPr>
-          <w:b w:val="0"/>
-        </w:rPr>
-        <w:t xml:space="preserve">Explain the weekly </w:t>
-      </w:r>
-      <w:r>
-        <w:rPr>
-          <w:b/>
-        </w:rPr>
-        <w:t>mechanism</w:t>
-      </w:r>
-      <w:r>
-        <w:rPr>
-          <w:b w:val="0"/>
-        </w:rPr>
-        <w:t xml:space="preserve"> in your own words. Use the worked scenario to name its </w:t>
-      </w:r>
-      <w:r>
-        <w:rPr>
-          <w:b/>
-        </w:rPr>
-        <w:t>input</w:t>
-      </w:r>
-      <w:r>
-        <w:rPr>
-          <w:b w:val="0"/>
-        </w:rPr>
-        <w:t xml:space="preserve">, decision rule and </w:t>
-      </w:r>
-      <w:r>
-        <w:rPr>
-          <w:b/>
-        </w:rPr>
-        <w:t>output</w:t>
-      </w:r>
-      <w:r>
-        <w:rPr>
-          <w:b w:val="0"/>
-        </w:rPr>
-        <w:t>.</w:t>
+        <w:t>10. Project · Keep the research evidence</w:t>
+      </w:r>
+    </w:p>
+    <w:p>
+      <w:r>
+        <w:t>Preserve the question, protocol, observations, analysis and limits.</w:t>
+      </w:r>
+    </w:p>
+    <w:p>
+      <w:pPr>
+        <w:pStyle w:val="Heading2"/>
+      </w:pPr>
+      <w:r>
+        <w:t>Complete task and evidence</w:t>
+      </w:r>
+    </w:p>
+    <w:p>
+      <w:pPr>
+        <w:pStyle w:val="ListBullet"/>
+      </w:pPr>
+      <w:r>
+        <w:t>Add a labelled effect size and practical importance evidence sheet to Reproducible AI Research Study. Show how you can explain the mechanism and terminology of effect size and practical importance. Use the supplied fictional case and keep its inputs, intermediate steps, calculation or prediction, and limitation. Connect this record to last week’s record; a matching answer without a trace is insufficient.</w:t>
       </w:r>
     </w:p>
     <w:p>
@@ -547,7 +926,7 @@
         <w:pStyle w:val="Heading3"/>
       </w:pPr>
       <w:r>
-        <w:t>My reasoning and evidence</w:t>
+        <w:t>My project change, supporting evidence and remaining limit</w:t>
       </w:r>
     </w:p>
     <w:p>
@@ -585,447 +964,20 @@
         <w:pStyle w:val="Heading1"/>
       </w:pPr>
       <w:r>
-        <w:t>06. W2 Trace the worked case</w:t>
-      </w:r>
-    </w:p>
-    <w:p>
-      <w:r>
-        <w:t>Trace the worked case. Apply the supplied Effect size and practical importance facts and keep your reasoning.</w:t>
-      </w:r>
-    </w:p>
-    <w:p>
-      <w:pPr>
-        <w:spacing w:line="336" w:lineRule="auto" w:after="180"/>
-      </w:pPr>
-      <w:r>
-        <w:rPr>
-          <w:b w:val="0"/>
-        </w:rPr>
-        <w:t>Baseline times10, 12, 8; candidate8, 9, 7 seconds. Useful mean gain requires at least 2 seconds. Show the intermediate steps and give the conclusion with its scope.</w:t>
-      </w:r>
-    </w:p>
-    <w:p>
-      <w:pPr>
-        <w:pStyle w:val="Heading3"/>
-      </w:pPr>
-      <w:r>
-        <w:t>My reasoning and evidence</w:t>
-      </w:r>
-    </w:p>
-    <w:p>
-      <w:r>
-        <w:t>________________________________________________________________</w:t>
-      </w:r>
-    </w:p>
-    <w:p>
-      <w:r>
-        <w:t>________________________________________________________________</w:t>
-      </w:r>
-    </w:p>
-    <w:p>
-      <w:r>
-        <w:t>________________________________________________________________</w:t>
-      </w:r>
-    </w:p>
-    <w:p>
-      <w:r>
-        <w:t>________________________________________________________________</w:t>
-      </w:r>
-    </w:p>
-    <w:p>
-      <w:r>
-        <w:t>________________________________________________________________</w:t>
-      </w:r>
-    </w:p>
-    <w:p>
-      <w:r>
-        <w:t>________________________________________________________________</w:t>
-      </w:r>
-    </w:p>
-    <w:p>
-      <w:r>
-        <w:t>________________________________________________________________</w:t>
-      </w:r>
-    </w:p>
-    <w:p>
-      <w:pPr>
-        <w:pStyle w:val="Heading1"/>
-      </w:pPr>
-      <w:r>
-        <w:t>07. W3 Audit the limit</w:t>
-      </w:r>
-    </w:p>
-    <w:p>
-      <w:r>
-        <w:t>Audit the limit. Apply the supplied Effect size and practical importance facts and keep your reasoning.</w:t>
-      </w:r>
-    </w:p>
-    <w:p>
-      <w:pPr>
-        <w:spacing w:line="336" w:lineRule="auto" w:after="180"/>
-      </w:pPr>
-      <w:r>
-        <w:rPr>
-          <w:b w:val="0"/>
-        </w:rPr>
-        <w:t>A report omits this qualification: A meaningful sample effect may remain statistically uncertain; statistical significance can also concern a practically tiny effect.</w:t>
-      </w:r>
-    </w:p>
-    <w:p>
-      <w:pPr>
-        <w:spacing w:line="336" w:lineRule="auto" w:after="180"/>
-      </w:pPr>
-      <w:r>
-        <w:rPr>
-          <w:b w:val="0"/>
-        </w:rPr>
-        <w:t>Explain how omitting it could change a reader's interpretation, and write an accurate replacement.</w:t>
-      </w:r>
-    </w:p>
-    <w:p>
-      <w:pPr>
-        <w:pStyle w:val="Heading3"/>
-      </w:pPr>
-      <w:r>
-        <w:t>My reasoning and evidence</w:t>
-      </w:r>
-    </w:p>
-    <w:p>
-      <w:r>
-        <w:t>________________________________________________________________</w:t>
-      </w:r>
-    </w:p>
-    <w:p>
-      <w:r>
-        <w:t>________________________________________________________________</w:t>
-      </w:r>
-    </w:p>
-    <w:p>
-      <w:r>
-        <w:t>________________________________________________________________</w:t>
-      </w:r>
-    </w:p>
-    <w:p>
-      <w:r>
-        <w:t>________________________________________________________________</w:t>
-      </w:r>
-    </w:p>
-    <w:p>
-      <w:r>
-        <w:t>________________________________________________________________</w:t>
-      </w:r>
-    </w:p>
-    <w:p>
-      <w:r>
-        <w:t>________________________________________________________________</w:t>
-      </w:r>
-    </w:p>
-    <w:p>
-      <w:pPr>
-        <w:pStyle w:val="Heading1"/>
-      </w:pPr>
-      <w:r>
-        <w:t>08. W4 Apply a new case independently</w:t>
-      </w:r>
-    </w:p>
-    <w:p>
-      <w:r>
-        <w:t>Attempt before feedback. If this repeats the selected independent case, reuse that first attempt; otherwise keep a separate record. Apply a new case independently. Apply the supplied Effect size and practical importance facts and keep your reasoning.</w:t>
-      </w:r>
-    </w:p>
-    <w:p>
-      <w:pPr>
-        <w:spacing w:line="336" w:lineRule="auto" w:after="180"/>
-      </w:pPr>
-      <w:r>
-        <w:rPr>
-          <w:b w:val="0"/>
-        </w:rPr>
-        <w:t>Baseline times are 6, 8, 10 seconds; candidate times are 5, 7, 9 seconds on the same three cases in the same order. Define each gain as baseline minus candidate. Useful mean gain must be at least 1.5 seconds. Calculate and decide.</w:t>
-      </w:r>
-    </w:p>
-    <w:p>
-      <w:pPr>
-        <w:pStyle w:val="Heading3"/>
-      </w:pPr>
-      <w:r>
-        <w:t>My reasoning and evidence</w:t>
-      </w:r>
-    </w:p>
-    <w:p>
-      <w:r>
-        <w:t>________________________________________________________________</w:t>
-      </w:r>
-    </w:p>
-    <w:p>
-      <w:r>
-        <w:t>________________________________________________________________</w:t>
-      </w:r>
-    </w:p>
-    <w:p>
-      <w:r>
-        <w:t>________________________________________________________________</w:t>
-      </w:r>
-    </w:p>
-    <w:p>
-      <w:r>
-        <w:t>________________________________________________________________</w:t>
-      </w:r>
-    </w:p>
-    <w:p>
-      <w:r>
-        <w:t>________________________________________________________________</w:t>
-      </w:r>
-    </w:p>
-    <w:p>
-      <w:r>
-        <w:t>________________________________________________________________</w:t>
-      </w:r>
-    </w:p>
-    <w:p>
-      <w:r>
-        <w:t>________________________________________________________________</w:t>
-      </w:r>
-    </w:p>
-    <w:p>
-      <w:r>
-        <w:t>________________________________________________________________</w:t>
-      </w:r>
-    </w:p>
-    <w:p>
-      <w:pPr>
-        <w:pStyle w:val="Heading1"/>
-      </w:pPr>
-      <w:r>
-        <w:t>09. W5 Design a revealing follow-up</w:t>
-      </w:r>
-    </w:p>
-    <w:p>
-      <w:r>
-        <w:t>Design a revealing follow-up. Apply the supplied Effect size and practical importance facts and keep your reasoning.</w:t>
-      </w:r>
-    </w:p>
-    <w:p>
-      <w:pPr>
-        <w:spacing w:line="336" w:lineRule="auto" w:after="180"/>
-      </w:pPr>
-      <w:r>
-        <w:rPr>
-          <w:b w:val="0"/>
-        </w:rPr>
-        <w:t>For the worked scenario, propose one additional case that could reveal a failure, describe its expected outcome before running it, and explain what would need to remain fixed for a fair comparison.</w:t>
-      </w:r>
-    </w:p>
-    <w:p>
-      <w:pPr>
-        <w:spacing w:line="336" w:lineRule="auto" w:after="180"/>
-      </w:pPr>
-      <w:r>
-        <w:rPr>
-          <w:b w:val="0"/>
-        </w:rPr>
-        <w:t>Do not reuse W4 as a new final test after receiving feedback.</w:t>
-      </w:r>
-    </w:p>
-    <w:p>
-      <w:pPr>
-        <w:pStyle w:val="Heading3"/>
-      </w:pPr>
-      <w:r>
-        <w:t>My reasoning and evidence</w:t>
-      </w:r>
-    </w:p>
-    <w:p>
-      <w:r>
-        <w:t>________________________________________________________________</w:t>
-      </w:r>
-    </w:p>
-    <w:p>
-      <w:r>
-        <w:t>________________________________________________________________</w:t>
-      </w:r>
-    </w:p>
-    <w:p>
-      <w:r>
-        <w:t>________________________________________________________________</w:t>
-      </w:r>
-    </w:p>
-    <w:p>
-      <w:r>
-        <w:t>________________________________________________________________</w:t>
-      </w:r>
-    </w:p>
-    <w:p>
-      <w:r>
-        <w:t>________________________________________________________________</w:t>
-      </w:r>
-    </w:p>
-    <w:p>
-      <w:r>
-        <w:t>________________________________________________________________</w:t>
-      </w:r>
-    </w:p>
-    <w:p>
-      <w:r>
-        <w:t>________________________________________________________________</w:t>
-      </w:r>
-    </w:p>
-    <w:p>
-      <w:pPr>
-        <w:pStyle w:val="Heading1"/>
-      </w:pPr>
-      <w:r>
-        <w:t>10. Project checkpoint and reflection</w:t>
-      </w:r>
-    </w:p>
-    <w:p>
-      <w:r>
-        <w:t>Connect Effect size and practical importance to Reproducible AI Research Study, identify a limit and choose the next useful test.</w:t>
-      </w:r>
-    </w:p>
-    <w:p>
-      <w:pPr>
-        <w:spacing w:line="336" w:lineRule="auto" w:after="180"/>
-      </w:pPr>
-      <w:r>
-        <w:rPr>
-          <w:b w:val="0"/>
-        </w:rPr>
-        <w:t xml:space="preserve">Add a labelled </w:t>
-      </w:r>
-      <w:r>
-        <w:rPr>
-          <w:b/>
-        </w:rPr>
-        <w:t>effect size</w:t>
-      </w:r>
-      <w:r>
-        <w:rPr>
-          <w:b w:val="0"/>
-        </w:rPr>
-        <w:t xml:space="preserve"> and practical importance </w:t>
-      </w:r>
-      <w:r>
-        <w:rPr>
-          <w:b/>
-        </w:rPr>
-        <w:t>evidence</w:t>
-      </w:r>
-      <w:r>
-        <w:rPr>
-          <w:b w:val="0"/>
-        </w:rPr>
-        <w:t xml:space="preserve"> sheet to Reproducible AI Research Study. Show how you can explain the </w:t>
-      </w:r>
-      <w:r>
-        <w:rPr>
-          <w:b/>
-        </w:rPr>
-        <w:t>mechanism</w:t>
-      </w:r>
-      <w:r>
-        <w:rPr>
-          <w:b w:val="0"/>
-        </w:rPr>
-        <w:t xml:space="preserve"> and terminology of </w:t>
-      </w:r>
-      <w:r>
-        <w:rPr>
-          <w:b/>
-        </w:rPr>
-        <w:t>effect size</w:t>
-      </w:r>
-      <w:r>
-        <w:rPr>
-          <w:b w:val="0"/>
-        </w:rPr>
-        <w:t xml:space="preserve"> and practical importance.</w:t>
-      </w:r>
-    </w:p>
-    <w:p>
-      <w:pPr>
-        <w:spacing w:line="336" w:lineRule="auto" w:after="180"/>
-      </w:pPr>
-      <w:r>
-        <w:rPr>
-          <w:b w:val="0"/>
-        </w:rPr>
-        <w:t xml:space="preserve">Use the supplied fictional case and keep its </w:t>
-      </w:r>
-      <w:r>
-        <w:rPr>
-          <w:b/>
-        </w:rPr>
-        <w:t>input</w:t>
-      </w:r>
-      <w:r>
-        <w:rPr>
-          <w:b w:val="0"/>
-        </w:rPr>
-        <w:t xml:space="preserve">s, intermediate steps, calculation or </w:t>
-      </w:r>
-      <w:r>
-        <w:rPr>
-          <w:b/>
-        </w:rPr>
-        <w:t>prediction</w:t>
-      </w:r>
-      <w:r>
-        <w:rPr>
-          <w:b w:val="0"/>
-        </w:rPr>
-        <w:t>, and limitation. Connect this record to last week’s record; a matching answer without a trace is insufficient.</w:t>
-      </w:r>
-    </w:p>
-    <w:p>
-      <w:pPr>
-        <w:pStyle w:val="Heading3"/>
-      </w:pPr>
-      <w:r>
-        <w:t>My project change, supporting evidence and remaining limit</w:t>
-      </w:r>
-    </w:p>
-    <w:p>
-      <w:r>
-        <w:t>________________________________________________________________</w:t>
-      </w:r>
-    </w:p>
-    <w:p>
-      <w:r>
-        <w:t>________________________________________________________________</w:t>
-      </w:r>
-    </w:p>
-    <w:p>
-      <w:r>
-        <w:t>________________________________________________________________</w:t>
-      </w:r>
-    </w:p>
-    <w:p>
-      <w:r>
-        <w:t>________________________________________________________________</w:t>
-      </w:r>
-    </w:p>
-    <w:p>
-      <w:r>
-        <w:t>________________________________________________________________</w:t>
-      </w:r>
-    </w:p>
-    <w:p>
-      <w:r>
-        <w:t>________________________________________________________________</w:t>
-      </w:r>
-    </w:p>
-    <w:p>
-      <w:pPr>
-        <w:pStyle w:val="Heading1"/>
-      </w:pPr>
-      <w:r>
-        <w:t>11. Feedback, return check and learning record</w:t>
-      </w:r>
-    </w:p>
-    <w:p>
-      <w:r>
-        <w:t>Record the first repaired step and a different case to revisit after a delay.</w:t>
+        <w:t>11. Feedback · Repair and return</w:t>
+      </w:r>
+    </w:p>
+    <w:p>
+      <w:r>
+        <w:t>Keep this task’s inputs,rule and response together.</w:t>
+      </w:r>
+    </w:p>
+    <w:p>
+      <w:pPr>
+        <w:pStyle w:val="Heading2"/>
+      </w:pPr>
+      <w:r>
+        <w:t>Complete task and evidence</w:t>
       </w:r>
     </w:p>
     <w:tbl>
@@ -1166,12 +1118,9 @@
     </w:tbl>
     <w:p>
       <w:pPr>
-        <w:spacing w:line="336" w:lineRule="auto" w:after="180"/>
-      </w:pPr>
-      <w:r>
-        <w:rPr>
-          <w:b w:val="0"/>
-        </w:rPr>
+        <w:pStyle w:val="ListBullet"/>
+      </w:pPr>
+      <w:r>
         <w:t>Revisit this idea with your teacher after a delay. Familiarity is different from explaining and using it on a changed case.</w:t>
       </w:r>
     </w:p>
@@ -1180,57 +1129,357 @@
         <w:pStyle w:val="Heading1"/>
       </w:pPr>
       <w:r>
-        <w:t>12. Pictorial case practice: Effect size and practical importance</w:t>
-      </w:r>
-    </w:p>
-    <w:p>
-      <w:r>
-        <w:t>An improvement with a practical threshold. A team compares error rates against a predeclared practical threshold. Explain the labelled step before checking the changed condition.</w:t>
-      </w:r>
-    </w:p>
-    <w:p>
-      <w:pPr>
-        <w:spacing w:line="336" w:lineRule="auto" w:after="180"/>
-      </w:pPr>
-      <w:r>
-        <w:rPr>
-          <w:b w:val="0"/>
-        </w:rPr>
-        <w:t xml:space="preserve">An improvement with a </w:t>
-      </w:r>
-      <w:r>
-        <w:rPr>
-          <w:b/>
-        </w:rPr>
-        <w:t>practical threshold</w:t>
-      </w:r>
-      <w:r>
-        <w:rPr>
-          <w:b w:val="0"/>
-        </w:rPr>
-        <w:t xml:space="preserve">. A team compares error rates against a predeclared </w:t>
-      </w:r>
-      <w:r>
-        <w:rPr>
-          <w:b/>
-        </w:rPr>
-        <w:t>practical threshold</w:t>
-      </w:r>
-      <w:r>
-        <w:rPr>
-          <w:b w:val="0"/>
-        </w:rPr>
-        <w:t>.</w:t>
-      </w:r>
-    </w:p>
-    <w:p>
-      <w:pPr>
-        <w:spacing w:line="336" w:lineRule="auto" w:after="180"/>
-      </w:pPr>
-      <w:r>
-        <w:rPr>
-          <w:b w:val="0"/>
-        </w:rPr>
+        <w:t>Reference bank and extra practice</w:t>
+      </w:r>
+    </w:p>
+    <w:p>
+      <w:pPr>
+        <w:pStyle w:val="Heading1"/>
+      </w:pPr>
+      <w:r>
+        <w:t>02. Reference · Supported W2 record</w:t>
+      </w:r>
+    </w:p>
+    <w:p>
+      <w:r>
+        <w:t>Keep this task’s inputs,rule and response together.</w:t>
+      </w:r>
+    </w:p>
+    <w:p>
+      <w:pPr>
+        <w:pStyle w:val="Heading2"/>
+      </w:pPr>
+      <w:r>
+        <w:t>Complete task and evidence</w:t>
+      </w:r>
+    </w:p>
+    <w:p>
+      <w:pPr>
+        <w:pStyle w:val="ListBullet"/>
+      </w:pPr>
+      <w:r>
+        <w:t>Use W2: Trace the worked case for Effect size and practical importance. Record the answer once; the lesson and workbook refer to the same attempt.</w:t>
+      </w:r>
+    </w:p>
+    <w:tbl>
+      <w:tblPr>
+        <w:tblStyle w:val="LightShading-Accent1"/>
+        <w:tblW w:type="auto" w:w="0"/>
+        <w:tblLook w:firstColumn="1" w:firstRow="1" w:lastColumn="0" w:lastRow="0" w:noHBand="0" w:noVBand="1" w:val="04A0"/>
+      </w:tblPr>
+      <w:tblGrid>
+        <w:gridCol w:w="2556"/>
+        <w:gridCol w:w="2556"/>
+        <w:gridCol w:w="2556"/>
+        <w:gridCol w:w="2556"/>
+      </w:tblGrid>
+      <w:tr>
+        <w:trPr>
+          <w:tblHeader/>
+        </w:trPr>
+        <w:tc>
+          <w:tcPr>
+            <w:tcW w:type="dxa" w:w="2556"/>
+          </w:tcPr>
+          <w:p>
+            <w:r>
+              <w:t>Given inputs</w:t>
+            </w:r>
+          </w:p>
+        </w:tc>
+        <w:tc>
+          <w:tcPr>
+            <w:tcW w:type="dxa" w:w="2556"/>
+          </w:tcPr>
+          <w:p>
+            <w:r>
+              <w:t>Procedure I chose</w:t>
+            </w:r>
+          </w:p>
+        </w:tc>
+        <w:tc>
+          <w:tcPr>
+            <w:tcW w:type="dxa" w:w="2556"/>
+          </w:tcPr>
+          <w:p>
+            <w:r>
+              <w:t>Middle steps</w:t>
+            </w:r>
+          </w:p>
+        </w:tc>
+        <w:tc>
+          <w:tcPr>
+            <w:tcW w:type="dxa" w:w="2556"/>
+          </w:tcPr>
+          <w:p>
+            <w:r>
+              <w:t>Result and check</w:t>
+            </w:r>
+          </w:p>
+        </w:tc>
+      </w:tr>
+      <w:tr>
+        <w:tc>
+          <w:tcPr>
+            <w:tcW w:type="dxa" w:w="2556"/>
+          </w:tcPr>
+          <w:p>
+            <w:r/>
+          </w:p>
+        </w:tc>
+        <w:tc>
+          <w:tcPr>
+            <w:tcW w:type="dxa" w:w="2556"/>
+          </w:tcPr>
+          <w:p>
+            <w:r/>
+          </w:p>
+        </w:tc>
+        <w:tc>
+          <w:tcPr>
+            <w:tcW w:type="dxa" w:w="2556"/>
+          </w:tcPr>
+          <w:p>
+            <w:r/>
+          </w:p>
+        </w:tc>
+        <w:tc>
+          <w:tcPr>
+            <w:tcW w:type="dxa" w:w="2556"/>
+          </w:tcPr>
+          <w:p>
+            <w:r/>
+          </w:p>
+        </w:tc>
+      </w:tr>
+    </w:tbl>
+    <w:p>
+      <w:pPr>
+        <w:pStyle w:val="Heading3"/>
+      </w:pPr>
+      <w:r>
+        <w:t>The step I completed without help, and the hint I needed</w:t>
+      </w:r>
+    </w:p>
+    <w:p>
+      <w:r>
+        <w:t>________________________________________________________________</w:t>
+      </w:r>
+    </w:p>
+    <w:p>
+      <w:r>
+        <w:t>________________________________________________________________</w:t>
+      </w:r>
+    </w:p>
+    <w:p>
+      <w:r>
+        <w:t>________________________________________________________________</w:t>
+      </w:r>
+    </w:p>
+    <w:p>
+      <w:pPr>
+        <w:pStyle w:val="Heading1"/>
+      </w:pPr>
+      <w:r>
+        <w:t>03. Extra practice · Individual reasoning check</w:t>
+      </w:r>
+    </w:p>
+    <w:p>
+      <w:r>
+        <w:t>Keep this task’s inputs,rule and response together.</w:t>
+      </w:r>
+    </w:p>
+    <w:p>
+      <w:pPr>
+        <w:pStyle w:val="Heading2"/>
+      </w:pPr>
+      <w:r>
+        <w:t>Complete task and evidence</w:t>
+      </w:r>
+    </w:p>
+    <w:p>
+      <w:pPr>
+        <w:pStyle w:val="ListBullet"/>
+      </w:pPr>
+      <w:r>
+        <w:t>Use the worked case for Effect size and practical importance. Proposed explanation: “The worked result establishes every future case”. Decide whether this explanation is supported. Point to the step or supplied fact that decides; explain your repair if needed.</w:t>
+      </w:r>
+    </w:p>
+    <w:p>
+      <w:pPr>
+        <w:pStyle w:val="Heading3"/>
+      </w:pPr>
+      <w:r>
+        <w:t>My explanation before partner discussion</w:t>
+      </w:r>
+    </w:p>
+    <w:p>
+      <w:r>
+        <w:t>________________________________________________________________</w:t>
+      </w:r>
+    </w:p>
+    <w:p>
+      <w:r>
+        <w:t>________________________________________________________________</w:t>
+      </w:r>
+    </w:p>
+    <w:p>
+      <w:r>
+        <w:t>________________________________________________________________</w:t>
+      </w:r>
+    </w:p>
+    <w:p>
+      <w:r>
+        <w:t>________________________________________________________________</w:t>
+      </w:r>
+    </w:p>
+    <w:p>
+      <w:pPr>
+        <w:pStyle w:val="Heading1"/>
+      </w:pPr>
+      <w:r>
+        <w:t>08. Reference · Earlier W4 response copy</w:t>
+      </w:r>
+    </w:p>
+    <w:p>
+      <w:r>
+        <w:t>Keep this task’s inputs,rule and response together.</w:t>
+      </w:r>
+    </w:p>
+    <w:p>
+      <w:pPr>
+        <w:pStyle w:val="Heading2"/>
+      </w:pPr>
+      <w:r>
+        <w:t>Complete task and evidence</w:t>
+      </w:r>
+    </w:p>
+    <w:p>
+      <w:pPr>
+        <w:pStyle w:val="ListBullet"/>
+      </w:pPr>
+      <w:r>
+        <w:t>Baseline times are 6, 8, 10 seconds; candidate times are 5, 7, 9 seconds on the same three cases in the same order. Define each gain as baseline minus candidate. Useful mean gain must be at least 1.5 seconds. Calculate and decide.</w:t>
+      </w:r>
+    </w:p>
+    <w:p>
+      <w:pPr>
+        <w:pStyle w:val="Heading3"/>
+      </w:pPr>
+      <w:r>
+        <w:t>My reasoning and evidence</w:t>
+      </w:r>
+    </w:p>
+    <w:p>
+      <w:r>
+        <w:t>________________________________________________________________</w:t>
+      </w:r>
+    </w:p>
+    <w:p>
+      <w:r>
+        <w:t>________________________________________________________________</w:t>
+      </w:r>
+    </w:p>
+    <w:p>
+      <w:r>
+        <w:t>________________________________________________________________</w:t>
+      </w:r>
+    </w:p>
+    <w:p>
+      <w:r>
+        <w:t>________________________________________________________________</w:t>
+      </w:r>
+    </w:p>
+    <w:p>
+      <w:r>
+        <w:t>________________________________________________________________</w:t>
+      </w:r>
+    </w:p>
+    <w:p>
+      <w:r>
+        <w:t>________________________________________________________________</w:t>
+      </w:r>
+    </w:p>
+    <w:p>
+      <w:r>
+        <w:t>________________________________________________________________</w:t>
+      </w:r>
+    </w:p>
+    <w:p>
+      <w:r>
+        <w:t>________________________________________________________________</w:t>
+      </w:r>
+    </w:p>
+    <w:p>
+      <w:pPr>
+        <w:pStyle w:val="Heading1"/>
+      </w:pPr>
+      <w:r>
+        <w:t>12. Extra practice · Pictured case</w:t>
+      </w:r>
+    </w:p>
+    <w:p>
+      <w:r>
+        <w:t>Keep this task’s inputs,rule and response together.</w:t>
+      </w:r>
+    </w:p>
+    <w:p>
+      <w:pPr>
+        <w:pStyle w:val="Heading2"/>
+      </w:pPr>
+      <w:r>
+        <w:t>Complete task and evidence</w:t>
+      </w:r>
+    </w:p>
+    <w:p>
+      <w:r>
+        <w:drawing>
+          <wp:inline xmlns:a="http://schemas.openxmlformats.org/drawingml/2006/main" xmlns:pic="http://schemas.openxmlformats.org/drawingml/2006/picture">
+            <wp:extent cx="4923692" cy="3200400"/>
+            <wp:docPr id="1" name="Picture 1" descr="Baseline A has twenty errors per thousand tasks. Original B has fifteen, giving five fewer errors, below a declared minimum of ten fewer. Changed B has eight, giving twelve fewer, above the minimum. Bars show absolute reductions, not uncertainty or significance."/>
+            <wp:cNvGraphicFramePr>
+              <a:graphicFrameLocks noChangeAspect="1"/>
+            </wp:cNvGraphicFramePr>
+            <a:graphic>
+              <a:graphicData uri="http://schemas.openxmlformats.org/drawingml/2006/picture">
+                <pic:pic>
+                  <pic:nvPicPr>
+                    <pic:cNvPr id="0" name="ai-7-13-practical-error-threshold.png"/>
+                    <pic:cNvPicPr/>
+                  </pic:nvPicPr>
+                  <pic:blipFill>
+                    <a:blip r:embed="rId9"/>
+                    <a:stretch>
+                      <a:fillRect/>
+                    </a:stretch>
+                  </pic:blipFill>
+                  <pic:spPr>
+                    <a:xfrm>
+                      <a:off x="0" y="0"/>
+                      <a:ext cx="4923692" cy="3200400"/>
+                    </a:xfrm>
+                    <a:prstGeom prst="rect"/>
+                  </pic:spPr>
+                </pic:pic>
+              </a:graphicData>
+            </a:graphic>
+          </wp:inline>
+        </w:drawing>
+      </w:r>
+    </w:p>
+    <w:p>
+      <w:pPr>
+        <w:pStyle w:val="ListBullet"/>
+      </w:pPr>
+      <w:r>
+        <w:t>An improvement with a practical threshold. A team compares error rates against a predeclared practical threshold.</w:t>
+      </w:r>
+    </w:p>
+    <w:p>
+      <w:pPr>
+        <w:pStyle w:val="ListBullet"/>
+      </w:pPr>
+      <w:r>
         <w:t>A makes 20 errors in 1000 tasks; B makes 15. Practical improvement requires at least 10 fewer errors per 1000.</w:t>
       </w:r>
     </w:p>
@@ -1239,7 +1488,7 @@
         <w:drawing>
           <wp:inline xmlns:a="http://schemas.openxmlformats.org/drawingml/2006/main" xmlns:pic="http://schemas.openxmlformats.org/drawingml/2006/picture">
             <wp:extent cx="5486400" cy="2641600"/>
-            <wp:docPr id="1" name="Picture 1" descr="Errors on 1000 tasks"/>
+            <wp:docPr id="2" name="Picture 2" descr="Errors on 1000 tasks"/>
             <wp:cNvGraphicFramePr>
               <a:graphicFrameLocks noChangeAspect="1"/>
             </wp:cNvGraphicFramePr>
@@ -1251,7 +1500,7 @@
                     <pic:cNvPicPr/>
                   </pic:nvPicPr>
                   <pic:blipFill>
-                    <a:blip r:embed="rId9"/>
+                    <a:blip r:embed="rId10"/>
                     <a:stretch>
                       <a:fillRect/>
                     </a:stretch>
@@ -1275,7 +1524,7 @@
         <w:drawing>
           <wp:inline xmlns:a="http://schemas.openxmlformats.org/drawingml/2006/main" xmlns:pic="http://schemas.openxmlformats.org/drawingml/2006/picture">
             <wp:extent cx="5486400" cy="5225143"/>
-            <wp:docPr id="2" name="Picture 2" descr="Effect size and practical importance. Compute rates: A is 2%; B is 1.5%.. Compute effect size: B has 5 fewer errors per 1000, a 0.5-percentage-point reduction.. Apply practical threshold: Five is less than ten, so the observed change misses this threshold."/>
+            <wp:docPr id="3" name="Picture 3" descr="Effect size and practical importance. Compute rates: A is 2%; B is 1.5%.. Compute effect size: B has 5 fewer errors per 1000, a 0.5-percentage-point reduction.. Apply practical threshold: Five is less than ten, so the observed change misses this threshold."/>
             <wp:cNvGraphicFramePr>
               <a:graphicFrameLocks noChangeAspect="1"/>
             </wp:cNvGraphicFramePr>
@@ -1287,7 +1536,7 @@
                     <pic:cNvPicPr/>
                   </pic:nvPicPr>
                   <pic:blipFill>
-                    <a:blip r:embed="rId10"/>
+                    <a:blip r:embed="rId11"/>
                     <a:stretch>
                       <a:fillRect/>
                     </a:stretch>
@@ -1308,13 +1557,9 @@
     </w:p>
     <w:p>
       <w:pPr>
-        <w:spacing w:line="336" w:lineRule="auto" w:after="180"/>
-        <w:shd w:fill="F5F1FB"/>
-      </w:pPr>
-      <w:r>
-        <w:rPr>
-          <w:b w:val="0"/>
-        </w:rPr>
+        <w:pStyle w:val="ListBullet"/>
+      </w:pPr>
+      <w:r>
         <w:t>Calculate the absolute error-rate reduction from 20/1000 to 15/1000. Does it meet the ten-fewer-errors threshold, and what changes when B has eight errors?</w:t>
       </w:r>
     </w:p>
@@ -1358,56 +1603,18 @@
     </w:p>
     <w:p>
       <w:pPr>
-        <w:pStyle w:val="Heading3"/>
-      </w:pPr>
-      <w:r>
-        <w:t>Record the help used</w:t>
-      </w:r>
-    </w:p>
-    <w:p>
-      <w:pPr>
-        <w:spacing w:line="336" w:lineRule="auto" w:after="180"/>
-        <w:shd w:fill="F1F6F8"/>
-      </w:pPr>
-      <w:r>
-        <w:rPr>
-          <w:b w:val="0"/>
-        </w:rPr>
-        <w:t xml:space="preserve">Support used: alone / hint / worked example. This record is practice </w:t>
-      </w:r>
-      <w:r>
-        <w:rPr>
-          <w:b/>
-        </w:rPr>
-        <w:t>evidence</w:t>
-      </w:r>
-      <w:r>
-        <w:rPr>
-          <w:b w:val="0"/>
-        </w:rPr>
-        <w:t>.</w:t>
-      </w:r>
-    </w:p>
-    <w:p>
-      <w:pPr>
-        <w:spacing w:line="336" w:lineRule="auto" w:after="180"/>
-      </w:pPr>
-      <w:r>
-        <w:rPr>
-          <w:b w:val="0"/>
-        </w:rPr>
-        <w:t>Project connection: For the Reproducible AI Research Study, retain an annotated worked trace and the changed-case reasoning.</w:t>
-      </w:r>
-    </w:p>
-    <w:p>
-      <w:pPr>
-        <w:spacing w:line="336" w:lineRule="auto" w:after="180"/>
-      </w:pPr>
-      <w:r>
-        <w:rPr>
-          <w:b w:val="0"/>
-        </w:rPr>
-        <w:t>Connect the claim to its records, units and assumptions so another investigator can challenge or reproduce it.</w:t>
+        <w:pStyle w:val="ListBullet"/>
+      </w:pPr>
+      <w:r>
+        <w:t>Support used: alone / hint / worked example. This record is practice evidence.</w:t>
+      </w:r>
+    </w:p>
+    <w:p>
+      <w:pPr>
+        <w:pStyle w:val="ListBullet"/>
+      </w:pPr>
+      <w:r>
+        <w:t>Project connection: For the Reproducible AI Research Study, retain an annotated worked trace and the changed-case reasoning. Connect the claim to its records, units and assumptions so another investigator can challenge or reproduce it.</w:t>
       </w:r>
     </w:p>
     <w:p>
@@ -1415,44 +1622,43 @@
         <w:pStyle w:val="Heading1"/>
       </w:pPr>
       <w:r>
-        <w:t>13. Project portfolio milestone</w:t>
-      </w:r>
-    </w:p>
-    <w:p>
-      <w:r>
-        <w:t>Keep this week’s input, deciding step, result and limit together in the Reproducible AI Research Study record.</w:t>
-      </w:r>
-    </w:p>
-    <w:p>
-      <w:pPr>
-        <w:spacing w:line="336" w:lineRule="auto" w:after="180"/>
-      </w:pPr>
-      <w:r>
-        <w:rPr>
-          <w:b w:val="0"/>
-        </w:rPr>
+        <w:t>13. Reference · Project milestone</w:t>
+      </w:r>
+    </w:p>
+    <w:p>
+      <w:r>
+        <w:t>Keep this task’s inputs,rule and response together.</w:t>
+      </w:r>
+    </w:p>
+    <w:p>
+      <w:pPr>
+        <w:pStyle w:val="Heading2"/>
+      </w:pPr>
+      <w:r>
+        <w:t>Complete task and evidence</w:t>
+      </w:r>
+    </w:p>
+    <w:p>
+      <w:pPr>
+        <w:pStyle w:val="ListBullet"/>
+      </w:pPr>
+      <w:r>
         <w:t>Project: Reproducible AI Research Study</w:t>
       </w:r>
     </w:p>
     <w:p>
       <w:pPr>
-        <w:spacing w:line="336" w:lineRule="auto" w:after="180"/>
-      </w:pPr>
-      <w:r>
-        <w:rPr>
-          <w:b w:val="0"/>
-        </w:rPr>
+        <w:pStyle w:val="ListBullet"/>
+      </w:pPr>
+      <w:r>
         <w:t>Current milestone: Test changed cases. Keep normal, boundary and failure cases; compare expected and observed results.</w:t>
       </w:r>
     </w:p>
     <w:p>
       <w:pPr>
-        <w:spacing w:line="336" w:lineRule="auto" w:after="180"/>
-      </w:pPr>
-      <w:r>
-        <w:rPr>
-          <w:b w:val="0"/>
-        </w:rPr>
+        <w:pStyle w:val="ListBullet"/>
+      </w:pPr>
+      <w:r>
         <w:t>For the Reproducible AI Research Study, retain an annotated worked trace and the changed-case reasoning. Connect the claim to its records, units and assumptions so another investigator can challenge or reproduce it.</w:t>
       </w:r>
     </w:p>
@@ -1610,12 +1816,526 @@
         <w:pStyle w:val="Heading1"/>
       </w:pPr>
       <w:r>
-        <w:t>14. Supported practice and learning evidence</w:t>
-      </w:r>
-    </w:p>
-    <w:p>
-      <w:r>
-        <w:t>Try the supported questions before comparing with hints and feedback. Record what you repaired and the evidence you retained.</w:t>
+        <w:t>14. Extra practice · Predict,check and repair</w:t>
+      </w:r>
+    </w:p>
+    <w:p>
+      <w:r>
+        <w:t>Keep supported feedback separate from the independent case.</w:t>
+      </w:r>
+    </w:p>
+    <w:p>
+      <w:pPr>
+        <w:pStyle w:val="Heading2"/>
+      </w:pPr>
+      <w:r>
+        <w:t>First supported question and optional hint</w:t>
+      </w:r>
+    </w:p>
+    <w:p>
+      <w:pPr>
+        <w:pStyle w:val="ListBullet"/>
+      </w:pPr>
+      <w:r>
+        <w:t>An improvement with a practical threshold. A team compares error rates against a predeclared practical threshold.</w:t>
+      </w:r>
+    </w:p>
+    <w:p>
+      <w:pPr>
+        <w:pStyle w:val="Heading3"/>
+      </w:pPr>
+      <w:r>
+        <w:t>Practice 1: explain the deciding evidence</w:t>
+      </w:r>
+    </w:p>
+    <w:p>
+      <w:pPr>
+        <w:pStyle w:val="ListBullet"/>
+      </w:pPr>
+      <w:r>
+        <w:t>Which labelled step matches this detail? Five is less than ten, so the observed change misses this threshold.</w:t>
+      </w:r>
+    </w:p>
+    <w:p>
+      <w:pPr>
+        <w:pStyle w:val="ListBullet"/>
+      </w:pPr>
+      <w:r>
+        <w:t>1. Apply practical threshold</w:t>
+      </w:r>
+    </w:p>
+    <w:p>
+      <w:pPr>
+        <w:pStyle w:val="ListBullet"/>
+      </w:pPr>
+      <w:r>
+        <w:t>2. Compute rates</w:t>
+      </w:r>
+    </w:p>
+    <w:p>
+      <w:pPr>
+        <w:pStyle w:val="ListBullet"/>
+      </w:pPr>
+      <w:r>
+        <w:t>3. Compute effect size</w:t>
+      </w:r>
+    </w:p>
+    <w:p>
+      <w:pPr>
+        <w:pStyle w:val="Heading3"/>
+      </w:pPr>
+      <w:r>
+        <w:t>My selected conclusion, deciding fact and explanation</w:t>
+      </w:r>
+    </w:p>
+    <w:p>
+      <w:r>
+        <w:t>________________________________________________________________</w:t>
+      </w:r>
+    </w:p>
+    <w:p>
+      <w:r>
+        <w:t>________________________________________________________________</w:t>
+      </w:r>
+    </w:p>
+    <w:p>
+      <w:r>
+        <w:t>________________________________________________________________</w:t>
+      </w:r>
+    </w:p>
+    <w:p>
+      <w:r>
+        <w:t>________________________________________________________________</w:t>
+      </w:r>
+    </w:p>
+    <w:p>
+      <w:r>
+        <w:t>________________________________________________________________</w:t>
+      </w:r>
+    </w:p>
+    <w:p>
+      <w:pPr>
+        <w:pStyle w:val="ListBullet"/>
+      </w:pPr>
+      <w:r>
+        <w:t>Hint if needed: Read the steps in the pictorial case. Match the supplied detail to the stage that performs or records it.</w:t>
+      </w:r>
+    </w:p>
+    <w:p>
+      <w:pPr>
+        <w:pStyle w:val="Heading2"/>
+      </w:pPr>
+      <w:r>
+        <w:t>Check after the first attempt · reference / check after trying</w:t>
+      </w:r>
+    </w:p>
+    <w:p>
+      <w:pPr>
+        <w:spacing w:line="336" w:lineRule="auto" w:after="180"/>
+      </w:pPr>
+      <w:r>
+        <w:rPr>
+          <w:b w:val="0"/>
+        </w:rPr>
+        <w:t xml:space="preserve">After your attempt, compare with the supported explanation: Apply </w:t>
+      </w:r>
+      <w:r>
+        <w:rPr>
+          <w:b/>
+        </w:rPr>
+        <w:t>practical threshold</w:t>
+      </w:r>
+      <w:r>
+        <w:rPr>
+          <w:b w:val="0"/>
+        </w:rPr>
+        <w:t xml:space="preserve"> Five is less than ten, so the observed change misses this threshold. </w:t>
+      </w:r>
+      <w:r>
+        <w:rPr>
+          <w:b/>
+        </w:rPr>
+        <w:t>Effect size</w:t>
+      </w:r>
+      <w:r>
+        <w:rPr>
+          <w:b w:val="0"/>
+        </w:rPr>
+        <w:t xml:space="preserve"> describes how much the outcome changes.</w:t>
+      </w:r>
+    </w:p>
+    <w:p>
+      <w:pPr>
+        <w:spacing w:line="336" w:lineRule="auto" w:after="180"/>
+      </w:pPr>
+      <w:r>
+        <w:rPr>
+          <w:b w:val="0"/>
+        </w:rPr>
+        <w:t>Practical importance depends on the real decision criterion; relative changes can sound large while absolute changes remain small.</w:t>
+      </w:r>
+    </w:p>
+    <w:p>
+      <w:pPr>
+        <w:pStyle w:val="Heading2"/>
+      </w:pPr>
+      <w:r>
+        <w:t>Changed-case question and optional hint</w:t>
+      </w:r>
+    </w:p>
+    <w:p>
+      <w:pPr>
+        <w:pStyle w:val="Heading3"/>
+      </w:pPr>
+      <w:r>
+        <w:t>Practice 2: explain the deciding evidence</w:t>
+      </w:r>
+    </w:p>
+    <w:p>
+      <w:pPr>
+        <w:pStyle w:val="ListBullet"/>
+      </w:pPr>
+      <w:r>
+        <w:t>Changed-case practice: B makes 8 errors in 1000. Which conclusion is supported by the supplied facts?</w:t>
+      </w:r>
+    </w:p>
+    <w:p>
+      <w:pPr>
+        <w:pStyle w:val="ListBullet"/>
+      </w:pPr>
+      <w:r>
+        <w:t>1. The reduction becomes 12 per 1000 and meets the stated practical threshold.</w:t>
+      </w:r>
+    </w:p>
+    <w:p>
+      <w:pPr>
+        <w:pStyle w:val="ListBullet"/>
+      </w:pPr>
+      <w:r>
+        <w:t>2. This one example guarantees correct results for every future input.</w:t>
+      </w:r>
+    </w:p>
+    <w:p>
+      <w:pPr>
+        <w:pStyle w:val="ListBullet"/>
+      </w:pPr>
+      <w:r>
+        <w:t>3. We can decide the result without examining the changed input or the procedure.</w:t>
+      </w:r>
+    </w:p>
+    <w:p>
+      <w:pPr>
+        <w:pStyle w:val="Heading3"/>
+      </w:pPr>
+      <w:r>
+        <w:t>My selected conclusion, deciding fact and explanation</w:t>
+      </w:r>
+    </w:p>
+    <w:p>
+      <w:r>
+        <w:t>________________________________________________________________</w:t>
+      </w:r>
+    </w:p>
+    <w:p>
+      <w:r>
+        <w:t>________________________________________________________________</w:t>
+      </w:r>
+    </w:p>
+    <w:p>
+      <w:r>
+        <w:t>________________________________________________________________</w:t>
+      </w:r>
+    </w:p>
+    <w:p>
+      <w:r>
+        <w:t>________________________________________________________________</w:t>
+      </w:r>
+    </w:p>
+    <w:p>
+      <w:r>
+        <w:t>________________________________________________________________</w:t>
+      </w:r>
+    </w:p>
+    <w:p>
+      <w:pPr>
+        <w:pStyle w:val="ListBullet"/>
+      </w:pPr>
+      <w:r>
+        <w:t>Hint if needed: Use the changed condition and the deciding step in the pictorial trace. The answer must say what follows from those facts.</w:t>
+      </w:r>
+    </w:p>
+    <w:p>
+      <w:pPr>
+        <w:pStyle w:val="Heading2"/>
+      </w:pPr>
+      <w:r>
+        <w:t>Check after the changed attempt · reference / check after trying</w:t>
+      </w:r>
+    </w:p>
+    <w:p>
+      <w:pPr>
+        <w:spacing w:line="336" w:lineRule="auto" w:after="180"/>
+      </w:pPr>
+      <w:r>
+        <w:rPr>
+          <w:b w:val="0"/>
+        </w:rPr>
+        <w:t xml:space="preserve">After your attempt, compare with the supported explanation: The reduction becomes 12 per 1000 and meets the stated </w:t>
+      </w:r>
+      <w:r>
+        <w:rPr>
+          <w:b/>
+        </w:rPr>
+        <w:t>practical threshold</w:t>
+      </w:r>
+      <w:r>
+        <w:rPr>
+          <w:b w:val="0"/>
+        </w:rPr>
+        <w:t>. Twenty minus eight exceeds the required ten fewer errors.</w:t>
+      </w:r>
+    </w:p>
+    <w:p>
+      <w:pPr>
+        <w:pStyle w:val="Heading2"/>
+      </w:pPr>
+      <w:r>
+        <w:t>Repair and retain the record</w:t>
+      </w:r>
+    </w:p>
+    <w:p>
+      <w:pPr>
+        <w:spacing w:line="336" w:lineRule="auto" w:after="180"/>
+      </w:pPr>
+      <w:r>
+        <w:rPr>
+          <w:b w:val="0"/>
+        </w:rPr>
+        <w:t xml:space="preserve">Review Uncertainty intervals (ai-7/12). Goal: Explain the </w:t>
+      </w:r>
+      <w:r>
+        <w:rPr>
+          <w:b/>
+        </w:rPr>
+        <w:t>mechanism</w:t>
+      </w:r>
+      <w:r>
+        <w:rPr>
+          <w:b w:val="0"/>
+        </w:rPr>
+        <w:t xml:space="preserve"> and terminology of uncertainty intervals. Short practice: Locate -0.8 and zero relative to the supplied interval [-1.4,-0.2].</w:t>
+      </w:r>
+    </w:p>
+    <w:p>
+      <w:pPr>
+        <w:spacing w:line="336" w:lineRule="auto" w:after="180"/>
+      </w:pPr>
+      <w:r>
+        <w:rPr>
+          <w:b w:val="0"/>
+        </w:rPr>
+        <w:t>Interpret the sign and confidence-method meaning, then describe what changes with interval [-1.4,0.3].. Return to this week and explain what you changed.</w:t>
+      </w:r>
+    </w:p>
+    <w:p>
+      <w:pPr>
+        <w:spacing w:line="336" w:lineRule="auto" w:after="180"/>
+      </w:pPr>
+      <w:r>
+        <w:rPr>
+          <w:b w:val="0"/>
+        </w:rPr>
+        <w:t xml:space="preserve">Review Confounders and controls (ai-7/10). Goal: Explain the </w:t>
+      </w:r>
+      <w:r>
+        <w:rPr>
+          <w:b/>
+        </w:rPr>
+        <w:t>mechanism</w:t>
+      </w:r>
+      <w:r>
+        <w:rPr>
+          <w:b w:val="0"/>
+        </w:rPr>
+        <w:t xml:space="preserve"> and terminology of confounders and controls. Short practice: Draw the four condition/background combinations.</w:t>
+      </w:r>
+    </w:p>
+    <w:p>
+      <w:pPr>
+        <w:spacing w:line="336" w:lineRule="auto" w:after="180"/>
+      </w:pPr>
+      <w:r>
+        <w:rPr>
+          <w:b w:val="0"/>
+        </w:rPr>
+        <w:t>Which variables were coupled before, and why would collecting only healthy-white and spotted-blue again leave the confounding unresolved?. Return to this week and explain what you changed.</w:t>
+      </w:r>
+    </w:p>
+    <w:p>
+      <w:pPr>
+        <w:spacing w:line="336" w:lineRule="auto" w:after="180"/>
+      </w:pPr>
+      <w:r>
+        <w:rPr>
+          <w:b w:val="0"/>
+        </w:rPr>
+        <w:t xml:space="preserve">Review Hypotheses and measurable outcomes (ai-7/7). Goal: Explain the </w:t>
+      </w:r>
+      <w:r>
+        <w:rPr>
+          <w:b/>
+        </w:rPr>
+        <w:t>mechanism</w:t>
+      </w:r>
+      <w:r>
+        <w:rPr>
+          <w:b w:val="0"/>
+        </w:rPr>
+        <w:t xml:space="preserve"> and terminology of hypotheses and measurable outcomes. Short practice: Name the predicted outcome and how unsupported is scored.</w:t>
+      </w:r>
+    </w:p>
+    <w:p>
+      <w:pPr>
+        <w:spacing w:line="336" w:lineRule="auto" w:after="180"/>
+      </w:pPr>
+      <w:r>
+        <w:rPr>
+          <w:b w:val="0"/>
+        </w:rPr>
+        <w:t>If B sounds friendlier but ties A’s unsupported count, does the recorded improvement hypothesis receive support?. Return to this week and explain what you changed.</w:t>
+      </w:r>
+    </w:p>
+    <w:p>
+      <w:pPr>
+        <w:spacing w:line="336" w:lineRule="auto" w:after="180"/>
+      </w:pPr>
+      <w:r>
+        <w:rPr>
+          <w:b w:val="0"/>
+        </w:rPr>
+        <w:t xml:space="preserve">The browser lab lets you edit the supported Python examples already included in this lesson. Predict first, run, inspect the actual </w:t>
+      </w:r>
+      <w:r>
+        <w:rPr>
+          <w:b/>
+        </w:rPr>
+        <w:t>output</w:t>
+      </w:r>
+      <w:r>
+        <w:rPr>
+          <w:b w:val="0"/>
+        </w:rPr>
+        <w:t xml:space="preserve"> or error, change one </w:t>
+      </w:r>
+      <w:r>
+        <w:rPr>
+          <w:b/>
+        </w:rPr>
+        <w:t>input</w:t>
+      </w:r>
+      <w:r>
+        <w:rPr>
+          <w:b w:val="0"/>
+        </w:rPr>
+        <w:t>, then run again.</w:t>
+      </w:r>
+    </w:p>
+    <w:p>
+      <w:pPr>
+        <w:spacing w:line="336" w:lineRule="auto" w:after="180"/>
+      </w:pPr>
+      <w:r>
+        <w:rPr>
+          <w:b w:val="0"/>
+        </w:rPr>
+        <w:t xml:space="preserve">Keep code, </w:t>
+      </w:r>
+      <w:r>
+        <w:rPr>
+          <w:b/>
+        </w:rPr>
+        <w:t>prediction</w:t>
+      </w:r>
+      <w:r>
+        <w:rPr>
+          <w:b w:val="0"/>
+        </w:rPr>
+        <w:t>s, actual results and a reasoned revision together. On paper, label your result as a trace rather than an execution.</w:t>
+      </w:r>
+    </w:p>
+    <w:p>
+      <w:pPr>
+        <w:spacing w:line="336" w:lineRule="auto" w:after="180"/>
+      </w:pPr>
+      <w:r>
+        <w:rPr>
+          <w:b w:val="0"/>
+        </w:rPr>
+        <w:t xml:space="preserve">Use Download completed work in the hosted lesson to export your answers, reflections, practice feedback and code-run </w:t>
+      </w:r>
+      <w:r>
+        <w:rPr>
+          <w:b/>
+        </w:rPr>
+        <w:t>evidence</w:t>
+      </w:r>
+      <w:r>
+        <w:rPr>
+          <w:b w:val="0"/>
+        </w:rPr>
+        <w:t>. Open the HTML copy to read or print it.</w:t>
+      </w:r>
+    </w:p>
+    <w:p>
+      <w:pPr>
+        <w:spacing w:line="336" w:lineRule="auto" w:after="180"/>
+      </w:pPr>
+      <w:r>
+        <w:rPr>
+          <w:b w:val="0"/>
+        </w:rPr>
+        <w:t>Drafts stay in this browser when storage is available; clear drafts on a shared device.</w:t>
+      </w:r>
+    </w:p>
+    <w:p>
+      <w:pPr>
+        <w:pStyle w:val="Heading3"/>
+      </w:pPr>
+      <w:r>
+        <w:t>What I repaired, the evidence I kept and the next test</w:t>
+      </w:r>
+    </w:p>
+    <w:p>
+      <w:r>
+        <w:t>________________________________________________________________</w:t>
+      </w:r>
+    </w:p>
+    <w:p>
+      <w:r>
+        <w:t>________________________________________________________________</w:t>
+      </w:r>
+    </w:p>
+    <w:p>
+      <w:r>
+        <w:t>________________________________________________________________</w:t>
+      </w:r>
+    </w:p>
+    <w:p>
+      <w:r>
+        <w:t>________________________________________________________________</w:t>
+      </w:r>
+    </w:p>
+    <w:p>
+      <w:r>
+        <w:t>________________________________________________________________</w:t>
+      </w:r>
+    </w:p>
+    <w:p>
+      <w:pPr>
+        <w:pStyle w:val="Heading2"/>
+      </w:pPr>
+      <w:r>
+        <w:t>Earlier wording, alternatives and picture transcripts · reference / check after trying</w:t>
       </w:r>
     </w:p>
     <w:p>
@@ -1631,104 +2351,10 @@
     </w:p>
     <w:p>
       <w:pPr>
-        <w:spacing w:line="336" w:lineRule="auto" w:after="180"/>
-      </w:pPr>
-      <w:r>
-        <w:rPr>
-          <w:b w:val="0"/>
-        </w:rPr>
-        <w:t xml:space="preserve">An improvement with a </w:t>
-      </w:r>
-      <w:r>
-        <w:rPr>
-          <w:b/>
-        </w:rPr>
-        <w:t>practical threshold</w:t>
-      </w:r>
-      <w:r>
-        <w:rPr>
-          <w:b w:val="0"/>
-        </w:rPr>
-        <w:t xml:space="preserve">. A team compares error rates against a predeclared </w:t>
-      </w:r>
-      <w:r>
-        <w:rPr>
-          <w:b/>
-        </w:rPr>
-        <w:t>practical threshold</w:t>
-      </w:r>
-      <w:r>
-        <w:rPr>
-          <w:b w:val="0"/>
-        </w:rPr>
-        <w:t>.</w:t>
-      </w:r>
-    </w:p>
-    <w:p>
-      <w:pPr>
         <w:pStyle w:val="Heading3"/>
       </w:pPr>
       <w:r>
-        <w:t>Practice 1: explain the deciding evidence</w:t>
-      </w:r>
-    </w:p>
-    <w:p>
-      <w:pPr>
-        <w:spacing w:line="336" w:lineRule="auto" w:after="180"/>
-      </w:pPr>
-      <w:r>
-        <w:rPr>
-          <w:b w:val="0"/>
-        </w:rPr>
-        <w:t>Which labelled step matches this detail? Five is less than ten, so the observed change misses this threshold.</w:t>
-      </w:r>
-    </w:p>
-    <w:p>
-      <w:pPr>
-        <w:spacing w:line="336" w:lineRule="auto" w:after="180"/>
-        <w:shd w:fill="F4F9FC"/>
-      </w:pPr>
-      <w:r>
-        <w:rPr>
-          <w:b w:val="0"/>
-        </w:rPr>
-        <w:t xml:space="preserve">1. Apply </w:t>
-      </w:r>
-      <w:r>
-        <w:rPr>
-          <w:b/>
-        </w:rPr>
-        <w:t>practical threshold</w:t>
-      </w:r>
-    </w:p>
-    <w:p>
-      <w:pPr>
-        <w:spacing w:line="336" w:lineRule="auto" w:after="180"/>
-        <w:shd w:fill="F4F9FC"/>
-      </w:pPr>
-      <w:r>
-        <w:rPr>
-          <w:b w:val="0"/>
-        </w:rPr>
-        <w:t>2. Compute rates</w:t>
-      </w:r>
-    </w:p>
-    <w:p>
-      <w:pPr>
-        <w:spacing w:line="336" w:lineRule="auto" w:after="180"/>
-        <w:shd w:fill="F4F9FC"/>
-      </w:pPr>
-      <w:r>
-        <w:rPr>
-          <w:b w:val="0"/>
-        </w:rPr>
-        <w:t xml:space="preserve">3. Compute </w:t>
-      </w:r>
-      <w:r>
-        <w:rPr>
-          <w:b/>
-        </w:rPr>
-        <w:t>effect size</w:t>
+        <w:t>Repair a missing building block</w:t>
       </w:r>
     </w:p>
     <w:p>
@@ -1736,32 +2362,7 @@
         <w:pStyle w:val="Heading3"/>
       </w:pPr>
       <w:r>
-        <w:t>My selected conclusion, deciding fact and explanation</w:t>
-      </w:r>
-    </w:p>
-    <w:p>
-      <w:r>
-        <w:t>________________________________________________________________</w:t>
-      </w:r>
-    </w:p>
-    <w:p>
-      <w:r>
-        <w:t>________________________________________________________________</w:t>
-      </w:r>
-    </w:p>
-    <w:p>
-      <w:r>
-        <w:t>________________________________________________________________</w:t>
-      </w:r>
-    </w:p>
-    <w:p>
-      <w:r>
-        <w:t>________________________________________________________________</w:t>
-      </w:r>
-    </w:p>
-    <w:p>
-      <w:r>
-        <w:t>________________________________________________________________</w:t>
+        <w:t>Predict, run and debug</w:t>
       </w:r>
     </w:p>
     <w:p>
@@ -1769,529 +2370,25 @@
         <w:pStyle w:val="Heading3"/>
       </w:pPr>
       <w:r>
-        <w:t>Hint · try first</w:t>
-      </w:r>
-    </w:p>
-    <w:p>
-      <w:pPr>
-        <w:spacing w:line="336" w:lineRule="auto" w:after="180"/>
-        <w:shd w:fill="F1F6F8"/>
-      </w:pPr>
-      <w:r>
-        <w:rPr>
-          <w:b w:val="0"/>
-        </w:rPr>
-        <w:t>Hint if needed: Read the steps in the pictorial case. Match the supplied detail to the stage that performs or records it.</w:t>
-      </w:r>
-    </w:p>
-    <w:p>
-      <w:pPr>
-        <w:pStyle w:val="Heading3"/>
-      </w:pPr>
-      <w:r>
-        <w:t>Feedback · compare after trying</w:t>
-      </w:r>
-    </w:p>
-    <w:p>
-      <w:pPr>
-        <w:spacing w:line="336" w:lineRule="auto" w:after="180"/>
-        <w:shd w:fill="F1F6FC"/>
-      </w:pPr>
-      <w:r>
-        <w:rPr>
-          <w:b w:val="0"/>
-        </w:rPr>
-        <w:t xml:space="preserve">After your attempt, compare with the supported explanation: Apply </w:t>
-      </w:r>
-      <w:r>
-        <w:rPr>
-          <w:b/>
-        </w:rPr>
-        <w:t>practical threshold</w:t>
-      </w:r>
-      <w:r>
-        <w:rPr>
-          <w:b w:val="0"/>
-        </w:rPr>
-        <w:t xml:space="preserve"> Five is less than ten, so the observed change misses this threshold. </w:t>
-      </w:r>
-      <w:r>
-        <w:rPr>
-          <w:b/>
-        </w:rPr>
-        <w:t>Effect size</w:t>
-      </w:r>
-      <w:r>
-        <w:rPr>
-          <w:b w:val="0"/>
-        </w:rPr>
-        <w:t xml:space="preserve"> describes how much the outcome changes.</w:t>
-      </w:r>
-    </w:p>
-    <w:p>
-      <w:pPr>
-        <w:spacing w:line="336" w:lineRule="auto" w:after="180"/>
-        <w:shd w:fill="F1F6FC"/>
-      </w:pPr>
-      <w:r>
-        <w:rPr>
-          <w:b w:val="0"/>
-        </w:rPr>
-        <w:t>Practical importance depends on the real decision criterion; relative changes can sound large while absolute changes remain small.</w:t>
-      </w:r>
-    </w:p>
-    <w:p>
-      <w:pPr>
-        <w:pStyle w:val="Heading3"/>
-      </w:pPr>
-      <w:r>
-        <w:t>Practice 2: explain the deciding evidence</w:t>
-      </w:r>
-    </w:p>
-    <w:p>
-      <w:pPr>
-        <w:pStyle w:val="Heading3"/>
-      </w:pPr>
-      <w:r>
-        <w:t>Changed case · predict first</w:t>
-      </w:r>
-    </w:p>
-    <w:p>
-      <w:pPr>
-        <w:spacing w:line="336" w:lineRule="auto" w:after="180"/>
-        <w:shd w:fill="F5F1FB"/>
-      </w:pPr>
-      <w:r>
-        <w:rPr>
-          <w:b w:val="0"/>
-        </w:rPr>
-        <w:t>Changed-case practice: B makes 8 errors in 1000. Which conclusion is supported by the supplied facts?</w:t>
-      </w:r>
-    </w:p>
-    <w:p>
-      <w:pPr>
-        <w:spacing w:line="336" w:lineRule="auto" w:after="180"/>
-        <w:shd w:fill="F4F9FC"/>
-      </w:pPr>
-      <w:r>
-        <w:rPr>
-          <w:b w:val="0"/>
-        </w:rPr>
-        <w:t xml:space="preserve">1. The reduction becomes 12 per 1000 and meets the stated </w:t>
-      </w:r>
-      <w:r>
-        <w:rPr>
-          <w:b/>
-        </w:rPr>
-        <w:t>practical threshold</w:t>
-      </w:r>
-      <w:r>
-        <w:rPr>
-          <w:b w:val="0"/>
-        </w:rPr>
-        <w:t>.</w:t>
-      </w:r>
-    </w:p>
-    <w:p>
-      <w:pPr>
-        <w:spacing w:line="336" w:lineRule="auto" w:after="180"/>
-        <w:shd w:fill="F4F9FC"/>
-      </w:pPr>
-      <w:r>
-        <w:rPr>
-          <w:b w:val="0"/>
-        </w:rPr>
-        <w:t xml:space="preserve">2. This one example guarantees correct results for every future </w:t>
-      </w:r>
-      <w:r>
-        <w:rPr>
-          <w:b/>
-        </w:rPr>
-        <w:t>input</w:t>
-      </w:r>
-      <w:r>
-        <w:rPr>
-          <w:b w:val="0"/>
-        </w:rPr>
-        <w:t>.</w:t>
-      </w:r>
-    </w:p>
-    <w:p>
-      <w:pPr>
-        <w:spacing w:line="336" w:lineRule="auto" w:after="180"/>
-        <w:shd w:fill="F4F9FC"/>
-      </w:pPr>
-      <w:r>
-        <w:rPr>
-          <w:b w:val="0"/>
-        </w:rPr>
-        <w:t xml:space="preserve">3. We can decide the result without examining the changed </w:t>
-      </w:r>
-      <w:r>
-        <w:rPr>
-          <w:b/>
-        </w:rPr>
-        <w:t>input</w:t>
-      </w:r>
-      <w:r>
-        <w:rPr>
-          <w:b w:val="0"/>
-        </w:rPr>
-        <w:t xml:space="preserve"> or the procedure.</w:t>
-      </w:r>
-    </w:p>
-    <w:p>
-      <w:pPr>
-        <w:pStyle w:val="Heading3"/>
-      </w:pPr>
-      <w:r>
-        <w:t>My selected conclusion, deciding fact and explanation</w:t>
-      </w:r>
-    </w:p>
-    <w:p>
-      <w:r>
-        <w:t>________________________________________________________________</w:t>
-      </w:r>
-    </w:p>
-    <w:p>
-      <w:r>
-        <w:t>________________________________________________________________</w:t>
-      </w:r>
-    </w:p>
-    <w:p>
-      <w:r>
-        <w:t>________________________________________________________________</w:t>
-      </w:r>
-    </w:p>
-    <w:p>
-      <w:r>
-        <w:t>________________________________________________________________</w:t>
-      </w:r>
-    </w:p>
-    <w:p>
-      <w:r>
-        <w:t>________________________________________________________________</w:t>
-      </w:r>
-    </w:p>
-    <w:p>
-      <w:pPr>
-        <w:pStyle w:val="Heading3"/>
-      </w:pPr>
-      <w:r>
-        <w:t>Hint · try first</w:t>
-      </w:r>
-    </w:p>
-    <w:p>
-      <w:pPr>
-        <w:spacing w:line="336" w:lineRule="auto" w:after="180"/>
-        <w:shd w:fill="F1F6F8"/>
-      </w:pPr>
-      <w:r>
-        <w:rPr>
-          <w:b w:val="0"/>
-        </w:rPr>
-        <w:t>Hint if needed: Use the changed condition and the deciding step in the pictorial trace. The answer must say what follows from those facts.</w:t>
-      </w:r>
-    </w:p>
-    <w:p>
-      <w:pPr>
-        <w:pStyle w:val="Heading3"/>
-      </w:pPr>
-      <w:r>
-        <w:t>Feedback · compare after trying</w:t>
-      </w:r>
-    </w:p>
-    <w:p>
-      <w:pPr>
-        <w:spacing w:line="336" w:lineRule="auto" w:after="180"/>
-        <w:shd w:fill="F1F6FC"/>
-      </w:pPr>
-      <w:r>
-        <w:rPr>
-          <w:b w:val="0"/>
-        </w:rPr>
-        <w:t xml:space="preserve">After your attempt, compare with the supported explanation: The reduction becomes 12 per 1000 and meets the stated </w:t>
-      </w:r>
-      <w:r>
-        <w:rPr>
-          <w:b/>
-        </w:rPr>
-        <w:t>practical threshold</w:t>
-      </w:r>
-      <w:r>
-        <w:rPr>
-          <w:b w:val="0"/>
-        </w:rPr>
-        <w:t>. Twenty minus eight exceeds the required ten fewer errors.</w:t>
-      </w:r>
-    </w:p>
-    <w:p>
-      <w:pPr>
-        <w:pStyle w:val="Heading3"/>
-      </w:pPr>
-      <w:r>
-        <w:t>Repair a missing building block</w:t>
-      </w:r>
-    </w:p>
-    <w:p>
-      <w:pPr>
-        <w:spacing w:line="336" w:lineRule="auto" w:after="180"/>
-      </w:pPr>
-      <w:r>
-        <w:rPr>
-          <w:b w:val="0"/>
-        </w:rPr>
-        <w:t xml:space="preserve">Review Uncertainty intervals (ai-7/12). Goal: Explain the </w:t>
-      </w:r>
-      <w:r>
-        <w:rPr>
-          <w:b/>
-        </w:rPr>
-        <w:t>mechanism</w:t>
-      </w:r>
-      <w:r>
-        <w:rPr>
-          <w:b w:val="0"/>
-        </w:rPr>
-        <w:t xml:space="preserve"> and terminology of uncertainty intervals. Short practice: Locate -0.8 and zero relative to the supplied interval [-1.4,-0.2].</w:t>
-      </w:r>
-    </w:p>
-    <w:p>
-      <w:pPr>
-        <w:spacing w:line="336" w:lineRule="auto" w:after="180"/>
-      </w:pPr>
-      <w:r>
-        <w:rPr>
-          <w:b w:val="0"/>
-        </w:rPr>
-        <w:t>Interpret the sign and confidence-method meaning, then describe what changes with interval [-1.4,0.3].. Return to this week and explain what you changed.</w:t>
-      </w:r>
-    </w:p>
-    <w:p>
-      <w:pPr>
-        <w:spacing w:line="336" w:lineRule="auto" w:after="180"/>
-      </w:pPr>
-      <w:r>
-        <w:rPr>
-          <w:b w:val="0"/>
-        </w:rPr>
-        <w:t xml:space="preserve">Review Confounders and controls (ai-7/10). Goal: Explain the </w:t>
-      </w:r>
-      <w:r>
-        <w:rPr>
-          <w:b/>
-        </w:rPr>
-        <w:t>mechanism</w:t>
-      </w:r>
-      <w:r>
-        <w:rPr>
-          <w:b w:val="0"/>
-        </w:rPr>
-        <w:t xml:space="preserve"> and terminology of confounders and controls. Short practice: Draw the four condition/background combinations.</w:t>
-      </w:r>
-    </w:p>
-    <w:p>
-      <w:pPr>
-        <w:spacing w:line="336" w:lineRule="auto" w:after="180"/>
-      </w:pPr>
-      <w:r>
-        <w:rPr>
-          <w:b w:val="0"/>
-        </w:rPr>
-        <w:t>Which variables were coupled before, and why would collecting only healthy-white and spotted-blue again leave the confounding unresolved?. Return to this week and explain what you changed.</w:t>
-      </w:r>
-    </w:p>
-    <w:p>
-      <w:pPr>
-        <w:spacing w:line="336" w:lineRule="auto" w:after="180"/>
-      </w:pPr>
-      <w:r>
-        <w:rPr>
-          <w:b w:val="0"/>
-        </w:rPr>
-        <w:t xml:space="preserve">Review Hypotheses and measurable outcomes (ai-7/7). Goal: Explain the </w:t>
-      </w:r>
-      <w:r>
-        <w:rPr>
-          <w:b/>
-        </w:rPr>
-        <w:t>mechanism</w:t>
-      </w:r>
-      <w:r>
-        <w:rPr>
-          <w:b w:val="0"/>
-        </w:rPr>
-        <w:t xml:space="preserve"> and terminology of hypotheses and measurable outcomes. Short practice: Name the predicted outcome and how unsupported is scored.</w:t>
-      </w:r>
-    </w:p>
-    <w:p>
-      <w:pPr>
-        <w:spacing w:line="336" w:lineRule="auto" w:after="180"/>
-      </w:pPr>
-      <w:r>
-        <w:rPr>
-          <w:b w:val="0"/>
-        </w:rPr>
-        <w:t>If B sounds friendlier but ties A’s unsupported count, does the recorded improvement hypothesis receive support?. Return to this week and explain what you changed.</w:t>
-      </w:r>
-    </w:p>
-    <w:p>
-      <w:pPr>
-        <w:pStyle w:val="Heading3"/>
-      </w:pPr>
-      <w:r>
-        <w:t>Predict, run and debug</w:t>
-      </w:r>
-    </w:p>
-    <w:p>
-      <w:pPr>
-        <w:spacing w:line="336" w:lineRule="auto" w:after="180"/>
-      </w:pPr>
-      <w:r>
-        <w:rPr>
-          <w:b w:val="0"/>
-        </w:rPr>
-        <w:t xml:space="preserve">The browser lab lets you edit the supported Python examples already included in this lesson. Predict first, run, inspect the actual </w:t>
-      </w:r>
-      <w:r>
-        <w:rPr>
-          <w:b/>
-        </w:rPr>
-        <w:t>output</w:t>
-      </w:r>
-      <w:r>
-        <w:rPr>
-          <w:b w:val="0"/>
-        </w:rPr>
-        <w:t xml:space="preserve"> or error, change one </w:t>
-      </w:r>
-      <w:r>
-        <w:rPr>
-          <w:b/>
-        </w:rPr>
-        <w:t>input</w:t>
-      </w:r>
-      <w:r>
-        <w:rPr>
-          <w:b w:val="0"/>
-        </w:rPr>
-        <w:t>, then run again.</w:t>
-      </w:r>
-    </w:p>
-    <w:p>
-      <w:pPr>
-        <w:spacing w:line="336" w:lineRule="auto" w:after="180"/>
-      </w:pPr>
-      <w:r>
-        <w:rPr>
-          <w:b w:val="0"/>
-        </w:rPr>
-        <w:t xml:space="preserve">Keep code, </w:t>
-      </w:r>
-      <w:r>
-        <w:rPr>
-          <w:b/>
-        </w:rPr>
-        <w:t>prediction</w:t>
-      </w:r>
-      <w:r>
-        <w:rPr>
-          <w:b w:val="0"/>
-        </w:rPr>
-        <w:t>s, actual results and a reasoned revision together. On paper, label your result as a trace rather than an execution.</w:t>
-      </w:r>
-    </w:p>
-    <w:p>
-      <w:pPr>
-        <w:pStyle w:val="Heading3"/>
-      </w:pPr>
-      <w:r>
         <w:t>Keep your completed work</w:t>
       </w:r>
     </w:p>
     <w:p>
       <w:pPr>
-        <w:spacing w:line="336" w:lineRule="auto" w:after="180"/>
-      </w:pPr>
-      <w:r>
-        <w:rPr>
-          <w:b w:val="0"/>
-        </w:rPr>
-        <w:t xml:space="preserve">Use Download completed work in the hosted lesson to export your answers, reflections, practice feedback and code-run </w:t>
-      </w:r>
-      <w:r>
-        <w:rPr>
-          <w:b/>
-        </w:rPr>
-        <w:t>evidence</w:t>
-      </w:r>
-      <w:r>
-        <w:rPr>
-          <w:b w:val="0"/>
-        </w:rPr>
-        <w:t>. Open the HTML copy to read or print it.</w:t>
-      </w:r>
-    </w:p>
-    <w:p>
-      <w:pPr>
-        <w:spacing w:line="336" w:lineRule="auto" w:after="180"/>
-      </w:pPr>
-      <w:r>
-        <w:rPr>
-          <w:b w:val="0"/>
-        </w:rPr>
-        <w:t>Drafts stay in this browser when storage is available; clear drafts on a shared device.</w:t>
-      </w:r>
-    </w:p>
-    <w:p>
-      <w:pPr>
-        <w:pStyle w:val="Heading3"/>
-      </w:pPr>
-      <w:r>
-        <w:t>What I repaired, the evidence I kept and the next test</w:t>
-      </w:r>
-    </w:p>
-    <w:p>
-      <w:r>
-        <w:t>________________________________________________________________</w:t>
-      </w:r>
-    </w:p>
-    <w:p>
-      <w:r>
-        <w:t>________________________________________________________________</w:t>
-      </w:r>
-    </w:p>
-    <w:p>
-      <w:r>
-        <w:t>________________________________________________________________</w:t>
-      </w:r>
-    </w:p>
-    <w:p>
-      <w:r>
-        <w:t>________________________________________________________________</w:t>
-      </w:r>
-    </w:p>
-    <w:p>
-      <w:r>
-        <w:t>________________________________________________________________</w:t>
-      </w:r>
-    </w:p>
-    <w:p>
-      <w:pPr>
         <w:pStyle w:val="Heading1"/>
       </w:pPr>
       <w:r>
-        <w:t>15. Visual concept journey</w:t>
-      </w:r>
-    </w:p>
-    <w:p>
-      <w:r>
-        <w:t>Explain each Effect size and practical importance picture from its labels, then record a relevant limit.</w:t>
-      </w:r>
-    </w:p>
-    <w:p>
-      <w:pPr>
-        <w:pStyle w:val="Heading3"/>
+        <w:t>15. Reference · Six-picture response sheets</w:t>
+      </w:r>
+    </w:p>
+    <w:p>
+      <w:r>
+        <w:t>Choose the picture that helps explain the current step.</w:t>
+      </w:r>
+    </w:p>
+    <w:p>
+      <w:pPr>
+        <w:pStyle w:val="Heading2"/>
       </w:pPr>
       <w:r>
         <w:t>01. Effect size and practical importance: the case</w:t>
@@ -2302,7 +2399,7 @@
         <w:drawing>
           <wp:inline xmlns:a="http://schemas.openxmlformats.org/drawingml/2006/main" xmlns:pic="http://schemas.openxmlformats.org/drawingml/2006/picture">
             <wp:extent cx="5486400" cy="2834640"/>
-            <wp:docPr id="3" name="Picture 3" descr="An improvement with a practical threshold. A team compares error rates against a predeclared practical threshold. Supplied facts: A makes 20 errors in 1000 tasks; B makes 15. Practical improvement requires at least 10 fewer errors per 1000."/>
+            <wp:docPr id="4" name="Picture 4" descr="An improvement with a practical threshold. A team compares error rates against a predeclared practical threshold. Supplied facts: A makes 20 errors in 1000 tasks; B makes 15. Practical improvement requires at least 10 fewer errors per 1000."/>
             <wp:cNvGraphicFramePr>
               <a:graphicFrameLocks noChangeAspect="1"/>
             </wp:cNvGraphicFramePr>
@@ -2314,7 +2411,7 @@
                     <pic:cNvPicPr/>
                   </pic:nvPicPr>
                   <pic:blipFill>
-                    <a:blip r:embed="rId11"/>
+                    <a:blip r:embed="rId12"/>
                     <a:stretch>
                       <a:fillRect/>
                     </a:stretch>
@@ -2382,7 +2479,6 @@
     <w:p>
       <w:pPr>
         <w:spacing w:line="336" w:lineRule="auto" w:after="180"/>
-        <w:shd w:fill="F5F1FB"/>
       </w:pPr>
       <w:r>
         <w:rPr>
@@ -2421,7 +2517,7 @@
     </w:p>
     <w:p>
       <w:pPr>
-        <w:pStyle w:val="Heading3"/>
+        <w:pStyle w:val="Heading2"/>
       </w:pPr>
       <w:r>
         <w:t>02. Follow the deciding steps</w:t>
@@ -2432,7 +2528,7 @@
         <w:drawing>
           <wp:inline xmlns:a="http://schemas.openxmlformats.org/drawingml/2006/main" xmlns:pic="http://schemas.openxmlformats.org/drawingml/2006/picture">
             <wp:extent cx="5486400" cy="3182112"/>
-            <wp:docPr id="4" name="Picture 4" descr="Compute rates: A is 2%; B is 1.5%. → Compute effect size: B has 5 fewer errors per 1000, a 0.5-percentage-point reduction. → Apply practical threshold: Five is less than ten, so the observed change misses this threshold."/>
+            <wp:docPr id="5" name="Picture 5" descr="Compute rates: A is 2%; B is 1.5%. → Compute effect size: B has 5 fewer errors per 1000, a 0.5-percentage-point reduction. → Apply practical threshold: Five is less than ten, so the observed change misses this threshold."/>
             <wp:cNvGraphicFramePr>
               <a:graphicFrameLocks noChangeAspect="1"/>
             </wp:cNvGraphicFramePr>
@@ -2444,7 +2540,7 @@
                     <pic:cNvPicPr/>
                   </pic:nvPicPr>
                   <pic:blipFill>
-                    <a:blip r:embed="rId12"/>
+                    <a:blip r:embed="rId13"/>
                     <a:stretch>
                       <a:fillRect/>
                     </a:stretch>
@@ -2501,7 +2597,6 @@
     <w:p>
       <w:pPr>
         <w:spacing w:line="336" w:lineRule="auto" w:after="180"/>
-        <w:shd w:fill="F5F1FB"/>
       </w:pPr>
       <w:r>
         <w:rPr>
@@ -2552,7 +2647,7 @@
     </w:p>
     <w:p>
       <w:pPr>
-        <w:pStyle w:val="Heading3"/>
+        <w:pStyle w:val="Heading2"/>
       </w:pPr>
       <w:r>
         <w:t>03. Errors on 1000 tasks</w:t>
@@ -2563,7 +2658,7 @@
         <w:drawing>
           <wp:inline xmlns:a="http://schemas.openxmlformats.org/drawingml/2006/main" xmlns:pic="http://schemas.openxmlformats.org/drawingml/2006/picture">
             <wp:extent cx="5486400" cy="2834640"/>
-            <wp:docPr id="5" name="Picture 5" descr="Errors on 1000 tasks. Units: errors per 1000 tasks. A: 20. B: 15."/>
+            <wp:docPr id="6" name="Picture 6" descr="Errors on 1000 tasks. Units: errors per 1000 tasks. A: 20. B: 15."/>
             <wp:cNvGraphicFramePr>
               <a:graphicFrameLocks noChangeAspect="1"/>
             </wp:cNvGraphicFramePr>
@@ -2575,7 +2670,7 @@
                     <pic:cNvPicPr/>
                   </pic:nvPicPr>
                   <pic:blipFill>
-                    <a:blip r:embed="rId13"/>
+                    <a:blip r:embed="rId14"/>
                     <a:stretch>
                       <a:fillRect/>
                     </a:stretch>
@@ -2608,7 +2703,6 @@
     <w:p>
       <w:pPr>
         <w:spacing w:line="336" w:lineRule="auto" w:after="180"/>
-        <w:shd w:fill="F5F1FB"/>
       </w:pPr>
       <w:r>
         <w:rPr>
@@ -2647,7 +2741,7 @@
     </w:p>
     <w:p>
       <w:pPr>
-        <w:pStyle w:val="Heading3"/>
+        <w:pStyle w:val="Heading2"/>
       </w:pPr>
       <w:r>
         <w:t>04. Change one thing. Trace what follows.</w:t>
@@ -2658,7 +2752,7 @@
         <w:drawing>
           <wp:inline xmlns:a="http://schemas.openxmlformats.org/drawingml/2006/main" xmlns:pic="http://schemas.openxmlformats.org/drawingml/2006/picture">
             <wp:extent cx="5486400" cy="3026664"/>
-            <wp:docPr id="6" name="Picture 6" descr="Original case: Five is less than ten, so the observed change misses this threshold. Changed condition: B makes 8 errors in 1000. Expected result: The reduction becomes 12 per 1000 and meets the stated practical threshold. Reason: Twenty minus eight exceeds the required ten fewer errors."/>
+            <wp:docPr id="7" name="Picture 7" descr="Original case: Five is less than ten, so the observed change misses this threshold. Changed condition: B makes 8 errors in 1000. Expected result: The reduction becomes 12 per 1000 and meets the stated practical threshold. Reason: Twenty minus eight exceeds the required ten fewer errors."/>
             <wp:cNvGraphicFramePr>
               <a:graphicFrameLocks noChangeAspect="1"/>
             </wp:cNvGraphicFramePr>
@@ -2670,7 +2764,7 @@
                     <pic:cNvPicPr/>
                   </pic:nvPicPr>
                   <pic:blipFill>
-                    <a:blip r:embed="rId14"/>
+                    <a:blip r:embed="rId15"/>
                     <a:stretch>
                       <a:fillRect/>
                     </a:stretch>
@@ -2726,7 +2820,6 @@
     <w:p>
       <w:pPr>
         <w:spacing w:line="336" w:lineRule="auto" w:after="180"/>
-        <w:shd w:fill="F5F1FB"/>
       </w:pPr>
       <w:r>
         <w:rPr>
@@ -2765,7 +2858,7 @@
     </w:p>
     <w:p>
       <w:pPr>
-        <w:pStyle w:val="Heading3"/>
+        <w:pStyle w:val="Heading2"/>
       </w:pPr>
       <w:r>
         <w:t>05. Connect the explanation to its limit</w:t>
@@ -2776,7 +2869,7 @@
         <w:drawing>
           <wp:inline xmlns:a="http://schemas.openxmlformats.org/drawingml/2006/main" xmlns:pic="http://schemas.openxmlformats.org/drawingml/2006/picture">
             <wp:extent cx="5486400" cy="2834640"/>
-            <wp:docPr id="7" name="Picture 7" descr="Effect size describes how much the outcome changes. Practical importance depends on the real decision criterion; relative changes can sound large while absolute changes remain small. Limit: No uncertainty or statistical significance is supplied; these counts alone cannot establish a general effect."/>
+            <wp:docPr id="8" name="Picture 8" descr="Effect size describes how much the outcome changes. Practical importance depends on the real decision criterion; relative changes can sound large while absolute changes remain small. Limit: No uncertainty or statistical significance is supplied; these counts alone cannot establish a general effect."/>
             <wp:cNvGraphicFramePr>
               <a:graphicFrameLocks noChangeAspect="1"/>
             </wp:cNvGraphicFramePr>
@@ -2788,7 +2881,7 @@
                     <pic:cNvPicPr/>
                   </pic:nvPicPr>
                   <pic:blipFill>
-                    <a:blip r:embed="rId15"/>
+                    <a:blip r:embed="rId16"/>
                     <a:stretch>
                       <a:fillRect/>
                     </a:stretch>
@@ -2838,7 +2931,6 @@
     <w:p>
       <w:pPr>
         <w:spacing w:line="336" w:lineRule="auto" w:after="180"/>
-        <w:shd w:fill="F5F1FB"/>
       </w:pPr>
       <w:r>
         <w:rPr>
@@ -2877,7 +2969,7 @@
     </w:p>
     <w:p>
       <w:pPr>
-        <w:pStyle w:val="Heading3"/>
+        <w:pStyle w:val="Heading2"/>
       </w:pPr>
       <w:r>
         <w:t>06. Make the idea visible in your project</w:t>
@@ -2888,7 +2980,7 @@
         <w:drawing>
           <wp:inline xmlns:a="http://schemas.openxmlformats.org/drawingml/2006/main" xmlns:pic="http://schemas.openxmlformats.org/drawingml/2006/picture">
             <wp:extent cx="5486400" cy="3681984"/>
-            <wp:docPr id="8" name="Picture 8" descr="For the Reproducible AI Research Study, retain an annotated worked trace and the changed-case reasoning. Connect the claim to its records, units and assumptions so another investigator can challenge or reproduce it. Draw your input, deciding step, result and limit. Supported question: Calculate the absolute error-rate reduction from 20/1000 to 15/1000. Does it meet the ten-fewer-errors threshold, and what changes when B has eight errors?"/>
+            <wp:docPr id="9" name="Picture 9" descr="For the Reproducible AI Research Study, retain an annotated worked trace and the changed-case reasoning. Connect the claim to its records, units and assumptions so another investigator can challenge or reproduce it. Draw your input, deciding step, result and limit. Supported question: Calculate the absolute error-rate reduction from 20/1000 to 15/1000. Does it meet the ten-fewer-errors threshold, and what changes when B has eight errors?"/>
             <wp:cNvGraphicFramePr>
               <a:graphicFrameLocks noChangeAspect="1"/>
             </wp:cNvGraphicFramePr>
@@ -2900,7 +2992,7 @@
                     <pic:cNvPicPr/>
                   </pic:nvPicPr>
                   <pic:blipFill>
-                    <a:blip r:embed="rId16"/>
+                    <a:blip r:embed="rId17"/>
                     <a:stretch>
                       <a:fillRect/>
                     </a:stretch>
@@ -2956,7 +3048,6 @@
     <w:p>
       <w:pPr>
         <w:spacing w:line="336" w:lineRule="auto" w:after="180"/>
-        <w:shd w:fill="F5F1FB"/>
       </w:pPr>
       <w:r>
         <w:rPr>
@@ -3003,6 +3094,62 @@
     <w:p>
       <w:r>
         <w:t>________________________________________________________________</w:t>
+      </w:r>
+    </w:p>
+    <w:p>
+      <w:pPr>
+        <w:pStyle w:val="Heading2"/>
+      </w:pPr>
+      <w:r>
+        <w:t>Earlier wording, alternatives and picture transcripts · reference / check after trying</w:t>
+      </w:r>
+    </w:p>
+    <w:p>
+      <w:pPr>
+        <w:pStyle w:val="Heading3"/>
+      </w:pPr>
+      <w:r>
+        <w:t>01. Effect size and practical importance: the case</w:t>
+      </w:r>
+    </w:p>
+    <w:p>
+      <w:pPr>
+        <w:pStyle w:val="Heading3"/>
+      </w:pPr>
+      <w:r>
+        <w:t>02. Follow the deciding steps</w:t>
+      </w:r>
+    </w:p>
+    <w:p>
+      <w:pPr>
+        <w:pStyle w:val="Heading3"/>
+      </w:pPr>
+      <w:r>
+        <w:t>03. Errors on 1000 tasks</w:t>
+      </w:r>
+    </w:p>
+    <w:p>
+      <w:pPr>
+        <w:pStyle w:val="Heading3"/>
+      </w:pPr>
+      <w:r>
+        <w:t>04. Change one thing. Trace what follows.</w:t>
+      </w:r>
+    </w:p>
+    <w:p>
+      <w:pPr>
+        <w:pStyle w:val="Heading3"/>
+      </w:pPr>
+      <w:r>
+        <w:t>05. Connect the explanation to its limit</w:t>
+      </w:r>
+    </w:p>
+    <w:p>
+      <w:pPr>
+        <w:pStyle w:val="Heading3"/>
+      </w:pPr>
+      <w:r>
+        <w:t>06. Make the idea visible in your project</w:t>
       </w:r>
     </w:p>
     <w:sectPr>
